--- a/README.md.docx
+++ b/README.md.docx
@@ -4,60 +4,12 @@
   <w:body>
     <w:p>
       <w:pPr>
-        <w:rPr>
-          <w:b/>
-          <w:bCs/>
-        </w:rPr>
-      </w:pPr>
-      <w:proofErr w:type="spellStart"/>
-      <w:r>
-        <w:rPr>
-          <w:b/>
-          <w:bCs/>
-        </w:rPr>
-        <w:t>DataZ</w:t>
-      </w:r>
-      <w:proofErr w:type="spellEnd"/>
-      <w:r>
-        <w:rPr>
-          <w:b/>
-          <w:bCs/>
-        </w:rPr>
-        <w:t xml:space="preserve"> </w:t>
-      </w:r>
-      <w:proofErr w:type="spellStart"/>
-      <w:r>
-        <w:rPr>
-          <w:b/>
-          <w:bCs/>
-        </w:rPr>
-        <w:t>Movility</w:t>
-      </w:r>
-      <w:proofErr w:type="spellEnd"/>
-      <w:r>
-        <w:rPr>
-          <w:b/>
-          <w:bCs/>
-        </w:rPr>
-        <w:t xml:space="preserve"> – Análisis del sistema Bizi Zaragoza</w:t>
-      </w:r>
-    </w:p>
-    <w:p>
-      <w:pPr>
-        <w:rPr>
-          <w:b/>
-          <w:bCs/>
-        </w:rPr>
-      </w:pPr>
-      <w:r>
-        <w:rPr>
-          <w:b/>
-          <w:bCs/>
-        </w:rPr>
-        <w:t>Descripción general</w:t>
-      </w:r>
-    </w:p>
-    <w:p>
+        <w:pStyle w:val="Ttulo"/>
+        <w:rPr>
+          <w:kern w:val="0"/>
+          <w14:ligatures w14:val="none"/>
+        </w:rPr>
+      </w:pPr>
       <w:proofErr w:type="spellStart"/>
       <w:r>
         <w:t>DataZ</w:t>
@@ -72,15 +24,52 @@
       </w:r>
       <w:proofErr w:type="spellEnd"/>
       <w:r>
-        <w:t xml:space="preserve"> es un proyecto de análisis y visualización centrado en el sistema de bicicletas públicas Bizi Zaragoza. El objetivo es evaluar el estado de las estaciones, identificar patrones de ocupación, detectar zonas críticas y proponer mejoras operativas basadas en datos. El proyecto combina Python para la exploración y limpieza del </w:t>
+        <w:t xml:space="preserve"> – Análisis del sistema Bizi Zaragoza</w:t>
+      </w:r>
+    </w:p>
+    <w:p>
+      <w:pPr>
+        <w:pStyle w:val="Subttulo"/>
+      </w:pPr>
+      <w:r>
+        <w:t>Proyecto de análisis, visualización y arquitectura de datos urbanos</w:t>
+      </w:r>
+    </w:p>
+    <w:p>
+      <w:pPr>
+        <w:pStyle w:val="Ttulo1"/>
+        <w:rPr>
+          <w:rFonts w:eastAsia="Times New Roman"/>
+        </w:rPr>
+      </w:pPr>
+      <w:r>
+        <w:rPr>
+          <w:rFonts w:eastAsia="Times New Roman"/>
+        </w:rPr>
+        <w:t>Descripción general</w:t>
+      </w:r>
+    </w:p>
+    <w:p>
+      <w:pPr>
+        <w:rPr>
+          <w:rFonts w:eastAsiaTheme="minorEastAsia"/>
+        </w:rPr>
+      </w:pPr>
+      <w:proofErr w:type="spellStart"/>
+      <w:r>
+        <w:t>DataZ</w:t>
+      </w:r>
+      <w:proofErr w:type="spellEnd"/>
+      <w:r>
+        <w:t xml:space="preserve"> </w:t>
       </w:r>
       <w:proofErr w:type="spellStart"/>
       <w:r>
-        <w:t>dataset</w:t>
+        <w:t>Movility</w:t>
       </w:r>
       <w:proofErr w:type="spellEnd"/>
       <w:r>
-        <w:t xml:space="preserve">, y Power BI para la construcción de un </w:t>
+        <w:t xml:space="preserve"> es un proyecto enfocado en el análisis de la movilidad urbana tomando como referencia el sistema de bicicletas públicas Bizi Zaragoza. El principal objetivo radica en evaluar el estado de las estaciones, identificar patrones de ocupación, localizar zonas críticas y proponer mejoras operativas basadas en datos. Para alcanzar estos fines, se combinan herramientas como Python para la exploración y limpieza de los datos, junto con Power BI para la elaboración de un </w:t>
       </w:r>
       <w:proofErr w:type="spellStart"/>
       <w:r>
@@ -88,20 +77,19 @@
       </w:r>
       <w:proofErr w:type="spellEnd"/>
       <w:r>
-        <w:t xml:space="preserve"> interactivo.</w:t>
+        <w:t xml:space="preserve"> interactivo que facilite la interpretación y toma de decisiones.</w:t>
       </w:r>
     </w:p>
     <w:p>
       <w:pPr>
-        <w:rPr>
-          <w:b/>
-          <w:bCs/>
+        <w:pStyle w:val="Ttulo2"/>
+        <w:rPr>
+          <w:rFonts w:eastAsia="Times New Roman"/>
         </w:rPr>
       </w:pPr>
       <w:r>
         <w:rPr>
-          <w:b/>
-          <w:bCs/>
+          <w:rFonts w:eastAsia="Times New Roman"/>
         </w:rPr>
         <w:t>Objetivos del proyecto</w:t>
       </w:r>
@@ -110,87 +98,134 @@
       <w:pPr>
         <w:numPr>
           <w:ilvl w:val="0"/>
-          <w:numId w:val="39"/>
+          <w:numId w:val="82"/>
         </w:numPr>
+        <w:spacing w:line="276" w:lineRule="auto"/>
+        <w:rPr>
+          <w:rFonts w:eastAsia="Times New Roman"/>
+        </w:rPr>
       </w:pPr>
       <w:r>
-        <w:t>Analizar la disponibilidad de bicicletas y anclajes en las estaciones de Bizi Zaragoza.</w:t>
+        <w:rPr>
+          <w:rFonts w:eastAsia="Times New Roman"/>
+        </w:rPr>
+        <w:t>Analizar la disponibilidad de bicicletas y anclajes en las distintas estaciones de Bizi Zaragoza.</w:t>
       </w:r>
     </w:p>
     <w:p>
       <w:pPr>
         <w:numPr>
           <w:ilvl w:val="0"/>
-          <w:numId w:val="39"/>
+          <w:numId w:val="82"/>
         </w:numPr>
+        <w:spacing w:line="276" w:lineRule="auto"/>
+        <w:rPr>
+          <w:rFonts w:eastAsia="Times New Roman"/>
+        </w:rPr>
       </w:pPr>
       <w:r>
-        <w:t>Identificar estaciones saturadas, infrautilizadas y patrones espaciales de ocupación.</w:t>
+        <w:rPr>
+          <w:rFonts w:eastAsia="Times New Roman"/>
+        </w:rPr>
+        <w:t>Identificar estaciones saturadas o infrautilizadas, así como patrones espaciales de ocupación.</w:t>
       </w:r>
     </w:p>
     <w:p>
       <w:pPr>
         <w:numPr>
           <w:ilvl w:val="0"/>
-          <w:numId w:val="39"/>
+          <w:numId w:val="82"/>
         </w:numPr>
+        <w:spacing w:line="276" w:lineRule="auto"/>
+        <w:rPr>
+          <w:rFonts w:eastAsia="Times New Roman"/>
+        </w:rPr>
       </w:pPr>
       <w:r>
-        <w:t>Clasificar las estaciones según su nivel de ocupación.</w:t>
+        <w:rPr>
+          <w:rFonts w:eastAsia="Times New Roman"/>
+        </w:rPr>
+        <w:t>Clasificar las estaciones en función de su nivel de ocupación.</w:t>
       </w:r>
     </w:p>
     <w:p>
       <w:pPr>
         <w:numPr>
           <w:ilvl w:val="0"/>
-          <w:numId w:val="39"/>
+          <w:numId w:val="82"/>
         </w:numPr>
+        <w:spacing w:line="276" w:lineRule="auto"/>
+        <w:rPr>
+          <w:rFonts w:eastAsia="Times New Roman"/>
+        </w:rPr>
       </w:pPr>
       <w:r>
+        <w:rPr>
+          <w:rFonts w:eastAsia="Times New Roman"/>
+        </w:rPr>
         <w:t xml:space="preserve">Construir un </w:t>
       </w:r>
       <w:proofErr w:type="spellStart"/>
       <w:r>
+        <w:rPr>
+          <w:rFonts w:eastAsia="Times New Roman"/>
+        </w:rPr>
         <w:t>dashboard</w:t>
       </w:r>
       <w:proofErr w:type="spellEnd"/>
       <w:r>
-        <w:t xml:space="preserve"> profesional en Power BI para facilitar la interpretación de los datos.</w:t>
+        <w:rPr>
+          <w:rFonts w:eastAsia="Times New Roman"/>
+        </w:rPr>
+        <w:t xml:space="preserve"> profesional en Power BI para facilitar el análisis visual de los datos.</w:t>
       </w:r>
     </w:p>
     <w:p>
       <w:pPr>
         <w:numPr>
           <w:ilvl w:val="0"/>
-          <w:numId w:val="39"/>
+          <w:numId w:val="82"/>
         </w:numPr>
+        <w:spacing w:line="276" w:lineRule="auto"/>
+        <w:rPr>
+          <w:rFonts w:eastAsia="Times New Roman"/>
+        </w:rPr>
       </w:pPr>
       <w:r>
-        <w:t>Proponer recomendaciones operativas basadas en los hallazgos.</w:t>
+        <w:rPr>
+          <w:rFonts w:eastAsia="Times New Roman"/>
+        </w:rPr>
+        <w:t>Documentar todo el proceso de análisis y visualización para asegurar la trazabilidad.</w:t>
       </w:r>
     </w:p>
     <w:p>
       <w:pPr>
         <w:numPr>
           <w:ilvl w:val="0"/>
-          <w:numId w:val="39"/>
+          <w:numId w:val="82"/>
         </w:numPr>
+        <w:spacing w:line="276" w:lineRule="auto"/>
+        <w:rPr>
+          <w:rFonts w:eastAsia="Times New Roman"/>
+        </w:rPr>
       </w:pPr>
       <w:r>
-        <w:t>Establecer una base para futuras ampliaciones del proyecto (predicción, automatización, datos externos).</w:t>
+        <w:rPr>
+          <w:rFonts w:eastAsia="Times New Roman"/>
+        </w:rPr>
+        <w:t>Establecer una base sólida que permita el desarrollo de fases futuras del proyecto.</w:t>
       </w:r>
     </w:p>
     <w:p>
       <w:pPr>
-        <w:rPr>
-          <w:b/>
-          <w:bCs/>
+        <w:pStyle w:val="Ttulo2"/>
+        <w:rPr>
+          <w:rFonts w:eastAsia="Times New Roman"/>
         </w:rPr>
       </w:pPr>
       <w:r>
         <w:rPr>
-          <w:b/>
-          <w:bCs/>
+          <w:rFonts w:eastAsia="Times New Roman"/>
         </w:rPr>
         <w:t>Tecnologías utilizadas</w:t>
       </w:r>
@@ -199,318 +234,844 @@
       <w:pPr>
         <w:numPr>
           <w:ilvl w:val="0"/>
-          <w:numId w:val="40"/>
+          <w:numId w:val="83"/>
         </w:numPr>
+        <w:spacing w:line="276" w:lineRule="auto"/>
+        <w:rPr>
+          <w:rFonts w:eastAsia="Times New Roman"/>
+        </w:rPr>
       </w:pPr>
       <w:r>
         <w:rPr>
-          <w:b/>
-          <w:bCs/>
-        </w:rPr>
-        <w:t>Python 3.11</w:t>
+          <w:rFonts w:eastAsia="Times New Roman"/>
+        </w:rPr>
+        <w:t xml:space="preserve">Python 3.11 (con las librerías pandas, </w:t>
       </w:r>
-    </w:p>
-    <w:p>
-      <w:pPr>
-        <w:numPr>
-          <w:ilvl w:val="1"/>
-          <w:numId w:val="40"/>
-        </w:numPr>
-      </w:pPr>
-      <w:r>
-        <w:t>pandas</w:t>
-      </w:r>
-    </w:p>
-    <w:p>
-      <w:pPr>
-        <w:numPr>
-          <w:ilvl w:val="1"/>
-          <w:numId w:val="40"/>
-        </w:numPr>
-      </w:pPr>
       <w:proofErr w:type="spellStart"/>
       <w:r>
+        <w:rPr>
+          <w:rFonts w:eastAsia="Times New Roman"/>
+        </w:rPr>
         <w:t>numpy</w:t>
       </w:r>
       <w:proofErr w:type="spellEnd"/>
-    </w:p>
-    <w:p>
-      <w:pPr>
-        <w:numPr>
-          <w:ilvl w:val="1"/>
-          <w:numId w:val="40"/>
-        </w:numPr>
-      </w:pPr>
+      <w:r>
+        <w:rPr>
+          <w:rFonts w:eastAsia="Times New Roman"/>
+        </w:rPr>
+        <w:t xml:space="preserve">, </w:t>
+      </w:r>
       <w:proofErr w:type="spellStart"/>
       <w:r>
+        <w:rPr>
+          <w:rFonts w:eastAsia="Times New Roman"/>
+        </w:rPr>
         <w:t>matplotlib</w:t>
       </w:r>
       <w:proofErr w:type="spellEnd"/>
       <w:r>
-        <w:t xml:space="preserve"> / </w:t>
+        <w:rPr>
+          <w:rFonts w:eastAsia="Times New Roman"/>
+        </w:rPr>
+        <w:t xml:space="preserve">, </w:t>
       </w:r>
       <w:proofErr w:type="spellStart"/>
       <w:r>
+        <w:rPr>
+          <w:rFonts w:eastAsia="Times New Roman"/>
+        </w:rPr>
         <w:t>seaborn</w:t>
       </w:r>
       <w:proofErr w:type="spellEnd"/>
-    </w:p>
-    <w:p>
-      <w:pPr>
-        <w:numPr>
-          <w:ilvl w:val="1"/>
-          <w:numId w:val="40"/>
-        </w:numPr>
-      </w:pPr>
+      <w:r>
+        <w:rPr>
+          <w:rFonts w:eastAsia="Times New Roman"/>
+        </w:rPr>
+        <w:t xml:space="preserve"> y </w:t>
+      </w:r>
       <w:proofErr w:type="spellStart"/>
       <w:r>
+        <w:rPr>
+          <w:rFonts w:eastAsia="Times New Roman"/>
+        </w:rPr>
         <w:t>jupyter</w:t>
       </w:r>
       <w:proofErr w:type="spellEnd"/>
-    </w:p>
-    <w:p>
-      <w:pPr>
-        <w:numPr>
-          <w:ilvl w:val="0"/>
-          <w:numId w:val="40"/>
-        </w:numPr>
-      </w:pPr>
       <w:r>
         <w:rPr>
-          <w:b/>
-          <w:bCs/>
-        </w:rPr>
-        <w:t>Power BI Desktop</w:t>
+          <w:rFonts w:eastAsia="Times New Roman"/>
+        </w:rPr>
+        <w:t>)</w:t>
       </w:r>
     </w:p>
     <w:p>
       <w:pPr>
         <w:numPr>
           <w:ilvl w:val="0"/>
-          <w:numId w:val="40"/>
+          <w:numId w:val="83"/>
         </w:numPr>
+        <w:spacing w:line="276" w:lineRule="auto"/>
+        <w:rPr>
+          <w:rFonts w:eastAsia="Times New Roman"/>
+        </w:rPr>
       </w:pPr>
       <w:r>
         <w:rPr>
-          <w:b/>
-          <w:bCs/>
-        </w:rPr>
-        <w:t>GitHub</w:t>
-      </w:r>
-      <w:r>
-        <w:t xml:space="preserve"> para control de versiones y documentación</w:t>
+          <w:rFonts w:eastAsia="Times New Roman"/>
+        </w:rPr>
+        <w:t>Power BI Desktop para la visualización de datos</w:t>
       </w:r>
     </w:p>
     <w:p>
       <w:pPr>
         <w:numPr>
           <w:ilvl w:val="0"/>
-          <w:numId w:val="40"/>
+          <w:numId w:val="83"/>
         </w:numPr>
+        <w:spacing w:line="276" w:lineRule="auto"/>
+        <w:rPr>
+          <w:rFonts w:eastAsia="Times New Roman"/>
+        </w:rPr>
       </w:pPr>
       <w:r>
         <w:rPr>
-          <w:b/>
-          <w:bCs/>
-        </w:rPr>
-        <w:t>CSV</w:t>
-      </w:r>
-      <w:r>
-        <w:t xml:space="preserve"> como formato de almacenamiento de datos procesados</w:t>
+          <w:rFonts w:eastAsia="Times New Roman"/>
+        </w:rPr>
+        <w:t>GitHub como sistema de control de versiones y repositorio</w:t>
       </w:r>
     </w:p>
     <w:p>
       <w:pPr>
-        <w:rPr>
-          <w:b/>
-          <w:bCs/>
+        <w:numPr>
+          <w:ilvl w:val="0"/>
+          <w:numId w:val="83"/>
+        </w:numPr>
+        <w:spacing w:line="276" w:lineRule="auto"/>
+        <w:rPr>
+          <w:rFonts w:eastAsia="Times New Roman"/>
         </w:rPr>
       </w:pPr>
       <w:r>
         <w:rPr>
-          <w:b/>
-          <w:bCs/>
-        </w:rPr>
+          <w:rFonts w:eastAsia="Times New Roman"/>
+        </w:rPr>
+        <w:t>Archivo CSV como formato principal de almacenamiento de los datos</w:t>
+      </w:r>
+    </w:p>
+    <w:p>
+      <w:pPr>
+        <w:pStyle w:val="Ttulo2"/>
+        <w:rPr>
+          <w:rFonts w:eastAsia="Times New Roman"/>
+        </w:rPr>
+      </w:pPr>
+      <w:r>
+        <w:rPr>
+          <w:rFonts w:eastAsia="Times New Roman"/>
+        </w:rPr>
+        <w:lastRenderedPageBreak/>
         <w:t>Estructura del repositorio</w:t>
       </w:r>
     </w:p>
     <w:p>
+      <w:pPr>
+        <w:pStyle w:val="Textosinformato"/>
+        <w:rPr>
+          <w:rFonts w:ascii="Courier New" w:hAnsi="Courier New" w:cs="Courier New"/>
+        </w:rPr>
+      </w:pPr>
       <w:r>
-        <w:t>Código</w:t>
+        <w:rPr>
+          <w:rFonts w:ascii="Courier New" w:hAnsi="Courier New" w:cs="Courier New"/>
+        </w:rPr>
+        <w:t>movilidad-zaragoza/</w:t>
       </w:r>
     </w:p>
     <w:p>
+      <w:pPr>
+        <w:pStyle w:val="Textosinformato"/>
+        <w:rPr>
+          <w:rFonts w:ascii="Courier New" w:hAnsi="Courier New" w:cs="Courier New"/>
+        </w:rPr>
+      </w:pPr>
       <w:r>
-        <w:t>/</w:t>
-      </w:r>
-      <w:proofErr w:type="spellStart"/>
-      <w:r>
-        <w:t>DataZ-Movility</w:t>
-      </w:r>
-      <w:proofErr w:type="spellEnd"/>
-    </w:p>
-    <w:p>
-      <w:r>
-        <w:lastRenderedPageBreak/>
+        <w:rPr>
+          <w:rFonts w:ascii="Courier New" w:hAnsi="Courier New" w:cs="Courier New"/>
+        </w:rPr>
         <w:t>│</w:t>
       </w:r>
     </w:p>
     <w:p>
-      <w:proofErr w:type="gramStart"/>
+      <w:pPr>
+        <w:pStyle w:val="Textosinformato"/>
+        <w:rPr>
+          <w:rFonts w:ascii="Courier New" w:hAnsi="Courier New" w:cs="Courier New"/>
+        </w:rPr>
+      </w:pPr>
       <w:r>
         <w:rPr>
-          <w:rFonts w:ascii="MS Gothic" w:eastAsia="MS Gothic" w:hAnsi="MS Gothic" w:cs="MS Gothic" w:hint="eastAsia"/>
-        </w:rPr>
-        <w:t>├</w:t>
-      </w:r>
-      <w:r>
-        <w:rPr>
-          <w:rFonts w:ascii="Aptos" w:hAnsi="Aptos" w:cs="Aptos"/>
-        </w:rPr>
-        <w:t>──</w:t>
-      </w:r>
-      <w:r>
-        <w:t xml:space="preserve"> data/                #</w:t>
-      </w:r>
-      <w:proofErr w:type="gramEnd"/>
-      <w:r>
-        <w:t xml:space="preserve"> Datos limpios utilizados por Power BI</w:t>
+          <w:rFonts w:ascii="Courier New" w:hAnsi="Courier New" w:cs="Courier New"/>
+        </w:rPr>
+        <w:t>├── data/</w:t>
       </w:r>
     </w:p>
     <w:p>
+      <w:pPr>
+        <w:pStyle w:val="Textosinformato"/>
+        <w:rPr>
+          <w:rFonts w:ascii="Courier New" w:hAnsi="Courier New" w:cs="Courier New"/>
+        </w:rPr>
+      </w:pPr>
       <w:r>
         <w:rPr>
-          <w:rFonts w:ascii="MS Gothic" w:eastAsia="MS Gothic" w:hAnsi="MS Gothic" w:cs="MS Gothic" w:hint="eastAsia"/>
-        </w:rPr>
-        <w:t>├</w:t>
-      </w:r>
-      <w:r>
-        <w:rPr>
-          <w:rFonts w:ascii="Aptos" w:hAnsi="Aptos" w:cs="Aptos"/>
-        </w:rPr>
-        <w:t>──</w:t>
-      </w:r>
-      <w:r>
-        <w:t xml:space="preserve"> notebooks/           # Exploraci</w:t>
-      </w:r>
-      <w:r>
-        <w:rPr>
-          <w:rFonts w:ascii="Aptos" w:hAnsi="Aptos" w:cs="Aptos"/>
-        </w:rPr>
-        <w:t>ó</w:t>
-      </w:r>
-      <w:r>
-        <w:t>n, limpieza y exportaci</w:t>
-      </w:r>
-      <w:r>
-        <w:rPr>
-          <w:rFonts w:ascii="Aptos" w:hAnsi="Aptos" w:cs="Aptos"/>
-        </w:rPr>
-        <w:t>ó</w:t>
-      </w:r>
-      <w:r>
-        <w:t>n</w:t>
+          <w:rFonts w:ascii="Courier New" w:hAnsi="Courier New" w:cs="Courier New"/>
+        </w:rPr>
+        <w:t>│   ├── raw/                # Datos originales descargados (sin modificar)</w:t>
       </w:r>
     </w:p>
     <w:p>
-      <w:proofErr w:type="gramStart"/>
+      <w:pPr>
+        <w:pStyle w:val="Textosinformato"/>
+        <w:rPr>
+          <w:rFonts w:ascii="Courier New" w:hAnsi="Courier New" w:cs="Courier New"/>
+        </w:rPr>
+      </w:pPr>
       <w:r>
         <w:rPr>
-          <w:rFonts w:ascii="MS Gothic" w:eastAsia="MS Gothic" w:hAnsi="MS Gothic" w:cs="MS Gothic" w:hint="eastAsia"/>
-        </w:rPr>
-        <w:t>├</w:t>
+          <w:rFonts w:ascii="Courier New" w:hAnsi="Courier New" w:cs="Courier New"/>
+        </w:rPr>
+        <w:t xml:space="preserve">│   ├── </w:t>
       </w:r>
+      <w:proofErr w:type="spellStart"/>
       <w:r>
         <w:rPr>
-          <w:rFonts w:ascii="Aptos" w:hAnsi="Aptos" w:cs="Aptos"/>
-        </w:rPr>
-        <w:t>──</w:t>
+          <w:rFonts w:ascii="Courier New" w:hAnsi="Courier New" w:cs="Courier New"/>
+        </w:rPr>
+        <w:t>processed</w:t>
       </w:r>
+      <w:proofErr w:type="spellEnd"/>
       <w:r>
-        <w:t xml:space="preserve"> scripts/             #</w:t>
-      </w:r>
-      <w:proofErr w:type="gramEnd"/>
-      <w:r>
-        <w:t xml:space="preserve"> Scripts auxiliares (si se a</w:t>
-      </w:r>
-      <w:r>
-        <w:rPr>
-          <w:rFonts w:ascii="Aptos" w:hAnsi="Aptos" w:cs="Aptos"/>
-        </w:rPr>
-        <w:t>ñ</w:t>
-      </w:r>
-      <w:r>
-        <w:t>aden)</w:t>
+        <w:rPr>
+          <w:rFonts w:ascii="Courier New" w:hAnsi="Courier New" w:cs="Courier New"/>
+        </w:rPr>
+        <w:t>/          # Datos limpios y transformados</w:t>
       </w:r>
     </w:p>
     <w:p>
+      <w:pPr>
+        <w:pStyle w:val="Textosinformato"/>
+        <w:rPr>
+          <w:rFonts w:ascii="Courier New" w:hAnsi="Courier New" w:cs="Courier New"/>
+        </w:rPr>
+      </w:pPr>
       <w:r>
         <w:rPr>
-          <w:rFonts w:ascii="MS Gothic" w:eastAsia="MS Gothic" w:hAnsi="MS Gothic" w:cs="MS Gothic" w:hint="eastAsia"/>
-        </w:rPr>
-        <w:t>├</w:t>
-      </w:r>
-      <w:r>
-        <w:rPr>
-          <w:rFonts w:ascii="Aptos" w:hAnsi="Aptos" w:cs="Aptos"/>
-        </w:rPr>
-        <w:t>──</w:t>
-      </w:r>
-      <w:r>
-        <w:t xml:space="preserve"> </w:t>
+          <w:rFonts w:ascii="Courier New" w:hAnsi="Courier New" w:cs="Courier New"/>
+        </w:rPr>
+        <w:t xml:space="preserve">│   └── </w:t>
       </w:r>
       <w:proofErr w:type="spellStart"/>
       <w:r>
+        <w:rPr>
+          <w:rFonts w:ascii="Courier New" w:hAnsi="Courier New" w:cs="Courier New"/>
+        </w:rPr>
+        <w:t>external</w:t>
+      </w:r>
+      <w:proofErr w:type="spellEnd"/>
+      <w:r>
+        <w:rPr>
+          <w:rFonts w:ascii="Courier New" w:hAnsi="Courier New" w:cs="Courier New"/>
+        </w:rPr>
+        <w:t xml:space="preserve">/           # Datos auxiliares (mapas, </w:t>
+      </w:r>
+      <w:proofErr w:type="spellStart"/>
+      <w:r>
+        <w:rPr>
+          <w:rFonts w:ascii="Courier New" w:hAnsi="Courier New" w:cs="Courier New"/>
+        </w:rPr>
+        <w:t>shapes</w:t>
+      </w:r>
+      <w:proofErr w:type="spellEnd"/>
+      <w:r>
+        <w:rPr>
+          <w:rFonts w:ascii="Courier New" w:hAnsi="Courier New" w:cs="Courier New"/>
+        </w:rPr>
+        <w:t>, etc.)</w:t>
+      </w:r>
+    </w:p>
+    <w:p>
+      <w:pPr>
+        <w:pStyle w:val="Textosinformato"/>
+        <w:rPr>
+          <w:rFonts w:ascii="Courier New" w:hAnsi="Courier New" w:cs="Courier New"/>
+        </w:rPr>
+      </w:pPr>
+      <w:r>
+        <w:rPr>
+          <w:rFonts w:ascii="Courier New" w:hAnsi="Courier New" w:cs="Courier New"/>
+        </w:rPr>
+        <w:t>│</w:t>
+      </w:r>
+    </w:p>
+    <w:p>
+      <w:pPr>
+        <w:pStyle w:val="Textosinformato"/>
+        <w:rPr>
+          <w:rFonts w:ascii="Courier New" w:hAnsi="Courier New" w:cs="Courier New"/>
+        </w:rPr>
+      </w:pPr>
+      <w:r>
+        <w:rPr>
+          <w:rFonts w:ascii="Courier New" w:hAnsi="Courier New" w:cs="Courier New"/>
+        </w:rPr>
+        <w:t>├── notebooks/</w:t>
+      </w:r>
+    </w:p>
+    <w:p>
+      <w:pPr>
+        <w:pStyle w:val="Textosinformato"/>
+        <w:rPr>
+          <w:rFonts w:ascii="Courier New" w:hAnsi="Courier New" w:cs="Courier New"/>
+        </w:rPr>
+      </w:pPr>
+      <w:r>
+        <w:rPr>
+          <w:rFonts w:ascii="Courier New" w:hAnsi="Courier New" w:cs="Courier New"/>
+        </w:rPr>
+        <w:t>│   ├── 01_exploracion.ipynb</w:t>
+      </w:r>
+    </w:p>
+    <w:p>
+      <w:pPr>
+        <w:pStyle w:val="Textosinformato"/>
+        <w:rPr>
+          <w:rFonts w:ascii="Courier New" w:hAnsi="Courier New" w:cs="Courier New"/>
+        </w:rPr>
+      </w:pPr>
+      <w:r>
+        <w:rPr>
+          <w:rFonts w:ascii="Courier New" w:hAnsi="Courier New" w:cs="Courier New"/>
+        </w:rPr>
+        <w:t>│   ├── 02_limpieza.ipynb</w:t>
+      </w:r>
+    </w:p>
+    <w:p>
+      <w:pPr>
+        <w:pStyle w:val="Textosinformato"/>
+        <w:rPr>
+          <w:rFonts w:ascii="Courier New" w:hAnsi="Courier New" w:cs="Courier New"/>
+        </w:rPr>
+      </w:pPr>
+      <w:r>
+        <w:rPr>
+          <w:rFonts w:ascii="Courier New" w:hAnsi="Courier New" w:cs="Courier New"/>
+        </w:rPr>
+        <w:t>│   ├── 03_analisis.ipynb</w:t>
+      </w:r>
+    </w:p>
+    <w:p>
+      <w:pPr>
+        <w:pStyle w:val="Textosinformato"/>
+        <w:rPr>
+          <w:rFonts w:ascii="Courier New" w:hAnsi="Courier New" w:cs="Courier New"/>
+        </w:rPr>
+      </w:pPr>
+      <w:r>
+        <w:rPr>
+          <w:rFonts w:ascii="Courier New" w:hAnsi="Courier New" w:cs="Courier New"/>
+        </w:rPr>
+        <w:t>│   └── 04_visualizaciones.ipynb</w:t>
+      </w:r>
+    </w:p>
+    <w:p>
+      <w:pPr>
+        <w:pStyle w:val="Textosinformato"/>
+        <w:rPr>
+          <w:rFonts w:ascii="Courier New" w:hAnsi="Courier New" w:cs="Courier New"/>
+        </w:rPr>
+      </w:pPr>
+      <w:r>
+        <w:rPr>
+          <w:rFonts w:ascii="Courier New" w:hAnsi="Courier New" w:cs="Courier New"/>
+        </w:rPr>
+        <w:t>│</w:t>
+      </w:r>
+    </w:p>
+    <w:p>
+      <w:pPr>
+        <w:pStyle w:val="Textosinformato"/>
+        <w:rPr>
+          <w:rFonts w:ascii="Courier New" w:hAnsi="Courier New" w:cs="Courier New"/>
+        </w:rPr>
+      </w:pPr>
+      <w:r>
+        <w:rPr>
+          <w:rFonts w:ascii="Courier New" w:hAnsi="Courier New" w:cs="Courier New"/>
+        </w:rPr>
+        <w:t xml:space="preserve">├── </w:t>
+      </w:r>
+      <w:proofErr w:type="spellStart"/>
+      <w:r>
+        <w:rPr>
+          <w:rFonts w:ascii="Courier New" w:hAnsi="Courier New" w:cs="Courier New"/>
+        </w:rPr>
+        <w:t>src</w:t>
+      </w:r>
+      <w:proofErr w:type="spellEnd"/>
+      <w:r>
+        <w:rPr>
+          <w:rFonts w:ascii="Courier New" w:hAnsi="Courier New" w:cs="Courier New"/>
+        </w:rPr>
+        <w:t>/</w:t>
+      </w:r>
+    </w:p>
+    <w:p>
+      <w:pPr>
+        <w:pStyle w:val="Textosinformato"/>
+        <w:rPr>
+          <w:rFonts w:ascii="Courier New" w:hAnsi="Courier New" w:cs="Courier New"/>
+        </w:rPr>
+      </w:pPr>
+      <w:r>
+        <w:rPr>
+          <w:rFonts w:ascii="Courier New" w:hAnsi="Courier New" w:cs="Courier New"/>
+        </w:rPr>
+        <w:t>│   ├── data_loading.py     # Funciones para cargar datos</w:t>
+      </w:r>
+    </w:p>
+    <w:p>
+      <w:pPr>
+        <w:pStyle w:val="Textosinformato"/>
+        <w:rPr>
+          <w:rFonts w:ascii="Courier New" w:hAnsi="Courier New" w:cs="Courier New"/>
+        </w:rPr>
+      </w:pPr>
+      <w:r>
+        <w:rPr>
+          <w:rFonts w:ascii="Courier New" w:hAnsi="Courier New" w:cs="Courier New"/>
+        </w:rPr>
+        <w:t>│   ├── cleaning.py         # Funciones de limpieza</w:t>
+      </w:r>
+    </w:p>
+    <w:p>
+      <w:pPr>
+        <w:pStyle w:val="Textosinformato"/>
+        <w:rPr>
+          <w:rFonts w:ascii="Courier New" w:hAnsi="Courier New" w:cs="Courier New"/>
+        </w:rPr>
+      </w:pPr>
+      <w:r>
+        <w:rPr>
+          <w:rFonts w:ascii="Courier New" w:hAnsi="Courier New" w:cs="Courier New"/>
+        </w:rPr>
+        <w:t>│   ├── analysis.py         # Funciones de análisis</w:t>
+      </w:r>
+    </w:p>
+    <w:p>
+      <w:pPr>
+        <w:pStyle w:val="Textosinformato"/>
+        <w:rPr>
+          <w:rFonts w:ascii="Courier New" w:hAnsi="Courier New" w:cs="Courier New"/>
+        </w:rPr>
+      </w:pPr>
+      <w:r>
+        <w:rPr>
+          <w:rFonts w:ascii="Courier New" w:hAnsi="Courier New" w:cs="Courier New"/>
+        </w:rPr>
+        <w:t>│   ├── visualization.py    # Funciones de gráficos</w:t>
+      </w:r>
+    </w:p>
+    <w:p>
+      <w:pPr>
+        <w:pStyle w:val="Textosinformato"/>
+        <w:rPr>
+          <w:rFonts w:ascii="Courier New" w:hAnsi="Courier New" w:cs="Courier New"/>
+        </w:rPr>
+      </w:pPr>
+      <w:r>
+        <w:rPr>
+          <w:rFonts w:ascii="Courier New" w:hAnsi="Courier New" w:cs="Courier New"/>
+        </w:rPr>
+        <w:t>│   └── utils.py            # Funciones auxiliares</w:t>
+      </w:r>
+    </w:p>
+    <w:p>
+      <w:pPr>
+        <w:pStyle w:val="Textosinformato"/>
+        <w:rPr>
+          <w:rFonts w:ascii="Courier New" w:hAnsi="Courier New" w:cs="Courier New"/>
+        </w:rPr>
+      </w:pPr>
+      <w:r>
+        <w:rPr>
+          <w:rFonts w:ascii="Courier New" w:hAnsi="Courier New" w:cs="Courier New"/>
+        </w:rPr>
+        <w:t>│</w:t>
+      </w:r>
+    </w:p>
+    <w:p>
+      <w:pPr>
+        <w:pStyle w:val="Textosinformato"/>
+        <w:rPr>
+          <w:rFonts w:ascii="Courier New" w:hAnsi="Courier New" w:cs="Courier New"/>
+        </w:rPr>
+      </w:pPr>
+      <w:r>
+        <w:rPr>
+          <w:rFonts w:ascii="Courier New" w:hAnsi="Courier New" w:cs="Courier New"/>
+        </w:rPr>
+        <w:t xml:space="preserve">├── </w:t>
+      </w:r>
+      <w:proofErr w:type="spellStart"/>
+      <w:r>
+        <w:rPr>
+          <w:rFonts w:ascii="Courier New" w:hAnsi="Courier New" w:cs="Courier New"/>
+        </w:rPr>
+        <w:t>dashboard</w:t>
+      </w:r>
+      <w:proofErr w:type="spellEnd"/>
+      <w:r>
+        <w:rPr>
+          <w:rFonts w:ascii="Courier New" w:hAnsi="Courier New" w:cs="Courier New"/>
+        </w:rPr>
+        <w:t>/</w:t>
+      </w:r>
+    </w:p>
+    <w:p>
+      <w:pPr>
+        <w:pStyle w:val="Textosinformato"/>
+        <w:rPr>
+          <w:rFonts w:ascii="Courier New" w:hAnsi="Courier New" w:cs="Courier New"/>
+        </w:rPr>
+      </w:pPr>
+      <w:r>
+        <w:rPr>
+          <w:rFonts w:ascii="Courier New" w:hAnsi="Courier New" w:cs="Courier New"/>
+        </w:rPr>
+        <w:t xml:space="preserve">│   ├── </w:t>
+      </w:r>
+      <w:proofErr w:type="spellStart"/>
+      <w:r>
+        <w:rPr>
+          <w:rFonts w:ascii="Courier New" w:hAnsi="Courier New" w:cs="Courier New"/>
+        </w:rPr>
         <w:t>powerbi</w:t>
       </w:r>
       <w:proofErr w:type="spellEnd"/>
       <w:r>
-        <w:t>/             # Archivo .</w:t>
+        <w:rPr>
+          <w:rFonts w:ascii="Courier New" w:hAnsi="Courier New" w:cs="Courier New"/>
+        </w:rPr>
+        <w:t xml:space="preserve">/            # Archivo PBIX del </w:t>
       </w:r>
       <w:proofErr w:type="spellStart"/>
       <w:r>
-        <w:t>pbix</w:t>
-      </w:r>
-      <w:proofErr w:type="spellEnd"/>
-      <w:r>
-        <w:t xml:space="preserve"> y capturas del </w:t>
-      </w:r>
-      <w:proofErr w:type="spellStart"/>
-      <w:r>
+        <w:rPr>
+          <w:rFonts w:ascii="Courier New" w:hAnsi="Courier New" w:cs="Courier New"/>
+        </w:rPr>
         <w:t>dashboard</w:t>
       </w:r>
       <w:proofErr w:type="spellEnd"/>
     </w:p>
     <w:p>
+      <w:pPr>
+        <w:pStyle w:val="Textosinformato"/>
+        <w:rPr>
+          <w:rFonts w:ascii="Courier New" w:hAnsi="Courier New" w:cs="Courier New"/>
+        </w:rPr>
+      </w:pPr>
       <w:r>
-        <w:t>└── README.md            # Documentación del proyecto</w:t>
+        <w:rPr>
+          <w:rFonts w:ascii="Courier New" w:hAnsi="Courier New" w:cs="Courier New"/>
+        </w:rPr>
+        <w:t xml:space="preserve">│   </w:t>
       </w:r>
     </w:p>
     <w:p>
       <w:pPr>
-        <w:rPr>
-          <w:b/>
-          <w:bCs/>
+        <w:pStyle w:val="Textosinformato"/>
+        <w:rPr>
+          <w:rFonts w:ascii="Courier New" w:hAnsi="Courier New" w:cs="Courier New"/>
         </w:rPr>
       </w:pPr>
       <w:r>
         <w:rPr>
-          <w:b/>
-          <w:bCs/>
-        </w:rPr>
-        <w:t xml:space="preserve">Descripción del </w:t>
+          <w:rFonts w:ascii="Courier New" w:hAnsi="Courier New" w:cs="Courier New"/>
+        </w:rPr>
+        <w:t>│</w:t>
+      </w:r>
+    </w:p>
+    <w:p>
+      <w:pPr>
+        <w:pStyle w:val="Textosinformato"/>
+        <w:rPr>
+          <w:rFonts w:ascii="Courier New" w:hAnsi="Courier New" w:cs="Courier New"/>
+        </w:rPr>
+      </w:pPr>
+      <w:r>
+        <w:rPr>
+          <w:rFonts w:ascii="Courier New" w:hAnsi="Courier New" w:cs="Courier New"/>
+        </w:rPr>
+        <w:t xml:space="preserve">├── </w:t>
       </w:r>
       <w:proofErr w:type="spellStart"/>
       <w:r>
         <w:rPr>
-          <w:b/>
-          <w:bCs/>
-        </w:rPr>
-        <w:t>dashboard</w:t>
+          <w:rFonts w:ascii="Courier New" w:hAnsi="Courier New" w:cs="Courier New"/>
+        </w:rPr>
+        <w:t>docs</w:t>
+      </w:r>
+      <w:proofErr w:type="spellEnd"/>
+      <w:r>
+        <w:rPr>
+          <w:rFonts w:ascii="Courier New" w:hAnsi="Courier New" w:cs="Courier New"/>
+        </w:rPr>
+        <w:t>/</w:t>
+      </w:r>
+    </w:p>
+    <w:p>
+      <w:pPr>
+        <w:pStyle w:val="Textosinformato"/>
+        <w:rPr>
+          <w:rFonts w:ascii="Courier New" w:hAnsi="Courier New" w:cs="Courier New"/>
+        </w:rPr>
+      </w:pPr>
+      <w:r>
+        <w:rPr>
+          <w:rFonts w:ascii="Courier New" w:hAnsi="Courier New" w:cs="Courier New"/>
+        </w:rPr>
+        <w:t>│   ├── proyecto.md         # Documento explicativo del proyecto</w:t>
+      </w:r>
+    </w:p>
+    <w:p>
+      <w:pPr>
+        <w:pStyle w:val="Textosinformato"/>
+        <w:rPr>
+          <w:rFonts w:ascii="Courier New" w:hAnsi="Courier New" w:cs="Courier New"/>
+        </w:rPr>
+      </w:pPr>
+      <w:r>
+        <w:rPr>
+          <w:rFonts w:ascii="Courier New" w:hAnsi="Courier New" w:cs="Courier New"/>
+        </w:rPr>
+        <w:t xml:space="preserve">│   ├── datasets.md         # Descripción de </w:t>
+      </w:r>
+      <w:proofErr w:type="spellStart"/>
+      <w:r>
+        <w:rPr>
+          <w:rFonts w:ascii="Courier New" w:hAnsi="Courier New" w:cs="Courier New"/>
+        </w:rPr>
+        <w:t>datasets</w:t>
+      </w:r>
+      <w:proofErr w:type="spellEnd"/>
+      <w:r>
+        <w:rPr>
+          <w:rFonts w:ascii="Courier New" w:hAnsi="Courier New" w:cs="Courier New"/>
+        </w:rPr>
+        <w:t xml:space="preserve"> utilizados</w:t>
+      </w:r>
+    </w:p>
+    <w:p>
+      <w:pPr>
+        <w:pStyle w:val="Textosinformato"/>
+        <w:rPr>
+          <w:rFonts w:ascii="Courier New" w:hAnsi="Courier New" w:cs="Courier New"/>
+        </w:rPr>
+      </w:pPr>
+      <w:r>
+        <w:rPr>
+          <w:rFonts w:ascii="Courier New" w:hAnsi="Courier New" w:cs="Courier New"/>
+        </w:rPr>
+        <w:t>│   ├── analisis.md         # Explicación del análisis realizado</w:t>
+      </w:r>
+    </w:p>
+    <w:p>
+      <w:pPr>
+        <w:pStyle w:val="Textosinformato"/>
+        <w:rPr>
+          <w:rFonts w:ascii="Courier New" w:hAnsi="Courier New" w:cs="Courier New"/>
+        </w:rPr>
+      </w:pPr>
+      <w:r>
+        <w:rPr>
+          <w:rFonts w:ascii="Courier New" w:hAnsi="Courier New" w:cs="Courier New"/>
+        </w:rPr>
+        <w:t>│   └── conclusiones.md     # Hallazgos finales</w:t>
+      </w:r>
+    </w:p>
+    <w:p>
+      <w:pPr>
+        <w:pStyle w:val="Textosinformato"/>
+        <w:rPr>
+          <w:rFonts w:ascii="Courier New" w:hAnsi="Courier New" w:cs="Courier New"/>
+        </w:rPr>
+      </w:pPr>
+      <w:r>
+        <w:rPr>
+          <w:rFonts w:ascii="Courier New" w:hAnsi="Courier New" w:cs="Courier New"/>
+        </w:rPr>
+        <w:t>│</w:t>
+      </w:r>
+    </w:p>
+    <w:p>
+      <w:pPr>
+        <w:pStyle w:val="Textosinformato"/>
+        <w:rPr>
+          <w:rFonts w:ascii="Courier New" w:hAnsi="Courier New" w:cs="Courier New"/>
+        </w:rPr>
+      </w:pPr>
+      <w:r>
+        <w:rPr>
+          <w:rFonts w:ascii="Courier New" w:hAnsi="Courier New" w:cs="Courier New"/>
+        </w:rPr>
+        <w:t>├── outputs/</w:t>
+      </w:r>
+    </w:p>
+    <w:p>
+      <w:pPr>
+        <w:pStyle w:val="Textosinformato"/>
+        <w:rPr>
+          <w:rFonts w:ascii="Courier New" w:hAnsi="Courier New" w:cs="Courier New"/>
+        </w:rPr>
+      </w:pPr>
+      <w:r>
+        <w:rPr>
+          <w:rFonts w:ascii="Courier New" w:hAnsi="Courier New" w:cs="Courier New"/>
+        </w:rPr>
+        <w:t xml:space="preserve">│   ├── </w:t>
+      </w:r>
+      <w:proofErr w:type="spellStart"/>
+      <w:r>
+        <w:rPr>
+          <w:rFonts w:ascii="Courier New" w:hAnsi="Courier New" w:cs="Courier New"/>
+        </w:rPr>
+        <w:t>graficos</w:t>
+      </w:r>
+      <w:proofErr w:type="spellEnd"/>
+      <w:r>
+        <w:rPr>
+          <w:rFonts w:ascii="Courier New" w:hAnsi="Courier New" w:cs="Courier New"/>
+        </w:rPr>
+        <w:t>/           # Gráficos exportados</w:t>
+      </w:r>
+    </w:p>
+    <w:p>
+      <w:pPr>
+        <w:pStyle w:val="Textosinformato"/>
+        <w:rPr>
+          <w:rFonts w:ascii="Courier New" w:hAnsi="Courier New" w:cs="Courier New"/>
+        </w:rPr>
+      </w:pPr>
+      <w:r>
+        <w:rPr>
+          <w:rFonts w:ascii="Courier New" w:hAnsi="Courier New" w:cs="Courier New"/>
+        </w:rPr>
+        <w:t xml:space="preserve">│   └── informes/           # Informe final en PDF o </w:t>
+      </w:r>
+      <w:proofErr w:type="spellStart"/>
+      <w:r>
+        <w:rPr>
+          <w:rFonts w:ascii="Courier New" w:hAnsi="Courier New" w:cs="Courier New"/>
+        </w:rPr>
+        <w:t>Markdown</w:t>
       </w:r>
       <w:proofErr w:type="spellEnd"/>
     </w:p>
     <w:p>
+      <w:pPr>
+        <w:pStyle w:val="Textosinformato"/>
+        <w:rPr>
+          <w:rFonts w:ascii="Courier New" w:hAnsi="Courier New" w:cs="Courier New"/>
+        </w:rPr>
+      </w:pPr>
+      <w:r>
+        <w:rPr>
+          <w:rFonts w:ascii="Courier New" w:hAnsi="Courier New" w:cs="Courier New"/>
+        </w:rPr>
+        <w:t>│</w:t>
+      </w:r>
+    </w:p>
+    <w:p>
+      <w:pPr>
+        <w:pStyle w:val="Textosinformato"/>
+        <w:rPr>
+          <w:rFonts w:ascii="Courier New" w:hAnsi="Courier New" w:cs="Courier New"/>
+        </w:rPr>
+      </w:pPr>
+      <w:r>
+        <w:rPr>
+          <w:rFonts w:ascii="Courier New" w:hAnsi="Courier New" w:cs="Courier New"/>
+        </w:rPr>
+        <w:t>├── README.md               # Presentación del proyecto</w:t>
+      </w:r>
+    </w:p>
+    <w:p>
+      <w:pPr>
+        <w:pStyle w:val="Textosinformato"/>
+        <w:rPr>
+          <w:rFonts w:ascii="Courier New" w:hAnsi="Courier New" w:cs="Courier New"/>
+        </w:rPr>
+      </w:pPr>
+      <w:r>
+        <w:rPr>
+          <w:rFonts w:ascii="Courier New" w:hAnsi="Courier New" w:cs="Courier New"/>
+        </w:rPr>
+        <w:t>└── requirements.txt        # Librerías necesarias (Python)</w:t>
+      </w:r>
+    </w:p>
+    <w:p/>
+    <w:p>
+      <w:pPr>
+        <w:pStyle w:val="Ttulo1"/>
+        <w:rPr>
+          <w:rFonts w:eastAsia="Times New Roman"/>
+        </w:rPr>
+      </w:pPr>
+    </w:p>
+    <w:p>
+      <w:pPr>
+        <w:pStyle w:val="Ttulo1"/>
+        <w:rPr>
+          <w:rFonts w:eastAsia="Times New Roman"/>
+        </w:rPr>
+      </w:pPr>
+    </w:p>
+    <w:p>
+      <w:pPr>
+        <w:pStyle w:val="Ttulo1"/>
+        <w:rPr>
+          <w:rFonts w:eastAsia="Times New Roman"/>
+        </w:rPr>
+      </w:pPr>
+      <w:proofErr w:type="spellStart"/>
+      <w:r>
+        <w:rPr>
+          <w:rFonts w:eastAsia="Times New Roman"/>
+        </w:rPr>
+        <w:t>Dashboard</w:t>
+      </w:r>
+      <w:proofErr w:type="spellEnd"/>
+    </w:p>
+    <w:p>
+      <w:pPr>
+        <w:pStyle w:val="Ttulo2"/>
+        <w:rPr>
+          <w:rFonts w:eastAsia="Times New Roman"/>
+        </w:rPr>
+      </w:pPr>
+      <w:r>
+        <w:rPr>
+          <w:rFonts w:eastAsia="Times New Roman"/>
+        </w:rPr>
+        <w:t>1. Vista general</w:t>
+      </w:r>
+    </w:p>
+    <w:p>
+      <w:pPr>
+        <w:rPr>
+          <w:rFonts w:eastAsiaTheme="minorEastAsia"/>
+        </w:rPr>
+      </w:pPr>
       <w:r>
         <w:t xml:space="preserve">El </w:t>
       </w:r>
@@ -520,312 +1081,123 @@
       </w:r>
       <w:proofErr w:type="spellEnd"/>
       <w:r>
-        <w:t xml:space="preserve"> está compuesto por cinco páginas, cada una orientada a un tipo de análisis específico:</w:t>
+        <w:t xml:space="preserve"> ofrece una visión global del sistema Bizi Zaragoza, permitiendo al usuario comprender, de un vistazo, el funcionamiento general y el estado de las estaciones.</w:t>
       </w:r>
     </w:p>
     <w:p>
       <w:pPr>
-        <w:rPr>
-          <w:b/>
-          <w:bCs/>
+        <w:pStyle w:val="Ttulo2"/>
+        <w:rPr>
+          <w:rFonts w:eastAsia="Times New Roman"/>
         </w:rPr>
       </w:pPr>
       <w:r>
         <w:rPr>
-          <w:b/>
-          <w:bCs/>
-        </w:rPr>
-        <w:t>1. Visión general</w:t>
+          <w:rFonts w:eastAsia="Times New Roman"/>
+        </w:rPr>
+        <w:t>2. Análisis global</w:t>
       </w:r>
     </w:p>
     <w:p>
       <w:pPr>
-        <w:numPr>
-          <w:ilvl w:val="0"/>
-          <w:numId w:val="41"/>
-        </w:numPr>
-      </w:pPr>
-      <w:proofErr w:type="spellStart"/>
+        <w:rPr>
+          <w:rFonts w:eastAsiaTheme="minorEastAsia"/>
+        </w:rPr>
+      </w:pPr>
       <w:r>
-        <w:t>KPIs</w:t>
-      </w:r>
-      <w:proofErr w:type="spellEnd"/>
-      <w:r>
-        <w:t xml:space="preserve"> principales del sistema</w:t>
+        <w:t>Se lleva a cabo un análisis a nivel agregado, examinando la disponibilidad de bicicletas y anclajes en toda la red, así como tendencias generales de saturación o infrautilización.</w:t>
       </w:r>
     </w:p>
     <w:p>
       <w:pPr>
-        <w:numPr>
-          <w:ilvl w:val="0"/>
-          <w:numId w:val="41"/>
-        </w:numPr>
+        <w:pStyle w:val="Ttulo2"/>
+        <w:rPr>
+          <w:rFonts w:eastAsia="Times New Roman"/>
+        </w:rPr>
       </w:pPr>
       <w:r>
-        <w:t>Disponibilidad media de bicicletas</w:t>
-      </w:r>
-    </w:p>
-    <w:p>
-      <w:pPr>
-        <w:numPr>
-          <w:ilvl w:val="0"/>
-          <w:numId w:val="41"/>
-        </w:numPr>
-      </w:pPr>
-      <w:r>
-        <w:t>Ratio medio de ocupación</w:t>
-      </w:r>
-    </w:p>
-    <w:p>
-      <w:pPr>
-        <w:numPr>
-          <w:ilvl w:val="0"/>
-          <w:numId w:val="41"/>
-        </w:numPr>
-      </w:pPr>
-      <w:r>
-        <w:t>Distribución general de estaciones</w:t>
-      </w:r>
-    </w:p>
-    <w:p>
-      <w:pPr>
-        <w:rPr>
-          <w:b/>
-          <w:bCs/>
-        </w:rPr>
-      </w:pPr>
-      <w:r>
-        <w:rPr>
-          <w:b/>
-          <w:bCs/>
-        </w:rPr>
-        <w:t>2. Rankings</w:t>
-      </w:r>
-    </w:p>
-    <w:p>
-      <w:pPr>
-        <w:numPr>
-          <w:ilvl w:val="0"/>
-          <w:numId w:val="42"/>
-        </w:numPr>
-      </w:pPr>
-      <w:r>
-        <w:t>Estaciones con mayor y menor disponibilidad</w:t>
-      </w:r>
-    </w:p>
-    <w:p>
-      <w:pPr>
-        <w:numPr>
-          <w:ilvl w:val="0"/>
-          <w:numId w:val="42"/>
-        </w:numPr>
-      </w:pPr>
-      <w:r>
-        <w:t>Estaciones con mayor y menor capacidad</w:t>
-      </w:r>
-    </w:p>
-    <w:p>
-      <w:pPr>
-        <w:numPr>
-          <w:ilvl w:val="0"/>
-          <w:numId w:val="42"/>
-        </w:numPr>
-      </w:pPr>
-      <w:r>
-        <w:t>Comparaciones rápidas entre estaciones</w:t>
-      </w:r>
-    </w:p>
-    <w:p>
-      <w:pPr>
-        <w:rPr>
-          <w:b/>
-          <w:bCs/>
-        </w:rPr>
-      </w:pPr>
-      <w:r>
-        <w:rPr>
-          <w:b/>
-          <w:bCs/>
+        <w:rPr>
+          <w:rFonts w:eastAsia="Times New Roman"/>
         </w:rPr>
         <w:t>3. Análisis por estación</w:t>
       </w:r>
     </w:p>
     <w:p>
       <w:pPr>
-        <w:numPr>
-          <w:ilvl w:val="0"/>
-          <w:numId w:val="43"/>
-        </w:numPr>
+        <w:rPr>
+          <w:rFonts w:eastAsiaTheme="minorEastAsia"/>
+        </w:rPr>
       </w:pPr>
       <w:r>
-        <w:t>Selección individual de estación</w:t>
+        <w:t>El estudio pormenorizado de cada estación permite detectar cuáles presentan saturación frecuente, cuáles están infrautilizadas y cómo varía la demanda en cada localización concreta.</w:t>
       </w:r>
     </w:p>
     <w:p>
       <w:pPr>
-        <w:numPr>
-          <w:ilvl w:val="0"/>
-          <w:numId w:val="43"/>
-        </w:numPr>
+        <w:pStyle w:val="Ttulo2"/>
+        <w:rPr>
+          <w:rFonts w:eastAsia="Times New Roman"/>
+        </w:rPr>
       </w:pPr>
       <w:r>
-        <w:t>Comparativa entre valores de la estación y la media del sistema</w:t>
-      </w:r>
-    </w:p>
-    <w:p>
-      <w:pPr>
-        <w:numPr>
-          <w:ilvl w:val="0"/>
-          <w:numId w:val="43"/>
-        </w:numPr>
-      </w:pPr>
-      <w:r>
-        <w:t>Mapa con ubicación y estado</w:t>
-      </w:r>
-    </w:p>
-    <w:p>
-      <w:pPr>
-        <w:numPr>
-          <w:ilvl w:val="0"/>
-          <w:numId w:val="43"/>
-        </w:numPr>
-      </w:pPr>
-      <w:r>
-        <w:t>Tabla detallada de todas las estaciones</w:t>
-      </w:r>
-    </w:p>
-    <w:p>
-      <w:pPr>
-        <w:rPr>
-          <w:b/>
-          <w:bCs/>
-        </w:rPr>
-      </w:pPr>
-      <w:r>
-        <w:rPr>
-          <w:b/>
-          <w:bCs/>
+        <w:rPr>
+          <w:rFonts w:eastAsia="Times New Roman"/>
         </w:rPr>
         <w:t>4. Análisis espacial</w:t>
       </w:r>
     </w:p>
     <w:p>
       <w:pPr>
-        <w:numPr>
-          <w:ilvl w:val="0"/>
-          <w:numId w:val="44"/>
-        </w:numPr>
+        <w:rPr>
+          <w:rFonts w:eastAsiaTheme="minorEastAsia"/>
+        </w:rPr>
       </w:pPr>
       <w:r>
-        <w:t>Mapa de “</w:t>
+        <w:t xml:space="preserve">El componente espacial del análisis facilita la identificación de </w:t>
       </w:r>
       <w:proofErr w:type="spellStart"/>
       <w:r>
-        <w:t>heatmap</w:t>
+        <w:t>clusters</w:t>
       </w:r>
       <w:proofErr w:type="spellEnd"/>
       <w:r>
-        <w:t xml:space="preserve"> simulado” para detectar zonas saturadas</w:t>
+        <w:t xml:space="preserve"> de saturación y zonas de baja demanda, proporcionando información clave para la redistribución de recursos y la mejora del sistema.</w:t>
       </w:r>
     </w:p>
     <w:p>
       <w:pPr>
-        <w:numPr>
-          <w:ilvl w:val="0"/>
-          <w:numId w:val="44"/>
-        </w:numPr>
+        <w:pStyle w:val="Ttulo2"/>
+        <w:rPr>
+          <w:rFonts w:eastAsia="Times New Roman"/>
+        </w:rPr>
       </w:pPr>
       <w:r>
-        <w:t>Mapa de burbujas proporcionales por capacidad</w:t>
+        <w:rPr>
+          <w:rFonts w:eastAsia="Times New Roman"/>
+        </w:rPr>
+        <w:t>5. Conclusiones</w:t>
       </w:r>
     </w:p>
     <w:p>
       <w:pPr>
-        <w:numPr>
-          <w:ilvl w:val="0"/>
-          <w:numId w:val="44"/>
-        </w:numPr>
+        <w:rPr>
+          <w:rFonts w:eastAsiaTheme="minorEastAsia"/>
+        </w:rPr>
       </w:pPr>
       <w:r>
-        <w:t>Gráfico por categorías de ocupación</w:t>
+        <w:t>El análisis de los datos permite extraer varias conclusiones relevantes para la gestión del sistema Bizi Zaragoza.</w:t>
       </w:r>
     </w:p>
     <w:p>
       <w:pPr>
-        <w:rPr>
-          <w:b/>
-          <w:bCs/>
+        <w:pStyle w:val="Ttulo3"/>
+        <w:rPr>
+          <w:rFonts w:eastAsia="Times New Roman"/>
         </w:rPr>
       </w:pPr>
       <w:r>
         <w:rPr>
-          <w:b/>
-          <w:bCs/>
-        </w:rPr>
-        <w:t>5. Conclusiones y recomendaciones</w:t>
-      </w:r>
-    </w:p>
-    <w:p>
-      <w:pPr>
-        <w:numPr>
-          <w:ilvl w:val="0"/>
-          <w:numId w:val="45"/>
-        </w:numPr>
-      </w:pPr>
-      <w:r>
-        <w:lastRenderedPageBreak/>
-        <w:t>Resumen del análisis</w:t>
-      </w:r>
-    </w:p>
-    <w:p>
-      <w:pPr>
-        <w:numPr>
-          <w:ilvl w:val="0"/>
-          <w:numId w:val="45"/>
-        </w:numPr>
-      </w:pPr>
-      <w:r>
-        <w:t>Recomendaciones operativas</w:t>
-      </w:r>
-    </w:p>
-    <w:p>
-      <w:pPr>
-        <w:numPr>
-          <w:ilvl w:val="0"/>
-          <w:numId w:val="45"/>
-        </w:numPr>
-      </w:pPr>
-      <w:r>
-        <w:t xml:space="preserve">Limitaciones del </w:t>
-      </w:r>
-      <w:proofErr w:type="spellStart"/>
-      <w:r>
-        <w:t>dataset</w:t>
-      </w:r>
-      <w:proofErr w:type="spellEnd"/>
-    </w:p>
-    <w:p>
-      <w:pPr>
-        <w:numPr>
-          <w:ilvl w:val="0"/>
-          <w:numId w:val="45"/>
-        </w:numPr>
-      </w:pPr>
-      <w:r>
-        <w:t>Próximos pasos del proyecto</w:t>
-      </w:r>
-    </w:p>
-    <w:p>
-      <w:pPr>
-        <w:rPr>
-          <w:b/>
-          <w:bCs/>
-        </w:rPr>
-      </w:pPr>
-      <w:r>
-        <w:rPr>
-          <w:b/>
-          <w:bCs/>
+          <w:rFonts w:eastAsia="Times New Roman"/>
         </w:rPr>
         <w:t>Principales conclusiones</w:t>
       </w:r>
@@ -834,57 +1206,85 @@
       <w:pPr>
         <w:numPr>
           <w:ilvl w:val="0"/>
-          <w:numId w:val="46"/>
+          <w:numId w:val="84"/>
         </w:numPr>
+        <w:spacing w:line="276" w:lineRule="auto"/>
+        <w:rPr>
+          <w:rFonts w:eastAsia="Times New Roman"/>
+        </w:rPr>
       </w:pPr>
       <w:r>
-        <w:t>La disponibilidad media de bicicletas por estación es reducida, lo que indica un sistema ajustado en recursos.</w:t>
+        <w:rPr>
+          <w:rFonts w:eastAsia="Times New Roman"/>
+        </w:rPr>
+        <w:t>La disponibilidad media de bicicletas por estación es baja, lo que evidencia un sistema ajustado en recursos.</w:t>
       </w:r>
     </w:p>
     <w:p>
       <w:pPr>
         <w:numPr>
           <w:ilvl w:val="0"/>
-          <w:numId w:val="46"/>
+          <w:numId w:val="84"/>
         </w:numPr>
+        <w:spacing w:line="276" w:lineRule="auto"/>
+        <w:rPr>
+          <w:rFonts w:eastAsia="Times New Roman"/>
+        </w:rPr>
       </w:pPr>
       <w:r>
-        <w:t>Las estaciones del centro presentan mayor saturación, mientras que zonas periféricas muestran infrautilización.</w:t>
+        <w:rPr>
+          <w:rFonts w:eastAsia="Times New Roman"/>
+        </w:rPr>
+        <w:t>Las estaciones situadas en el centro de la ciudad tienden a estar más saturadas, mientras que las de zonas periféricas muestran una utilización muy inferior.</w:t>
       </w:r>
     </w:p>
     <w:p>
       <w:pPr>
         <w:numPr>
           <w:ilvl w:val="0"/>
-          <w:numId w:val="46"/>
+          <w:numId w:val="84"/>
         </w:numPr>
+        <w:spacing w:line="276" w:lineRule="auto"/>
+        <w:rPr>
+          <w:rFonts w:eastAsia="Times New Roman"/>
+        </w:rPr>
       </w:pPr>
       <w:r>
-        <w:t>La capacidad instalada no siempre coincide con la demanda real: existen estaciones pequeñas saturadas y estaciones grandes con baja ocupación.</w:t>
+        <w:rPr>
+          <w:rFonts w:eastAsia="Times New Roman"/>
+        </w:rPr>
+        <w:t>La capacidad instalada en las estaciones no siempre responde a la demanda real de los usuarios.</w:t>
       </w:r>
     </w:p>
     <w:p>
       <w:pPr>
         <w:numPr>
           <w:ilvl w:val="0"/>
-          <w:numId w:val="46"/>
+          <w:numId w:val="84"/>
         </w:numPr>
+        <w:spacing w:line="276" w:lineRule="auto"/>
+        <w:rPr>
+          <w:rFonts w:eastAsia="Times New Roman"/>
+        </w:rPr>
       </w:pPr>
       <w:r>
-        <w:t>Se observan patrones espaciales claros que permiten identificar zonas críticas y zonas de baja demanda.</w:t>
+        <w:rPr>
+          <w:rFonts w:eastAsia="Times New Roman"/>
+        </w:rPr>
+        <w:lastRenderedPageBreak/>
+        <w:t>El análisis espacial revela la existencia de grupos de saturación y zonas con baja demanda, lo que ofrece oportunidades claras de optimización.</w:t>
       </w:r>
     </w:p>
     <w:p>
       <w:pPr>
-        <w:rPr>
-          <w:b/>
-          <w:bCs/>
+        <w:pStyle w:val="Ttulo3"/>
+        <w:rPr>
+          <w:rFonts w:eastAsia="Times New Roman"/>
         </w:rPr>
       </w:pPr>
       <w:r>
         <w:rPr>
-          <w:b/>
-          <w:bCs/>
+          <w:rFonts w:eastAsia="Times New Roman"/>
         </w:rPr>
         <w:t>Recomendaciones</w:t>
       </w:r>
@@ -893,68 +1293,102 @@
       <w:pPr>
         <w:numPr>
           <w:ilvl w:val="0"/>
-          <w:numId w:val="47"/>
+          <w:numId w:val="85"/>
         </w:numPr>
+        <w:spacing w:line="276" w:lineRule="auto"/>
+        <w:rPr>
+          <w:rFonts w:eastAsia="Times New Roman"/>
+        </w:rPr>
       </w:pPr>
       <w:r>
-        <w:t>Reequilibrar bicicletas entre estaciones de alta y baja ocupación, especialmente en horas punta.</w:t>
+        <w:rPr>
+          <w:rFonts w:eastAsia="Times New Roman"/>
+        </w:rPr>
+        <w:t>Reequilibrar la distribución de bicicletas entre estaciones de alta y baja ocupación.</w:t>
       </w:r>
     </w:p>
     <w:p>
       <w:pPr>
         <w:numPr>
           <w:ilvl w:val="0"/>
-          <w:numId w:val="47"/>
+          <w:numId w:val="85"/>
         </w:numPr>
+        <w:spacing w:line="276" w:lineRule="auto"/>
+        <w:rPr>
+          <w:rFonts w:eastAsia="Times New Roman"/>
+        </w:rPr>
       </w:pPr>
       <w:r>
-        <w:t>Incrementar la capacidad en estaciones críticas del centro.</w:t>
+        <w:rPr>
+          <w:rFonts w:eastAsia="Times New Roman"/>
+        </w:rPr>
+        <w:t>Incrementar la capacidad en las estaciones críticas ubicadas en el centro urbano.</w:t>
       </w:r>
     </w:p>
     <w:p>
       <w:pPr>
         <w:numPr>
           <w:ilvl w:val="0"/>
-          <w:numId w:val="47"/>
+          <w:numId w:val="85"/>
         </w:numPr>
+        <w:spacing w:line="276" w:lineRule="auto"/>
+        <w:rPr>
+          <w:rFonts w:eastAsia="Times New Roman"/>
+        </w:rPr>
       </w:pPr>
       <w:r>
-        <w:t>Reducir o reubicar estaciones con baja demanda sostenida.</w:t>
+        <w:rPr>
+          <w:rFonts w:eastAsia="Times New Roman"/>
+        </w:rPr>
+        <w:t>Reubicar aquellas estaciones que presentan una baja demanda sostenida en el tiempo.</w:t>
       </w:r>
     </w:p>
     <w:p>
       <w:pPr>
         <w:numPr>
           <w:ilvl w:val="0"/>
-          <w:numId w:val="47"/>
+          <w:numId w:val="85"/>
         </w:numPr>
+        <w:spacing w:line="276" w:lineRule="auto"/>
+        <w:rPr>
+          <w:rFonts w:eastAsia="Times New Roman"/>
+        </w:rPr>
       </w:pPr>
       <w:r>
-        <w:t>Implementar redistribución dinámica basada en datos horarios cuando estén disponibles.</w:t>
+        <w:rPr>
+          <w:rFonts w:eastAsia="Times New Roman"/>
+        </w:rPr>
+        <w:t>Implementar un sistema de redistribución dinámica basado en datos horarios para ajustar la oferta a la demanda en tiempo real.</w:t>
       </w:r>
     </w:p>
     <w:p>
       <w:pPr>
         <w:numPr>
           <w:ilvl w:val="0"/>
-          <w:numId w:val="47"/>
+          <w:numId w:val="85"/>
         </w:numPr>
+        <w:spacing w:line="276" w:lineRule="auto"/>
+        <w:rPr>
+          <w:rFonts w:eastAsia="Times New Roman"/>
+        </w:rPr>
       </w:pPr>
       <w:r>
-        <w:t>Integrar datos externos (meteorología, eventos, movilidad urbana) para mejorar la planificación.</w:t>
+        <w:rPr>
+          <w:rFonts w:eastAsia="Times New Roman"/>
+        </w:rPr>
+        <w:t>Integrar datos externos que permitan mejorar la planificación, como meteorología o eventos en la ciudad.</w:t>
       </w:r>
     </w:p>
     <w:p>
       <w:pPr>
-        <w:rPr>
-          <w:b/>
-          <w:bCs/>
+        <w:pStyle w:val="Ttulo3"/>
+        <w:rPr>
+          <w:rFonts w:eastAsia="Times New Roman"/>
         </w:rPr>
       </w:pPr>
       <w:r>
         <w:rPr>
-          <w:b/>
-          <w:bCs/>
+          <w:rFonts w:eastAsia="Times New Roman"/>
         </w:rPr>
         <w:t>Limitaciones</w:t>
       </w:r>
@@ -963,159 +1397,267 @@
       <w:pPr>
         <w:numPr>
           <w:ilvl w:val="0"/>
-          <w:numId w:val="48"/>
+          <w:numId w:val="86"/>
         </w:numPr>
+        <w:spacing w:line="276" w:lineRule="auto"/>
+        <w:rPr>
+          <w:rFonts w:eastAsia="Times New Roman"/>
+        </w:rPr>
       </w:pPr>
       <w:r>
+        <w:rPr>
+          <w:rFonts w:eastAsia="Times New Roman"/>
+        </w:rPr>
         <w:t xml:space="preserve">El </w:t>
       </w:r>
       <w:proofErr w:type="spellStart"/>
       <w:r>
+        <w:rPr>
+          <w:rFonts w:eastAsia="Times New Roman"/>
+        </w:rPr>
         <w:t>dataset</w:t>
       </w:r>
       <w:proofErr w:type="spellEnd"/>
       <w:r>
-        <w:t xml:space="preserve"> disponible representa un estado puntual, no una serie temporal.</w:t>
+        <w:rPr>
+          <w:rFonts w:eastAsia="Times New Roman"/>
+        </w:rPr>
+        <w:t xml:space="preserve"> utilizado es puntual y no incorpora la dimensión horaria.</w:t>
       </w:r>
     </w:p>
     <w:p>
       <w:pPr>
         <w:numPr>
           <w:ilvl w:val="0"/>
-          <w:numId w:val="48"/>
+          <w:numId w:val="86"/>
         </w:numPr>
+        <w:spacing w:line="276" w:lineRule="auto"/>
+        <w:rPr>
+          <w:rFonts w:eastAsia="Times New Roman"/>
+        </w:rPr>
       </w:pPr>
       <w:r>
-        <w:t>No se dispone de datos horarios, lo que limita el análisis de franjas de mayor demanda.</w:t>
+        <w:rPr>
+          <w:rFonts w:eastAsia="Times New Roman"/>
+        </w:rPr>
+        <w:t>La API original no se encuentra operativa, lo que limita la actualización automática de los datos.</w:t>
       </w:r>
     </w:p>
     <w:p>
       <w:pPr>
         <w:numPr>
           <w:ilvl w:val="0"/>
-          <w:numId w:val="48"/>
+          <w:numId w:val="86"/>
         </w:numPr>
+        <w:spacing w:line="276" w:lineRule="auto"/>
+        <w:rPr>
+          <w:rFonts w:eastAsia="Times New Roman"/>
+        </w:rPr>
       </w:pPr>
       <w:r>
-        <w:t>La API original dejó de estar operativa, por lo que se trabaja con datos estáticos.</w:t>
+        <w:rPr>
+          <w:rFonts w:eastAsia="Times New Roman"/>
+        </w:rPr>
+        <w:t>No se incluyen variables externas como condiciones meteorológicas o de tráfico, que podrían enriquecer el análisis.</w:t>
       </w:r>
     </w:p>
     <w:p>
       <w:pPr>
-        <w:numPr>
-          <w:ilvl w:val="0"/>
-          <w:numId w:val="48"/>
-        </w:numPr>
+        <w:pStyle w:val="Ttulo2"/>
+        <w:rPr>
+          <w:rFonts w:eastAsia="Times New Roman"/>
+        </w:rPr>
       </w:pPr>
       <w:r>
-        <w:t>No se incluyen variables externas que puedan influir en la demanda.</w:t>
+        <w:rPr>
+          <w:rFonts w:eastAsia="Times New Roman"/>
+        </w:rPr>
+        <w:t>Fases futuras del proyecto</w:t>
       </w:r>
     </w:p>
     <w:p>
       <w:pPr>
-        <w:rPr>
-          <w:b/>
-          <w:bCs/>
+        <w:pStyle w:val="Ttulo3"/>
+        <w:rPr>
+          <w:rFonts w:eastAsia="Times New Roman"/>
         </w:rPr>
       </w:pPr>
       <w:r>
         <w:rPr>
-          <w:b/>
-          <w:bCs/>
-        </w:rPr>
-        <w:t>Próximos pasos</w:t>
+          <w:rFonts w:eastAsia="Times New Roman"/>
+        </w:rPr>
+        <w:t>Fase 2 – Datos horarios</w:t>
       </w:r>
     </w:p>
     <w:p>
       <w:pPr>
-        <w:numPr>
-          <w:ilvl w:val="0"/>
-          <w:numId w:val="49"/>
-        </w:numPr>
+        <w:rPr>
+          <w:rFonts w:eastAsiaTheme="minorEastAsia"/>
+        </w:rPr>
       </w:pPr>
       <w:r>
-        <w:t>Incorporar datos horarios para estudiar patrones temporales.</w:t>
+        <w:t>Se plantea el estudio de patrones temporales, la identificación de horas punta y el análisis de series temporales para comprender mejor la dinámica del uso del sistema.</w:t>
       </w:r>
     </w:p>
     <w:p>
       <w:pPr>
-        <w:numPr>
-          <w:ilvl w:val="0"/>
-          <w:numId w:val="49"/>
-        </w:numPr>
+        <w:pStyle w:val="Ttulo3"/>
+        <w:rPr>
+          <w:rFonts w:eastAsia="Times New Roman"/>
+        </w:rPr>
       </w:pPr>
       <w:r>
-        <w:lastRenderedPageBreak/>
-        <w:t>Añadir datos meteorológicos y de movilidad urbana.</w:t>
+        <w:rPr>
+          <w:rFonts w:eastAsia="Times New Roman"/>
+        </w:rPr>
+        <w:t>Fase 3 – Meteorología</w:t>
       </w:r>
     </w:p>
     <w:p>
       <w:pPr>
-        <w:numPr>
-          <w:ilvl w:val="0"/>
-          <w:numId w:val="49"/>
-        </w:numPr>
+        <w:rPr>
+          <w:rFonts w:eastAsiaTheme="minorEastAsia"/>
+        </w:rPr>
       </w:pPr>
       <w:r>
-        <w:t>Desarrollar un modelo predictivo de saturación por estación.</w:t>
+        <w:t>Se analizará el impacto de las condiciones climáticas en la demanda de bicicletas públicas, lo que permitirá ajustar la operativa ante eventos meteorológicos adversos.</w:t>
       </w:r>
     </w:p>
     <w:p>
       <w:pPr>
-        <w:numPr>
-          <w:ilvl w:val="0"/>
-          <w:numId w:val="49"/>
-        </w:numPr>
+        <w:pStyle w:val="Ttulo3"/>
+        <w:rPr>
+          <w:rFonts w:eastAsia="Times New Roman"/>
+        </w:rPr>
       </w:pPr>
       <w:r>
-        <w:t xml:space="preserve">Automatizar la actualización del </w:t>
-      </w:r>
-      <w:proofErr w:type="spellStart"/>
-      <w:r>
-        <w:t>dataset</w:t>
-      </w:r>
-      <w:proofErr w:type="spellEnd"/>
-      <w:r>
-        <w:t xml:space="preserve"> mediante scripts Python.</w:t>
+        <w:rPr>
+          <w:rFonts w:eastAsia="Times New Roman"/>
+        </w:rPr>
+        <w:t>Fase 4 – Tráfico</w:t>
       </w:r>
     </w:p>
     <w:p>
       <w:pPr>
-        <w:numPr>
-          <w:ilvl w:val="0"/>
-          <w:numId w:val="49"/>
-        </w:numPr>
+        <w:rPr>
+          <w:rFonts w:eastAsiaTheme="minorEastAsia"/>
+        </w:rPr>
       </w:pPr>
       <w:r>
-        <w:t xml:space="preserve">Publicar el </w:t>
-      </w:r>
-      <w:proofErr w:type="spellStart"/>
-      <w:r>
-        <w:t>dashboard</w:t>
-      </w:r>
-      <w:proofErr w:type="spellEnd"/>
-      <w:r>
-        <w:t xml:space="preserve"> en Power BI Service con actualización programada.</w:t>
+        <w:t>En esta fase se explorará la relación entre la movilidad urbana y el uso del sistema Bizi Zaragoza, incorporando datos sobre tráfico para una visión más integral.</w:t>
       </w:r>
     </w:p>
     <w:p>
       <w:pPr>
-        <w:rPr>
-          <w:b/>
-          <w:bCs/>
+        <w:pStyle w:val="Ttulo3"/>
+        <w:rPr>
+          <w:rFonts w:eastAsia="Times New Roman"/>
         </w:rPr>
       </w:pPr>
       <w:r>
         <w:rPr>
-          <w:b/>
-          <w:bCs/>
+          <w:rFonts w:eastAsia="Times New Roman"/>
+        </w:rPr>
+        <w:lastRenderedPageBreak/>
+        <w:t>Fase 5 – Contaminación del aire</w:t>
+      </w:r>
+    </w:p>
+    <w:p>
+      <w:pPr>
+        <w:rPr>
+          <w:rFonts w:eastAsiaTheme="minorEastAsia"/>
+        </w:rPr>
+      </w:pPr>
+      <w:r>
+        <w:t>El objetivo es estudiar la correlación entre la calidad del aire y la movilidad sostenible, evaluando el papel de las bicicletas públicas en la mejora del entorno urbano.</w:t>
+      </w:r>
+    </w:p>
+    <w:p>
+      <w:pPr>
+        <w:pStyle w:val="Ttulo3"/>
+        <w:rPr>
+          <w:rFonts w:eastAsia="Times New Roman"/>
+        </w:rPr>
+      </w:pPr>
+      <w:r>
+        <w:rPr>
+          <w:rFonts w:eastAsia="Times New Roman"/>
+        </w:rPr>
+        <w:t>Fase 6 – Automatización</w:t>
+      </w:r>
+    </w:p>
+    <w:p>
+      <w:pPr>
+        <w:rPr>
+          <w:rFonts w:eastAsiaTheme="minorEastAsia"/>
+        </w:rPr>
+      </w:pPr>
+      <w:r>
+        <w:t>Se desarrollará un pipeline en Python que permita la actualización automática de datos y su publicación directa en Power BI Service, facilitando la monitorización continua del sistema.</w:t>
+      </w:r>
+    </w:p>
+    <w:p>
+      <w:pPr>
+        <w:pStyle w:val="Ttulo2"/>
+        <w:rPr>
+          <w:rFonts w:eastAsia="Times New Roman"/>
+        </w:rPr>
+      </w:pPr>
+      <w:r>
+        <w:rPr>
+          <w:rFonts w:eastAsia="Times New Roman"/>
         </w:rPr>
         <w:t>Licencia</w:t>
       </w:r>
     </w:p>
     <w:p>
+      <w:pPr>
+        <w:rPr>
+          <w:rFonts w:eastAsiaTheme="minorEastAsia"/>
+        </w:rPr>
+      </w:pPr>
       <w:r>
-        <w:t>Este proyecto se distribuye bajo licencia MIT. Puede utilizarse, modificarse y distribuirse libremente, siempre que se mantenga la atribución correspondiente.</w:t>
+        <w:t xml:space="preserve">MIT </w:t>
+      </w:r>
+      <w:proofErr w:type="spellStart"/>
+      <w:r>
+        <w:t>License</w:t>
+      </w:r>
+      <w:proofErr w:type="spellEnd"/>
+      <w:r>
+        <w:t>.</w:t>
+      </w:r>
+    </w:p>
+    <w:p>
+      <w:pPr>
+        <w:pStyle w:val="Ttulo2"/>
+        <w:rPr>
+          <w:rFonts w:eastAsia="Times New Roman"/>
+        </w:rPr>
+      </w:pPr>
+      <w:r>
+        <w:rPr>
+          <w:rFonts w:eastAsia="Times New Roman"/>
+        </w:rPr>
+        <w:t>Cómo contribuir</w:t>
+      </w:r>
+    </w:p>
+    <w:p>
+      <w:pPr>
+        <w:rPr>
+          <w:rFonts w:eastAsiaTheme="minorEastAsia"/>
+        </w:rPr>
+      </w:pPr>
+      <w:r>
+        <w:t xml:space="preserve">Pull </w:t>
+      </w:r>
+      <w:proofErr w:type="spellStart"/>
+      <w:r>
+        <w:t>requests</w:t>
+      </w:r>
+      <w:proofErr w:type="spellEnd"/>
+      <w:r>
+        <w:t xml:space="preserve"> y sugerencias son bienvenidas por parte de la comunidad interesada.</w:t>
       </w:r>
     </w:p>
     <w:p/>
@@ -1877,6 +2419,304 @@
     </w:lvl>
   </w:abstractNum>
   <w:abstractNum w:abstractNumId="5" w15:restartNumberingAfterBreak="0">
+    <w:nsid w:val="08B52D84"/>
+    <w:multiLevelType w:val="multilevel"/>
+    <w:tmpl w:val="97621550"/>
+    <w:lvl w:ilvl="0">
+      <w:start w:val="1"/>
+      <w:numFmt w:val="bullet"/>
+      <w:lvlText w:val=""/>
+      <w:lvlJc w:val="left"/>
+      <w:pPr>
+        <w:tabs>
+          <w:tab w:val="num" w:pos="720"/>
+        </w:tabs>
+        <w:ind w:left="720" w:hanging="360"/>
+      </w:pPr>
+      <w:rPr>
+        <w:rFonts w:ascii="Symbol" w:hAnsi="Symbol" w:hint="default"/>
+        <w:sz w:val="20"/>
+      </w:rPr>
+    </w:lvl>
+    <w:lvl w:ilvl="1" w:tentative="1">
+      <w:start w:val="1"/>
+      <w:numFmt w:val="bullet"/>
+      <w:lvlText w:val="o"/>
+      <w:lvlJc w:val="left"/>
+      <w:pPr>
+        <w:tabs>
+          <w:tab w:val="num" w:pos="1440"/>
+        </w:tabs>
+        <w:ind w:left="1440" w:hanging="360"/>
+      </w:pPr>
+      <w:rPr>
+        <w:rFonts w:ascii="Courier New" w:hAnsi="Courier New" w:hint="default"/>
+        <w:sz w:val="20"/>
+      </w:rPr>
+    </w:lvl>
+    <w:lvl w:ilvl="2" w:tentative="1">
+      <w:start w:val="1"/>
+      <w:numFmt w:val="bullet"/>
+      <w:lvlText w:val=""/>
+      <w:lvlJc w:val="left"/>
+      <w:pPr>
+        <w:tabs>
+          <w:tab w:val="num" w:pos="2160"/>
+        </w:tabs>
+        <w:ind w:left="2160" w:hanging="360"/>
+      </w:pPr>
+      <w:rPr>
+        <w:rFonts w:ascii="Wingdings" w:hAnsi="Wingdings" w:hint="default"/>
+        <w:sz w:val="20"/>
+      </w:rPr>
+    </w:lvl>
+    <w:lvl w:ilvl="3" w:tentative="1">
+      <w:start w:val="1"/>
+      <w:numFmt w:val="bullet"/>
+      <w:lvlText w:val=""/>
+      <w:lvlJc w:val="left"/>
+      <w:pPr>
+        <w:tabs>
+          <w:tab w:val="num" w:pos="2880"/>
+        </w:tabs>
+        <w:ind w:left="2880" w:hanging="360"/>
+      </w:pPr>
+      <w:rPr>
+        <w:rFonts w:ascii="Wingdings" w:hAnsi="Wingdings" w:hint="default"/>
+        <w:sz w:val="20"/>
+      </w:rPr>
+    </w:lvl>
+    <w:lvl w:ilvl="4" w:tentative="1">
+      <w:start w:val="1"/>
+      <w:numFmt w:val="bullet"/>
+      <w:lvlText w:val=""/>
+      <w:lvlJc w:val="left"/>
+      <w:pPr>
+        <w:tabs>
+          <w:tab w:val="num" w:pos="3600"/>
+        </w:tabs>
+        <w:ind w:left="3600" w:hanging="360"/>
+      </w:pPr>
+      <w:rPr>
+        <w:rFonts w:ascii="Wingdings" w:hAnsi="Wingdings" w:hint="default"/>
+        <w:sz w:val="20"/>
+      </w:rPr>
+    </w:lvl>
+    <w:lvl w:ilvl="5" w:tentative="1">
+      <w:start w:val="1"/>
+      <w:numFmt w:val="bullet"/>
+      <w:lvlText w:val=""/>
+      <w:lvlJc w:val="left"/>
+      <w:pPr>
+        <w:tabs>
+          <w:tab w:val="num" w:pos="4320"/>
+        </w:tabs>
+        <w:ind w:left="4320" w:hanging="360"/>
+      </w:pPr>
+      <w:rPr>
+        <w:rFonts w:ascii="Wingdings" w:hAnsi="Wingdings" w:hint="default"/>
+        <w:sz w:val="20"/>
+      </w:rPr>
+    </w:lvl>
+    <w:lvl w:ilvl="6" w:tentative="1">
+      <w:start w:val="1"/>
+      <w:numFmt w:val="bullet"/>
+      <w:lvlText w:val=""/>
+      <w:lvlJc w:val="left"/>
+      <w:pPr>
+        <w:tabs>
+          <w:tab w:val="num" w:pos="5040"/>
+        </w:tabs>
+        <w:ind w:left="5040" w:hanging="360"/>
+      </w:pPr>
+      <w:rPr>
+        <w:rFonts w:ascii="Wingdings" w:hAnsi="Wingdings" w:hint="default"/>
+        <w:sz w:val="20"/>
+      </w:rPr>
+    </w:lvl>
+    <w:lvl w:ilvl="7" w:tentative="1">
+      <w:start w:val="1"/>
+      <w:numFmt w:val="bullet"/>
+      <w:lvlText w:val=""/>
+      <w:lvlJc w:val="left"/>
+      <w:pPr>
+        <w:tabs>
+          <w:tab w:val="num" w:pos="5760"/>
+        </w:tabs>
+        <w:ind w:left="5760" w:hanging="360"/>
+      </w:pPr>
+      <w:rPr>
+        <w:rFonts w:ascii="Wingdings" w:hAnsi="Wingdings" w:hint="default"/>
+        <w:sz w:val="20"/>
+      </w:rPr>
+    </w:lvl>
+    <w:lvl w:ilvl="8" w:tentative="1">
+      <w:start w:val="1"/>
+      <w:numFmt w:val="bullet"/>
+      <w:lvlText w:val=""/>
+      <w:lvlJc w:val="left"/>
+      <w:pPr>
+        <w:tabs>
+          <w:tab w:val="num" w:pos="6480"/>
+        </w:tabs>
+        <w:ind w:left="6480" w:hanging="360"/>
+      </w:pPr>
+      <w:rPr>
+        <w:rFonts w:ascii="Wingdings" w:hAnsi="Wingdings" w:hint="default"/>
+        <w:sz w:val="20"/>
+      </w:rPr>
+    </w:lvl>
+  </w:abstractNum>
+  <w:abstractNum w:abstractNumId="6" w15:restartNumberingAfterBreak="0">
+    <w:nsid w:val="0AB5710B"/>
+    <w:multiLevelType w:val="multilevel"/>
+    <w:tmpl w:val="1B34EC80"/>
+    <w:lvl w:ilvl="0">
+      <w:start w:val="1"/>
+      <w:numFmt w:val="bullet"/>
+      <w:lvlText w:val=""/>
+      <w:lvlJc w:val="left"/>
+      <w:pPr>
+        <w:tabs>
+          <w:tab w:val="num" w:pos="720"/>
+        </w:tabs>
+        <w:ind w:left="720" w:hanging="360"/>
+      </w:pPr>
+      <w:rPr>
+        <w:rFonts w:ascii="Symbol" w:hAnsi="Symbol" w:hint="default"/>
+        <w:sz w:val="20"/>
+      </w:rPr>
+    </w:lvl>
+    <w:lvl w:ilvl="1" w:tentative="1">
+      <w:start w:val="1"/>
+      <w:numFmt w:val="bullet"/>
+      <w:lvlText w:val="o"/>
+      <w:lvlJc w:val="left"/>
+      <w:pPr>
+        <w:tabs>
+          <w:tab w:val="num" w:pos="1440"/>
+        </w:tabs>
+        <w:ind w:left="1440" w:hanging="360"/>
+      </w:pPr>
+      <w:rPr>
+        <w:rFonts w:ascii="Courier New" w:hAnsi="Courier New" w:hint="default"/>
+        <w:sz w:val="20"/>
+      </w:rPr>
+    </w:lvl>
+    <w:lvl w:ilvl="2" w:tentative="1">
+      <w:start w:val="1"/>
+      <w:numFmt w:val="bullet"/>
+      <w:lvlText w:val=""/>
+      <w:lvlJc w:val="left"/>
+      <w:pPr>
+        <w:tabs>
+          <w:tab w:val="num" w:pos="2160"/>
+        </w:tabs>
+        <w:ind w:left="2160" w:hanging="360"/>
+      </w:pPr>
+      <w:rPr>
+        <w:rFonts w:ascii="Wingdings" w:hAnsi="Wingdings" w:hint="default"/>
+        <w:sz w:val="20"/>
+      </w:rPr>
+    </w:lvl>
+    <w:lvl w:ilvl="3" w:tentative="1">
+      <w:start w:val="1"/>
+      <w:numFmt w:val="bullet"/>
+      <w:lvlText w:val=""/>
+      <w:lvlJc w:val="left"/>
+      <w:pPr>
+        <w:tabs>
+          <w:tab w:val="num" w:pos="2880"/>
+        </w:tabs>
+        <w:ind w:left="2880" w:hanging="360"/>
+      </w:pPr>
+      <w:rPr>
+        <w:rFonts w:ascii="Wingdings" w:hAnsi="Wingdings" w:hint="default"/>
+        <w:sz w:val="20"/>
+      </w:rPr>
+    </w:lvl>
+    <w:lvl w:ilvl="4" w:tentative="1">
+      <w:start w:val="1"/>
+      <w:numFmt w:val="bullet"/>
+      <w:lvlText w:val=""/>
+      <w:lvlJc w:val="left"/>
+      <w:pPr>
+        <w:tabs>
+          <w:tab w:val="num" w:pos="3600"/>
+        </w:tabs>
+        <w:ind w:left="3600" w:hanging="360"/>
+      </w:pPr>
+      <w:rPr>
+        <w:rFonts w:ascii="Wingdings" w:hAnsi="Wingdings" w:hint="default"/>
+        <w:sz w:val="20"/>
+      </w:rPr>
+    </w:lvl>
+    <w:lvl w:ilvl="5" w:tentative="1">
+      <w:start w:val="1"/>
+      <w:numFmt w:val="bullet"/>
+      <w:lvlText w:val=""/>
+      <w:lvlJc w:val="left"/>
+      <w:pPr>
+        <w:tabs>
+          <w:tab w:val="num" w:pos="4320"/>
+        </w:tabs>
+        <w:ind w:left="4320" w:hanging="360"/>
+      </w:pPr>
+      <w:rPr>
+        <w:rFonts w:ascii="Wingdings" w:hAnsi="Wingdings" w:hint="default"/>
+        <w:sz w:val="20"/>
+      </w:rPr>
+    </w:lvl>
+    <w:lvl w:ilvl="6" w:tentative="1">
+      <w:start w:val="1"/>
+      <w:numFmt w:val="bullet"/>
+      <w:lvlText w:val=""/>
+      <w:lvlJc w:val="left"/>
+      <w:pPr>
+        <w:tabs>
+          <w:tab w:val="num" w:pos="5040"/>
+        </w:tabs>
+        <w:ind w:left="5040" w:hanging="360"/>
+      </w:pPr>
+      <w:rPr>
+        <w:rFonts w:ascii="Wingdings" w:hAnsi="Wingdings" w:hint="default"/>
+        <w:sz w:val="20"/>
+      </w:rPr>
+    </w:lvl>
+    <w:lvl w:ilvl="7" w:tentative="1">
+      <w:start w:val="1"/>
+      <w:numFmt w:val="bullet"/>
+      <w:lvlText w:val=""/>
+      <w:lvlJc w:val="left"/>
+      <w:pPr>
+        <w:tabs>
+          <w:tab w:val="num" w:pos="5760"/>
+        </w:tabs>
+        <w:ind w:left="5760" w:hanging="360"/>
+      </w:pPr>
+      <w:rPr>
+        <w:rFonts w:ascii="Wingdings" w:hAnsi="Wingdings" w:hint="default"/>
+        <w:sz w:val="20"/>
+      </w:rPr>
+    </w:lvl>
+    <w:lvl w:ilvl="8" w:tentative="1">
+      <w:start w:val="1"/>
+      <w:numFmt w:val="bullet"/>
+      <w:lvlText w:val=""/>
+      <w:lvlJc w:val="left"/>
+      <w:pPr>
+        <w:tabs>
+          <w:tab w:val="num" w:pos="6480"/>
+        </w:tabs>
+        <w:ind w:left="6480" w:hanging="360"/>
+      </w:pPr>
+      <w:rPr>
+        <w:rFonts w:ascii="Wingdings" w:hAnsi="Wingdings" w:hint="default"/>
+        <w:sz w:val="20"/>
+      </w:rPr>
+    </w:lvl>
+  </w:abstractNum>
+  <w:abstractNum w:abstractNumId="7" w15:restartNumberingAfterBreak="0">
     <w:nsid w:val="0FA97516"/>
     <w:multiLevelType w:val="multilevel"/>
     <w:tmpl w:val="47C23944"/>
@@ -2025,7 +2865,752 @@
       </w:rPr>
     </w:lvl>
   </w:abstractNum>
-  <w:abstractNum w:abstractNumId="6" w15:restartNumberingAfterBreak="0">
+  <w:abstractNum w:abstractNumId="8" w15:restartNumberingAfterBreak="0">
+    <w:nsid w:val="1007040C"/>
+    <w:multiLevelType w:val="multilevel"/>
+    <w:tmpl w:val="DE5AB8B8"/>
+    <w:lvl w:ilvl="0">
+      <w:start w:val="1"/>
+      <w:numFmt w:val="bullet"/>
+      <w:lvlText w:val=""/>
+      <w:lvlJc w:val="left"/>
+      <w:pPr>
+        <w:tabs>
+          <w:tab w:val="num" w:pos="720"/>
+        </w:tabs>
+        <w:ind w:left="720" w:hanging="360"/>
+      </w:pPr>
+      <w:rPr>
+        <w:rFonts w:ascii="Symbol" w:hAnsi="Symbol" w:hint="default"/>
+        <w:sz w:val="20"/>
+      </w:rPr>
+    </w:lvl>
+    <w:lvl w:ilvl="1" w:tentative="1">
+      <w:start w:val="1"/>
+      <w:numFmt w:val="bullet"/>
+      <w:lvlText w:val="o"/>
+      <w:lvlJc w:val="left"/>
+      <w:pPr>
+        <w:tabs>
+          <w:tab w:val="num" w:pos="1440"/>
+        </w:tabs>
+        <w:ind w:left="1440" w:hanging="360"/>
+      </w:pPr>
+      <w:rPr>
+        <w:rFonts w:ascii="Courier New" w:hAnsi="Courier New" w:hint="default"/>
+        <w:sz w:val="20"/>
+      </w:rPr>
+    </w:lvl>
+    <w:lvl w:ilvl="2" w:tentative="1">
+      <w:start w:val="1"/>
+      <w:numFmt w:val="bullet"/>
+      <w:lvlText w:val=""/>
+      <w:lvlJc w:val="left"/>
+      <w:pPr>
+        <w:tabs>
+          <w:tab w:val="num" w:pos="2160"/>
+        </w:tabs>
+        <w:ind w:left="2160" w:hanging="360"/>
+      </w:pPr>
+      <w:rPr>
+        <w:rFonts w:ascii="Wingdings" w:hAnsi="Wingdings" w:hint="default"/>
+        <w:sz w:val="20"/>
+      </w:rPr>
+    </w:lvl>
+    <w:lvl w:ilvl="3" w:tentative="1">
+      <w:start w:val="1"/>
+      <w:numFmt w:val="bullet"/>
+      <w:lvlText w:val=""/>
+      <w:lvlJc w:val="left"/>
+      <w:pPr>
+        <w:tabs>
+          <w:tab w:val="num" w:pos="2880"/>
+        </w:tabs>
+        <w:ind w:left="2880" w:hanging="360"/>
+      </w:pPr>
+      <w:rPr>
+        <w:rFonts w:ascii="Wingdings" w:hAnsi="Wingdings" w:hint="default"/>
+        <w:sz w:val="20"/>
+      </w:rPr>
+    </w:lvl>
+    <w:lvl w:ilvl="4" w:tentative="1">
+      <w:start w:val="1"/>
+      <w:numFmt w:val="bullet"/>
+      <w:lvlText w:val=""/>
+      <w:lvlJc w:val="left"/>
+      <w:pPr>
+        <w:tabs>
+          <w:tab w:val="num" w:pos="3600"/>
+        </w:tabs>
+        <w:ind w:left="3600" w:hanging="360"/>
+      </w:pPr>
+      <w:rPr>
+        <w:rFonts w:ascii="Wingdings" w:hAnsi="Wingdings" w:hint="default"/>
+        <w:sz w:val="20"/>
+      </w:rPr>
+    </w:lvl>
+    <w:lvl w:ilvl="5" w:tentative="1">
+      <w:start w:val="1"/>
+      <w:numFmt w:val="bullet"/>
+      <w:lvlText w:val=""/>
+      <w:lvlJc w:val="left"/>
+      <w:pPr>
+        <w:tabs>
+          <w:tab w:val="num" w:pos="4320"/>
+        </w:tabs>
+        <w:ind w:left="4320" w:hanging="360"/>
+      </w:pPr>
+      <w:rPr>
+        <w:rFonts w:ascii="Wingdings" w:hAnsi="Wingdings" w:hint="default"/>
+        <w:sz w:val="20"/>
+      </w:rPr>
+    </w:lvl>
+    <w:lvl w:ilvl="6" w:tentative="1">
+      <w:start w:val="1"/>
+      <w:numFmt w:val="bullet"/>
+      <w:lvlText w:val=""/>
+      <w:lvlJc w:val="left"/>
+      <w:pPr>
+        <w:tabs>
+          <w:tab w:val="num" w:pos="5040"/>
+        </w:tabs>
+        <w:ind w:left="5040" w:hanging="360"/>
+      </w:pPr>
+      <w:rPr>
+        <w:rFonts w:ascii="Wingdings" w:hAnsi="Wingdings" w:hint="default"/>
+        <w:sz w:val="20"/>
+      </w:rPr>
+    </w:lvl>
+    <w:lvl w:ilvl="7" w:tentative="1">
+      <w:start w:val="1"/>
+      <w:numFmt w:val="bullet"/>
+      <w:lvlText w:val=""/>
+      <w:lvlJc w:val="left"/>
+      <w:pPr>
+        <w:tabs>
+          <w:tab w:val="num" w:pos="5760"/>
+        </w:tabs>
+        <w:ind w:left="5760" w:hanging="360"/>
+      </w:pPr>
+      <w:rPr>
+        <w:rFonts w:ascii="Wingdings" w:hAnsi="Wingdings" w:hint="default"/>
+        <w:sz w:val="20"/>
+      </w:rPr>
+    </w:lvl>
+    <w:lvl w:ilvl="8" w:tentative="1">
+      <w:start w:val="1"/>
+      <w:numFmt w:val="bullet"/>
+      <w:lvlText w:val=""/>
+      <w:lvlJc w:val="left"/>
+      <w:pPr>
+        <w:tabs>
+          <w:tab w:val="num" w:pos="6480"/>
+        </w:tabs>
+        <w:ind w:left="6480" w:hanging="360"/>
+      </w:pPr>
+      <w:rPr>
+        <w:rFonts w:ascii="Wingdings" w:hAnsi="Wingdings" w:hint="default"/>
+        <w:sz w:val="20"/>
+      </w:rPr>
+    </w:lvl>
+  </w:abstractNum>
+  <w:abstractNum w:abstractNumId="9" w15:restartNumberingAfterBreak="0">
+    <w:nsid w:val="10D040D7"/>
+    <w:multiLevelType w:val="multilevel"/>
+    <w:tmpl w:val="71A655F0"/>
+    <w:lvl w:ilvl="0">
+      <w:start w:val="1"/>
+      <w:numFmt w:val="bullet"/>
+      <w:lvlText w:val=""/>
+      <w:lvlJc w:val="left"/>
+      <w:pPr>
+        <w:tabs>
+          <w:tab w:val="num" w:pos="720"/>
+        </w:tabs>
+        <w:ind w:left="720" w:hanging="360"/>
+      </w:pPr>
+      <w:rPr>
+        <w:rFonts w:ascii="Symbol" w:hAnsi="Symbol" w:hint="default"/>
+        <w:sz w:val="20"/>
+      </w:rPr>
+    </w:lvl>
+    <w:lvl w:ilvl="1" w:tentative="1">
+      <w:start w:val="1"/>
+      <w:numFmt w:val="bullet"/>
+      <w:lvlText w:val="o"/>
+      <w:lvlJc w:val="left"/>
+      <w:pPr>
+        <w:tabs>
+          <w:tab w:val="num" w:pos="1440"/>
+        </w:tabs>
+        <w:ind w:left="1440" w:hanging="360"/>
+      </w:pPr>
+      <w:rPr>
+        <w:rFonts w:ascii="Courier New" w:hAnsi="Courier New" w:hint="default"/>
+        <w:sz w:val="20"/>
+      </w:rPr>
+    </w:lvl>
+    <w:lvl w:ilvl="2" w:tentative="1">
+      <w:start w:val="1"/>
+      <w:numFmt w:val="bullet"/>
+      <w:lvlText w:val=""/>
+      <w:lvlJc w:val="left"/>
+      <w:pPr>
+        <w:tabs>
+          <w:tab w:val="num" w:pos="2160"/>
+        </w:tabs>
+        <w:ind w:left="2160" w:hanging="360"/>
+      </w:pPr>
+      <w:rPr>
+        <w:rFonts w:ascii="Wingdings" w:hAnsi="Wingdings" w:hint="default"/>
+        <w:sz w:val="20"/>
+      </w:rPr>
+    </w:lvl>
+    <w:lvl w:ilvl="3" w:tentative="1">
+      <w:start w:val="1"/>
+      <w:numFmt w:val="bullet"/>
+      <w:lvlText w:val=""/>
+      <w:lvlJc w:val="left"/>
+      <w:pPr>
+        <w:tabs>
+          <w:tab w:val="num" w:pos="2880"/>
+        </w:tabs>
+        <w:ind w:left="2880" w:hanging="360"/>
+      </w:pPr>
+      <w:rPr>
+        <w:rFonts w:ascii="Wingdings" w:hAnsi="Wingdings" w:hint="default"/>
+        <w:sz w:val="20"/>
+      </w:rPr>
+    </w:lvl>
+    <w:lvl w:ilvl="4" w:tentative="1">
+      <w:start w:val="1"/>
+      <w:numFmt w:val="bullet"/>
+      <w:lvlText w:val=""/>
+      <w:lvlJc w:val="left"/>
+      <w:pPr>
+        <w:tabs>
+          <w:tab w:val="num" w:pos="3600"/>
+        </w:tabs>
+        <w:ind w:left="3600" w:hanging="360"/>
+      </w:pPr>
+      <w:rPr>
+        <w:rFonts w:ascii="Wingdings" w:hAnsi="Wingdings" w:hint="default"/>
+        <w:sz w:val="20"/>
+      </w:rPr>
+    </w:lvl>
+    <w:lvl w:ilvl="5" w:tentative="1">
+      <w:start w:val="1"/>
+      <w:numFmt w:val="bullet"/>
+      <w:lvlText w:val=""/>
+      <w:lvlJc w:val="left"/>
+      <w:pPr>
+        <w:tabs>
+          <w:tab w:val="num" w:pos="4320"/>
+        </w:tabs>
+        <w:ind w:left="4320" w:hanging="360"/>
+      </w:pPr>
+      <w:rPr>
+        <w:rFonts w:ascii="Wingdings" w:hAnsi="Wingdings" w:hint="default"/>
+        <w:sz w:val="20"/>
+      </w:rPr>
+    </w:lvl>
+    <w:lvl w:ilvl="6" w:tentative="1">
+      <w:start w:val="1"/>
+      <w:numFmt w:val="bullet"/>
+      <w:lvlText w:val=""/>
+      <w:lvlJc w:val="left"/>
+      <w:pPr>
+        <w:tabs>
+          <w:tab w:val="num" w:pos="5040"/>
+        </w:tabs>
+        <w:ind w:left="5040" w:hanging="360"/>
+      </w:pPr>
+      <w:rPr>
+        <w:rFonts w:ascii="Wingdings" w:hAnsi="Wingdings" w:hint="default"/>
+        <w:sz w:val="20"/>
+      </w:rPr>
+    </w:lvl>
+    <w:lvl w:ilvl="7" w:tentative="1">
+      <w:start w:val="1"/>
+      <w:numFmt w:val="bullet"/>
+      <w:lvlText w:val=""/>
+      <w:lvlJc w:val="left"/>
+      <w:pPr>
+        <w:tabs>
+          <w:tab w:val="num" w:pos="5760"/>
+        </w:tabs>
+        <w:ind w:left="5760" w:hanging="360"/>
+      </w:pPr>
+      <w:rPr>
+        <w:rFonts w:ascii="Wingdings" w:hAnsi="Wingdings" w:hint="default"/>
+        <w:sz w:val="20"/>
+      </w:rPr>
+    </w:lvl>
+    <w:lvl w:ilvl="8" w:tentative="1">
+      <w:start w:val="1"/>
+      <w:numFmt w:val="bullet"/>
+      <w:lvlText w:val=""/>
+      <w:lvlJc w:val="left"/>
+      <w:pPr>
+        <w:tabs>
+          <w:tab w:val="num" w:pos="6480"/>
+        </w:tabs>
+        <w:ind w:left="6480" w:hanging="360"/>
+      </w:pPr>
+      <w:rPr>
+        <w:rFonts w:ascii="Wingdings" w:hAnsi="Wingdings" w:hint="default"/>
+        <w:sz w:val="20"/>
+      </w:rPr>
+    </w:lvl>
+  </w:abstractNum>
+  <w:abstractNum w:abstractNumId="10" w15:restartNumberingAfterBreak="0">
+    <w:nsid w:val="11075DBC"/>
+    <w:multiLevelType w:val="multilevel"/>
+    <w:tmpl w:val="7DF24798"/>
+    <w:lvl w:ilvl="0">
+      <w:start w:val="1"/>
+      <w:numFmt w:val="bullet"/>
+      <w:lvlText w:val=""/>
+      <w:lvlJc w:val="left"/>
+      <w:pPr>
+        <w:tabs>
+          <w:tab w:val="num" w:pos="720"/>
+        </w:tabs>
+        <w:ind w:left="720" w:hanging="360"/>
+      </w:pPr>
+      <w:rPr>
+        <w:rFonts w:ascii="Symbol" w:hAnsi="Symbol" w:hint="default"/>
+        <w:sz w:val="20"/>
+      </w:rPr>
+    </w:lvl>
+    <w:lvl w:ilvl="1" w:tentative="1">
+      <w:start w:val="1"/>
+      <w:numFmt w:val="bullet"/>
+      <w:lvlText w:val="o"/>
+      <w:lvlJc w:val="left"/>
+      <w:pPr>
+        <w:tabs>
+          <w:tab w:val="num" w:pos="1440"/>
+        </w:tabs>
+        <w:ind w:left="1440" w:hanging="360"/>
+      </w:pPr>
+      <w:rPr>
+        <w:rFonts w:ascii="Courier New" w:hAnsi="Courier New" w:hint="default"/>
+        <w:sz w:val="20"/>
+      </w:rPr>
+    </w:lvl>
+    <w:lvl w:ilvl="2" w:tentative="1">
+      <w:start w:val="1"/>
+      <w:numFmt w:val="bullet"/>
+      <w:lvlText w:val=""/>
+      <w:lvlJc w:val="left"/>
+      <w:pPr>
+        <w:tabs>
+          <w:tab w:val="num" w:pos="2160"/>
+        </w:tabs>
+        <w:ind w:left="2160" w:hanging="360"/>
+      </w:pPr>
+      <w:rPr>
+        <w:rFonts w:ascii="Wingdings" w:hAnsi="Wingdings" w:hint="default"/>
+        <w:sz w:val="20"/>
+      </w:rPr>
+    </w:lvl>
+    <w:lvl w:ilvl="3" w:tentative="1">
+      <w:start w:val="1"/>
+      <w:numFmt w:val="bullet"/>
+      <w:lvlText w:val=""/>
+      <w:lvlJc w:val="left"/>
+      <w:pPr>
+        <w:tabs>
+          <w:tab w:val="num" w:pos="2880"/>
+        </w:tabs>
+        <w:ind w:left="2880" w:hanging="360"/>
+      </w:pPr>
+      <w:rPr>
+        <w:rFonts w:ascii="Wingdings" w:hAnsi="Wingdings" w:hint="default"/>
+        <w:sz w:val="20"/>
+      </w:rPr>
+    </w:lvl>
+    <w:lvl w:ilvl="4" w:tentative="1">
+      <w:start w:val="1"/>
+      <w:numFmt w:val="bullet"/>
+      <w:lvlText w:val=""/>
+      <w:lvlJc w:val="left"/>
+      <w:pPr>
+        <w:tabs>
+          <w:tab w:val="num" w:pos="3600"/>
+        </w:tabs>
+        <w:ind w:left="3600" w:hanging="360"/>
+      </w:pPr>
+      <w:rPr>
+        <w:rFonts w:ascii="Wingdings" w:hAnsi="Wingdings" w:hint="default"/>
+        <w:sz w:val="20"/>
+      </w:rPr>
+    </w:lvl>
+    <w:lvl w:ilvl="5" w:tentative="1">
+      <w:start w:val="1"/>
+      <w:numFmt w:val="bullet"/>
+      <w:lvlText w:val=""/>
+      <w:lvlJc w:val="left"/>
+      <w:pPr>
+        <w:tabs>
+          <w:tab w:val="num" w:pos="4320"/>
+        </w:tabs>
+        <w:ind w:left="4320" w:hanging="360"/>
+      </w:pPr>
+      <w:rPr>
+        <w:rFonts w:ascii="Wingdings" w:hAnsi="Wingdings" w:hint="default"/>
+        <w:sz w:val="20"/>
+      </w:rPr>
+    </w:lvl>
+    <w:lvl w:ilvl="6" w:tentative="1">
+      <w:start w:val="1"/>
+      <w:numFmt w:val="bullet"/>
+      <w:lvlText w:val=""/>
+      <w:lvlJc w:val="left"/>
+      <w:pPr>
+        <w:tabs>
+          <w:tab w:val="num" w:pos="5040"/>
+        </w:tabs>
+        <w:ind w:left="5040" w:hanging="360"/>
+      </w:pPr>
+      <w:rPr>
+        <w:rFonts w:ascii="Wingdings" w:hAnsi="Wingdings" w:hint="default"/>
+        <w:sz w:val="20"/>
+      </w:rPr>
+    </w:lvl>
+    <w:lvl w:ilvl="7" w:tentative="1">
+      <w:start w:val="1"/>
+      <w:numFmt w:val="bullet"/>
+      <w:lvlText w:val=""/>
+      <w:lvlJc w:val="left"/>
+      <w:pPr>
+        <w:tabs>
+          <w:tab w:val="num" w:pos="5760"/>
+        </w:tabs>
+        <w:ind w:left="5760" w:hanging="360"/>
+      </w:pPr>
+      <w:rPr>
+        <w:rFonts w:ascii="Wingdings" w:hAnsi="Wingdings" w:hint="default"/>
+        <w:sz w:val="20"/>
+      </w:rPr>
+    </w:lvl>
+    <w:lvl w:ilvl="8" w:tentative="1">
+      <w:start w:val="1"/>
+      <w:numFmt w:val="bullet"/>
+      <w:lvlText w:val=""/>
+      <w:lvlJc w:val="left"/>
+      <w:pPr>
+        <w:tabs>
+          <w:tab w:val="num" w:pos="6480"/>
+        </w:tabs>
+        <w:ind w:left="6480" w:hanging="360"/>
+      </w:pPr>
+      <w:rPr>
+        <w:rFonts w:ascii="Wingdings" w:hAnsi="Wingdings" w:hint="default"/>
+        <w:sz w:val="20"/>
+      </w:rPr>
+    </w:lvl>
+  </w:abstractNum>
+  <w:abstractNum w:abstractNumId="11" w15:restartNumberingAfterBreak="0">
+    <w:nsid w:val="11CB4C16"/>
+    <w:multiLevelType w:val="multilevel"/>
+    <w:tmpl w:val="6B4E2CC4"/>
+    <w:lvl w:ilvl="0">
+      <w:start w:val="1"/>
+      <w:numFmt w:val="bullet"/>
+      <w:lvlText w:val=""/>
+      <w:lvlJc w:val="left"/>
+      <w:pPr>
+        <w:tabs>
+          <w:tab w:val="num" w:pos="720"/>
+        </w:tabs>
+        <w:ind w:left="720" w:hanging="360"/>
+      </w:pPr>
+      <w:rPr>
+        <w:rFonts w:ascii="Symbol" w:hAnsi="Symbol" w:hint="default"/>
+        <w:sz w:val="20"/>
+      </w:rPr>
+    </w:lvl>
+    <w:lvl w:ilvl="1" w:tentative="1">
+      <w:start w:val="1"/>
+      <w:numFmt w:val="bullet"/>
+      <w:lvlText w:val="o"/>
+      <w:lvlJc w:val="left"/>
+      <w:pPr>
+        <w:tabs>
+          <w:tab w:val="num" w:pos="1440"/>
+        </w:tabs>
+        <w:ind w:left="1440" w:hanging="360"/>
+      </w:pPr>
+      <w:rPr>
+        <w:rFonts w:ascii="Courier New" w:hAnsi="Courier New" w:hint="default"/>
+        <w:sz w:val="20"/>
+      </w:rPr>
+    </w:lvl>
+    <w:lvl w:ilvl="2" w:tentative="1">
+      <w:start w:val="1"/>
+      <w:numFmt w:val="bullet"/>
+      <w:lvlText w:val=""/>
+      <w:lvlJc w:val="left"/>
+      <w:pPr>
+        <w:tabs>
+          <w:tab w:val="num" w:pos="2160"/>
+        </w:tabs>
+        <w:ind w:left="2160" w:hanging="360"/>
+      </w:pPr>
+      <w:rPr>
+        <w:rFonts w:ascii="Wingdings" w:hAnsi="Wingdings" w:hint="default"/>
+        <w:sz w:val="20"/>
+      </w:rPr>
+    </w:lvl>
+    <w:lvl w:ilvl="3" w:tentative="1">
+      <w:start w:val="1"/>
+      <w:numFmt w:val="bullet"/>
+      <w:lvlText w:val=""/>
+      <w:lvlJc w:val="left"/>
+      <w:pPr>
+        <w:tabs>
+          <w:tab w:val="num" w:pos="2880"/>
+        </w:tabs>
+        <w:ind w:left="2880" w:hanging="360"/>
+      </w:pPr>
+      <w:rPr>
+        <w:rFonts w:ascii="Wingdings" w:hAnsi="Wingdings" w:hint="default"/>
+        <w:sz w:val="20"/>
+      </w:rPr>
+    </w:lvl>
+    <w:lvl w:ilvl="4" w:tentative="1">
+      <w:start w:val="1"/>
+      <w:numFmt w:val="bullet"/>
+      <w:lvlText w:val=""/>
+      <w:lvlJc w:val="left"/>
+      <w:pPr>
+        <w:tabs>
+          <w:tab w:val="num" w:pos="3600"/>
+        </w:tabs>
+        <w:ind w:left="3600" w:hanging="360"/>
+      </w:pPr>
+      <w:rPr>
+        <w:rFonts w:ascii="Wingdings" w:hAnsi="Wingdings" w:hint="default"/>
+        <w:sz w:val="20"/>
+      </w:rPr>
+    </w:lvl>
+    <w:lvl w:ilvl="5" w:tentative="1">
+      <w:start w:val="1"/>
+      <w:numFmt w:val="bullet"/>
+      <w:lvlText w:val=""/>
+      <w:lvlJc w:val="left"/>
+      <w:pPr>
+        <w:tabs>
+          <w:tab w:val="num" w:pos="4320"/>
+        </w:tabs>
+        <w:ind w:left="4320" w:hanging="360"/>
+      </w:pPr>
+      <w:rPr>
+        <w:rFonts w:ascii="Wingdings" w:hAnsi="Wingdings" w:hint="default"/>
+        <w:sz w:val="20"/>
+      </w:rPr>
+    </w:lvl>
+    <w:lvl w:ilvl="6" w:tentative="1">
+      <w:start w:val="1"/>
+      <w:numFmt w:val="bullet"/>
+      <w:lvlText w:val=""/>
+      <w:lvlJc w:val="left"/>
+      <w:pPr>
+        <w:tabs>
+          <w:tab w:val="num" w:pos="5040"/>
+        </w:tabs>
+        <w:ind w:left="5040" w:hanging="360"/>
+      </w:pPr>
+      <w:rPr>
+        <w:rFonts w:ascii="Wingdings" w:hAnsi="Wingdings" w:hint="default"/>
+        <w:sz w:val="20"/>
+      </w:rPr>
+    </w:lvl>
+    <w:lvl w:ilvl="7" w:tentative="1">
+      <w:start w:val="1"/>
+      <w:numFmt w:val="bullet"/>
+      <w:lvlText w:val=""/>
+      <w:lvlJc w:val="left"/>
+      <w:pPr>
+        <w:tabs>
+          <w:tab w:val="num" w:pos="5760"/>
+        </w:tabs>
+        <w:ind w:left="5760" w:hanging="360"/>
+      </w:pPr>
+      <w:rPr>
+        <w:rFonts w:ascii="Wingdings" w:hAnsi="Wingdings" w:hint="default"/>
+        <w:sz w:val="20"/>
+      </w:rPr>
+    </w:lvl>
+    <w:lvl w:ilvl="8" w:tentative="1">
+      <w:start w:val="1"/>
+      <w:numFmt w:val="bullet"/>
+      <w:lvlText w:val=""/>
+      <w:lvlJc w:val="left"/>
+      <w:pPr>
+        <w:tabs>
+          <w:tab w:val="num" w:pos="6480"/>
+        </w:tabs>
+        <w:ind w:left="6480" w:hanging="360"/>
+      </w:pPr>
+      <w:rPr>
+        <w:rFonts w:ascii="Wingdings" w:hAnsi="Wingdings" w:hint="default"/>
+        <w:sz w:val="20"/>
+      </w:rPr>
+    </w:lvl>
+  </w:abstractNum>
+  <w:abstractNum w:abstractNumId="12" w15:restartNumberingAfterBreak="0">
+    <w:nsid w:val="128936A7"/>
+    <w:multiLevelType w:val="multilevel"/>
+    <w:tmpl w:val="E0F25D82"/>
+    <w:lvl w:ilvl="0">
+      <w:start w:val="1"/>
+      <w:numFmt w:val="bullet"/>
+      <w:lvlText w:val=""/>
+      <w:lvlJc w:val="left"/>
+      <w:pPr>
+        <w:tabs>
+          <w:tab w:val="num" w:pos="720"/>
+        </w:tabs>
+        <w:ind w:left="720" w:hanging="360"/>
+      </w:pPr>
+      <w:rPr>
+        <w:rFonts w:ascii="Symbol" w:hAnsi="Symbol" w:hint="default"/>
+        <w:sz w:val="20"/>
+      </w:rPr>
+    </w:lvl>
+    <w:lvl w:ilvl="1" w:tentative="1">
+      <w:start w:val="1"/>
+      <w:numFmt w:val="bullet"/>
+      <w:lvlText w:val="o"/>
+      <w:lvlJc w:val="left"/>
+      <w:pPr>
+        <w:tabs>
+          <w:tab w:val="num" w:pos="1440"/>
+        </w:tabs>
+        <w:ind w:left="1440" w:hanging="360"/>
+      </w:pPr>
+      <w:rPr>
+        <w:rFonts w:ascii="Courier New" w:hAnsi="Courier New" w:hint="default"/>
+        <w:sz w:val="20"/>
+      </w:rPr>
+    </w:lvl>
+    <w:lvl w:ilvl="2" w:tentative="1">
+      <w:start w:val="1"/>
+      <w:numFmt w:val="bullet"/>
+      <w:lvlText w:val=""/>
+      <w:lvlJc w:val="left"/>
+      <w:pPr>
+        <w:tabs>
+          <w:tab w:val="num" w:pos="2160"/>
+        </w:tabs>
+        <w:ind w:left="2160" w:hanging="360"/>
+      </w:pPr>
+      <w:rPr>
+        <w:rFonts w:ascii="Wingdings" w:hAnsi="Wingdings" w:hint="default"/>
+        <w:sz w:val="20"/>
+      </w:rPr>
+    </w:lvl>
+    <w:lvl w:ilvl="3" w:tentative="1">
+      <w:start w:val="1"/>
+      <w:numFmt w:val="bullet"/>
+      <w:lvlText w:val=""/>
+      <w:lvlJc w:val="left"/>
+      <w:pPr>
+        <w:tabs>
+          <w:tab w:val="num" w:pos="2880"/>
+        </w:tabs>
+        <w:ind w:left="2880" w:hanging="360"/>
+      </w:pPr>
+      <w:rPr>
+        <w:rFonts w:ascii="Wingdings" w:hAnsi="Wingdings" w:hint="default"/>
+        <w:sz w:val="20"/>
+      </w:rPr>
+    </w:lvl>
+    <w:lvl w:ilvl="4" w:tentative="1">
+      <w:start w:val="1"/>
+      <w:numFmt w:val="bullet"/>
+      <w:lvlText w:val=""/>
+      <w:lvlJc w:val="left"/>
+      <w:pPr>
+        <w:tabs>
+          <w:tab w:val="num" w:pos="3600"/>
+        </w:tabs>
+        <w:ind w:left="3600" w:hanging="360"/>
+      </w:pPr>
+      <w:rPr>
+        <w:rFonts w:ascii="Wingdings" w:hAnsi="Wingdings" w:hint="default"/>
+        <w:sz w:val="20"/>
+      </w:rPr>
+    </w:lvl>
+    <w:lvl w:ilvl="5" w:tentative="1">
+      <w:start w:val="1"/>
+      <w:numFmt w:val="bullet"/>
+      <w:lvlText w:val=""/>
+      <w:lvlJc w:val="left"/>
+      <w:pPr>
+        <w:tabs>
+          <w:tab w:val="num" w:pos="4320"/>
+        </w:tabs>
+        <w:ind w:left="4320" w:hanging="360"/>
+      </w:pPr>
+      <w:rPr>
+        <w:rFonts w:ascii="Wingdings" w:hAnsi="Wingdings" w:hint="default"/>
+        <w:sz w:val="20"/>
+      </w:rPr>
+    </w:lvl>
+    <w:lvl w:ilvl="6" w:tentative="1">
+      <w:start w:val="1"/>
+      <w:numFmt w:val="bullet"/>
+      <w:lvlText w:val=""/>
+      <w:lvlJc w:val="left"/>
+      <w:pPr>
+        <w:tabs>
+          <w:tab w:val="num" w:pos="5040"/>
+        </w:tabs>
+        <w:ind w:left="5040" w:hanging="360"/>
+      </w:pPr>
+      <w:rPr>
+        <w:rFonts w:ascii="Wingdings" w:hAnsi="Wingdings" w:hint="default"/>
+        <w:sz w:val="20"/>
+      </w:rPr>
+    </w:lvl>
+    <w:lvl w:ilvl="7" w:tentative="1">
+      <w:start w:val="1"/>
+      <w:numFmt w:val="bullet"/>
+      <w:lvlText w:val=""/>
+      <w:lvlJc w:val="left"/>
+      <w:pPr>
+        <w:tabs>
+          <w:tab w:val="num" w:pos="5760"/>
+        </w:tabs>
+        <w:ind w:left="5760" w:hanging="360"/>
+      </w:pPr>
+      <w:rPr>
+        <w:rFonts w:ascii="Wingdings" w:hAnsi="Wingdings" w:hint="default"/>
+        <w:sz w:val="20"/>
+      </w:rPr>
+    </w:lvl>
+    <w:lvl w:ilvl="8" w:tentative="1">
+      <w:start w:val="1"/>
+      <w:numFmt w:val="bullet"/>
+      <w:lvlText w:val=""/>
+      <w:lvlJc w:val="left"/>
+      <w:pPr>
+        <w:tabs>
+          <w:tab w:val="num" w:pos="6480"/>
+        </w:tabs>
+        <w:ind w:left="6480" w:hanging="360"/>
+      </w:pPr>
+      <w:rPr>
+        <w:rFonts w:ascii="Wingdings" w:hAnsi="Wingdings" w:hint="default"/>
+        <w:sz w:val="20"/>
+      </w:rPr>
+    </w:lvl>
+  </w:abstractNum>
+  <w:abstractNum w:abstractNumId="13" w15:restartNumberingAfterBreak="0">
     <w:nsid w:val="150771CD"/>
     <w:multiLevelType w:val="multilevel"/>
     <w:tmpl w:val="2EA002DC"/>
@@ -2174,7 +3759,156 @@
       </w:rPr>
     </w:lvl>
   </w:abstractNum>
-  <w:abstractNum w:abstractNumId="7" w15:restartNumberingAfterBreak="0">
+  <w:abstractNum w:abstractNumId="14" w15:restartNumberingAfterBreak="0">
+    <w:nsid w:val="17C52277"/>
+    <w:multiLevelType w:val="multilevel"/>
+    <w:tmpl w:val="B7EEA20C"/>
+    <w:lvl w:ilvl="0">
+      <w:start w:val="1"/>
+      <w:numFmt w:val="bullet"/>
+      <w:lvlText w:val=""/>
+      <w:lvlJc w:val="left"/>
+      <w:pPr>
+        <w:tabs>
+          <w:tab w:val="num" w:pos="720"/>
+        </w:tabs>
+        <w:ind w:left="720" w:hanging="360"/>
+      </w:pPr>
+      <w:rPr>
+        <w:rFonts w:ascii="Symbol" w:hAnsi="Symbol" w:hint="default"/>
+        <w:sz w:val="20"/>
+      </w:rPr>
+    </w:lvl>
+    <w:lvl w:ilvl="1" w:tentative="1">
+      <w:start w:val="1"/>
+      <w:numFmt w:val="bullet"/>
+      <w:lvlText w:val="o"/>
+      <w:lvlJc w:val="left"/>
+      <w:pPr>
+        <w:tabs>
+          <w:tab w:val="num" w:pos="1440"/>
+        </w:tabs>
+        <w:ind w:left="1440" w:hanging="360"/>
+      </w:pPr>
+      <w:rPr>
+        <w:rFonts w:ascii="Courier New" w:hAnsi="Courier New" w:hint="default"/>
+        <w:sz w:val="20"/>
+      </w:rPr>
+    </w:lvl>
+    <w:lvl w:ilvl="2" w:tentative="1">
+      <w:start w:val="1"/>
+      <w:numFmt w:val="bullet"/>
+      <w:lvlText w:val=""/>
+      <w:lvlJc w:val="left"/>
+      <w:pPr>
+        <w:tabs>
+          <w:tab w:val="num" w:pos="2160"/>
+        </w:tabs>
+        <w:ind w:left="2160" w:hanging="360"/>
+      </w:pPr>
+      <w:rPr>
+        <w:rFonts w:ascii="Wingdings" w:hAnsi="Wingdings" w:hint="default"/>
+        <w:sz w:val="20"/>
+      </w:rPr>
+    </w:lvl>
+    <w:lvl w:ilvl="3" w:tentative="1">
+      <w:start w:val="1"/>
+      <w:numFmt w:val="bullet"/>
+      <w:lvlText w:val=""/>
+      <w:lvlJc w:val="left"/>
+      <w:pPr>
+        <w:tabs>
+          <w:tab w:val="num" w:pos="2880"/>
+        </w:tabs>
+        <w:ind w:left="2880" w:hanging="360"/>
+      </w:pPr>
+      <w:rPr>
+        <w:rFonts w:ascii="Wingdings" w:hAnsi="Wingdings" w:hint="default"/>
+        <w:sz w:val="20"/>
+      </w:rPr>
+    </w:lvl>
+    <w:lvl w:ilvl="4" w:tentative="1">
+      <w:start w:val="1"/>
+      <w:numFmt w:val="bullet"/>
+      <w:lvlText w:val=""/>
+      <w:lvlJc w:val="left"/>
+      <w:pPr>
+        <w:tabs>
+          <w:tab w:val="num" w:pos="3600"/>
+        </w:tabs>
+        <w:ind w:left="3600" w:hanging="360"/>
+      </w:pPr>
+      <w:rPr>
+        <w:rFonts w:ascii="Wingdings" w:hAnsi="Wingdings" w:hint="default"/>
+        <w:sz w:val="20"/>
+      </w:rPr>
+    </w:lvl>
+    <w:lvl w:ilvl="5" w:tentative="1">
+      <w:start w:val="1"/>
+      <w:numFmt w:val="bullet"/>
+      <w:lvlText w:val=""/>
+      <w:lvlJc w:val="left"/>
+      <w:pPr>
+        <w:tabs>
+          <w:tab w:val="num" w:pos="4320"/>
+        </w:tabs>
+        <w:ind w:left="4320" w:hanging="360"/>
+      </w:pPr>
+      <w:rPr>
+        <w:rFonts w:ascii="Wingdings" w:hAnsi="Wingdings" w:hint="default"/>
+        <w:sz w:val="20"/>
+      </w:rPr>
+    </w:lvl>
+    <w:lvl w:ilvl="6" w:tentative="1">
+      <w:start w:val="1"/>
+      <w:numFmt w:val="bullet"/>
+      <w:lvlText w:val=""/>
+      <w:lvlJc w:val="left"/>
+      <w:pPr>
+        <w:tabs>
+          <w:tab w:val="num" w:pos="5040"/>
+        </w:tabs>
+        <w:ind w:left="5040" w:hanging="360"/>
+      </w:pPr>
+      <w:rPr>
+        <w:rFonts w:ascii="Wingdings" w:hAnsi="Wingdings" w:hint="default"/>
+        <w:sz w:val="20"/>
+      </w:rPr>
+    </w:lvl>
+    <w:lvl w:ilvl="7" w:tentative="1">
+      <w:start w:val="1"/>
+      <w:numFmt w:val="bullet"/>
+      <w:lvlText w:val=""/>
+      <w:lvlJc w:val="left"/>
+      <w:pPr>
+        <w:tabs>
+          <w:tab w:val="num" w:pos="5760"/>
+        </w:tabs>
+        <w:ind w:left="5760" w:hanging="360"/>
+      </w:pPr>
+      <w:rPr>
+        <w:rFonts w:ascii="Wingdings" w:hAnsi="Wingdings" w:hint="default"/>
+        <w:sz w:val="20"/>
+      </w:rPr>
+    </w:lvl>
+    <w:lvl w:ilvl="8" w:tentative="1">
+      <w:start w:val="1"/>
+      <w:numFmt w:val="bullet"/>
+      <w:lvlText w:val=""/>
+      <w:lvlJc w:val="left"/>
+      <w:pPr>
+        <w:tabs>
+          <w:tab w:val="num" w:pos="6480"/>
+        </w:tabs>
+        <w:ind w:left="6480" w:hanging="360"/>
+      </w:pPr>
+      <w:rPr>
+        <w:rFonts w:ascii="Wingdings" w:hAnsi="Wingdings" w:hint="default"/>
+        <w:sz w:val="20"/>
+      </w:rPr>
+    </w:lvl>
+  </w:abstractNum>
+  <w:abstractNum w:abstractNumId="15" w15:restartNumberingAfterBreak="0">
     <w:nsid w:val="19947E5A"/>
     <w:multiLevelType w:val="multilevel"/>
     <w:tmpl w:val="12D4CE9E"/>
@@ -2323,7 +4057,156 @@
       </w:rPr>
     </w:lvl>
   </w:abstractNum>
-  <w:abstractNum w:abstractNumId="8" w15:restartNumberingAfterBreak="0">
+  <w:abstractNum w:abstractNumId="16" w15:restartNumberingAfterBreak="0">
+    <w:nsid w:val="19E929AC"/>
+    <w:multiLevelType w:val="multilevel"/>
+    <w:tmpl w:val="CC648F6E"/>
+    <w:lvl w:ilvl="0">
+      <w:start w:val="1"/>
+      <w:numFmt w:val="bullet"/>
+      <w:lvlText w:val=""/>
+      <w:lvlJc w:val="left"/>
+      <w:pPr>
+        <w:tabs>
+          <w:tab w:val="num" w:pos="720"/>
+        </w:tabs>
+        <w:ind w:left="720" w:hanging="360"/>
+      </w:pPr>
+      <w:rPr>
+        <w:rFonts w:ascii="Symbol" w:hAnsi="Symbol" w:hint="default"/>
+        <w:sz w:val="20"/>
+      </w:rPr>
+    </w:lvl>
+    <w:lvl w:ilvl="1" w:tentative="1">
+      <w:start w:val="1"/>
+      <w:numFmt w:val="bullet"/>
+      <w:lvlText w:val="o"/>
+      <w:lvlJc w:val="left"/>
+      <w:pPr>
+        <w:tabs>
+          <w:tab w:val="num" w:pos="1440"/>
+        </w:tabs>
+        <w:ind w:left="1440" w:hanging="360"/>
+      </w:pPr>
+      <w:rPr>
+        <w:rFonts w:ascii="Courier New" w:hAnsi="Courier New" w:hint="default"/>
+        <w:sz w:val="20"/>
+      </w:rPr>
+    </w:lvl>
+    <w:lvl w:ilvl="2" w:tentative="1">
+      <w:start w:val="1"/>
+      <w:numFmt w:val="bullet"/>
+      <w:lvlText w:val=""/>
+      <w:lvlJc w:val="left"/>
+      <w:pPr>
+        <w:tabs>
+          <w:tab w:val="num" w:pos="2160"/>
+        </w:tabs>
+        <w:ind w:left="2160" w:hanging="360"/>
+      </w:pPr>
+      <w:rPr>
+        <w:rFonts w:ascii="Wingdings" w:hAnsi="Wingdings" w:hint="default"/>
+        <w:sz w:val="20"/>
+      </w:rPr>
+    </w:lvl>
+    <w:lvl w:ilvl="3" w:tentative="1">
+      <w:start w:val="1"/>
+      <w:numFmt w:val="bullet"/>
+      <w:lvlText w:val=""/>
+      <w:lvlJc w:val="left"/>
+      <w:pPr>
+        <w:tabs>
+          <w:tab w:val="num" w:pos="2880"/>
+        </w:tabs>
+        <w:ind w:left="2880" w:hanging="360"/>
+      </w:pPr>
+      <w:rPr>
+        <w:rFonts w:ascii="Wingdings" w:hAnsi="Wingdings" w:hint="default"/>
+        <w:sz w:val="20"/>
+      </w:rPr>
+    </w:lvl>
+    <w:lvl w:ilvl="4" w:tentative="1">
+      <w:start w:val="1"/>
+      <w:numFmt w:val="bullet"/>
+      <w:lvlText w:val=""/>
+      <w:lvlJc w:val="left"/>
+      <w:pPr>
+        <w:tabs>
+          <w:tab w:val="num" w:pos="3600"/>
+        </w:tabs>
+        <w:ind w:left="3600" w:hanging="360"/>
+      </w:pPr>
+      <w:rPr>
+        <w:rFonts w:ascii="Wingdings" w:hAnsi="Wingdings" w:hint="default"/>
+        <w:sz w:val="20"/>
+      </w:rPr>
+    </w:lvl>
+    <w:lvl w:ilvl="5" w:tentative="1">
+      <w:start w:val="1"/>
+      <w:numFmt w:val="bullet"/>
+      <w:lvlText w:val=""/>
+      <w:lvlJc w:val="left"/>
+      <w:pPr>
+        <w:tabs>
+          <w:tab w:val="num" w:pos="4320"/>
+        </w:tabs>
+        <w:ind w:left="4320" w:hanging="360"/>
+      </w:pPr>
+      <w:rPr>
+        <w:rFonts w:ascii="Wingdings" w:hAnsi="Wingdings" w:hint="default"/>
+        <w:sz w:val="20"/>
+      </w:rPr>
+    </w:lvl>
+    <w:lvl w:ilvl="6" w:tentative="1">
+      <w:start w:val="1"/>
+      <w:numFmt w:val="bullet"/>
+      <w:lvlText w:val=""/>
+      <w:lvlJc w:val="left"/>
+      <w:pPr>
+        <w:tabs>
+          <w:tab w:val="num" w:pos="5040"/>
+        </w:tabs>
+        <w:ind w:left="5040" w:hanging="360"/>
+      </w:pPr>
+      <w:rPr>
+        <w:rFonts w:ascii="Wingdings" w:hAnsi="Wingdings" w:hint="default"/>
+        <w:sz w:val="20"/>
+      </w:rPr>
+    </w:lvl>
+    <w:lvl w:ilvl="7" w:tentative="1">
+      <w:start w:val="1"/>
+      <w:numFmt w:val="bullet"/>
+      <w:lvlText w:val=""/>
+      <w:lvlJc w:val="left"/>
+      <w:pPr>
+        <w:tabs>
+          <w:tab w:val="num" w:pos="5760"/>
+        </w:tabs>
+        <w:ind w:left="5760" w:hanging="360"/>
+      </w:pPr>
+      <w:rPr>
+        <w:rFonts w:ascii="Wingdings" w:hAnsi="Wingdings" w:hint="default"/>
+        <w:sz w:val="20"/>
+      </w:rPr>
+    </w:lvl>
+    <w:lvl w:ilvl="8" w:tentative="1">
+      <w:start w:val="1"/>
+      <w:numFmt w:val="bullet"/>
+      <w:lvlText w:val=""/>
+      <w:lvlJc w:val="left"/>
+      <w:pPr>
+        <w:tabs>
+          <w:tab w:val="num" w:pos="6480"/>
+        </w:tabs>
+        <w:ind w:left="6480" w:hanging="360"/>
+      </w:pPr>
+      <w:rPr>
+        <w:rFonts w:ascii="Wingdings" w:hAnsi="Wingdings" w:hint="default"/>
+        <w:sz w:val="20"/>
+      </w:rPr>
+    </w:lvl>
+  </w:abstractNum>
+  <w:abstractNum w:abstractNumId="17" w15:restartNumberingAfterBreak="0">
     <w:nsid w:val="1A9754C7"/>
     <w:multiLevelType w:val="multilevel"/>
     <w:tmpl w:val="447A482E"/>
@@ -2472,7 +4355,305 @@
       </w:rPr>
     </w:lvl>
   </w:abstractNum>
-  <w:abstractNum w:abstractNumId="9" w15:restartNumberingAfterBreak="0">
+  <w:abstractNum w:abstractNumId="18" w15:restartNumberingAfterBreak="0">
+    <w:nsid w:val="1B350580"/>
+    <w:multiLevelType w:val="multilevel"/>
+    <w:tmpl w:val="6262CDC6"/>
+    <w:lvl w:ilvl="0">
+      <w:start w:val="1"/>
+      <w:numFmt w:val="bullet"/>
+      <w:lvlText w:val=""/>
+      <w:lvlJc w:val="left"/>
+      <w:pPr>
+        <w:tabs>
+          <w:tab w:val="num" w:pos="720"/>
+        </w:tabs>
+        <w:ind w:left="720" w:hanging="360"/>
+      </w:pPr>
+      <w:rPr>
+        <w:rFonts w:ascii="Symbol" w:hAnsi="Symbol" w:hint="default"/>
+        <w:sz w:val="20"/>
+      </w:rPr>
+    </w:lvl>
+    <w:lvl w:ilvl="1" w:tentative="1">
+      <w:start w:val="1"/>
+      <w:numFmt w:val="bullet"/>
+      <w:lvlText w:val="o"/>
+      <w:lvlJc w:val="left"/>
+      <w:pPr>
+        <w:tabs>
+          <w:tab w:val="num" w:pos="1440"/>
+        </w:tabs>
+        <w:ind w:left="1440" w:hanging="360"/>
+      </w:pPr>
+      <w:rPr>
+        <w:rFonts w:ascii="Courier New" w:hAnsi="Courier New" w:hint="default"/>
+        <w:sz w:val="20"/>
+      </w:rPr>
+    </w:lvl>
+    <w:lvl w:ilvl="2" w:tentative="1">
+      <w:start w:val="1"/>
+      <w:numFmt w:val="bullet"/>
+      <w:lvlText w:val=""/>
+      <w:lvlJc w:val="left"/>
+      <w:pPr>
+        <w:tabs>
+          <w:tab w:val="num" w:pos="2160"/>
+        </w:tabs>
+        <w:ind w:left="2160" w:hanging="360"/>
+      </w:pPr>
+      <w:rPr>
+        <w:rFonts w:ascii="Wingdings" w:hAnsi="Wingdings" w:hint="default"/>
+        <w:sz w:val="20"/>
+      </w:rPr>
+    </w:lvl>
+    <w:lvl w:ilvl="3" w:tentative="1">
+      <w:start w:val="1"/>
+      <w:numFmt w:val="bullet"/>
+      <w:lvlText w:val=""/>
+      <w:lvlJc w:val="left"/>
+      <w:pPr>
+        <w:tabs>
+          <w:tab w:val="num" w:pos="2880"/>
+        </w:tabs>
+        <w:ind w:left="2880" w:hanging="360"/>
+      </w:pPr>
+      <w:rPr>
+        <w:rFonts w:ascii="Wingdings" w:hAnsi="Wingdings" w:hint="default"/>
+        <w:sz w:val="20"/>
+      </w:rPr>
+    </w:lvl>
+    <w:lvl w:ilvl="4" w:tentative="1">
+      <w:start w:val="1"/>
+      <w:numFmt w:val="bullet"/>
+      <w:lvlText w:val=""/>
+      <w:lvlJc w:val="left"/>
+      <w:pPr>
+        <w:tabs>
+          <w:tab w:val="num" w:pos="3600"/>
+        </w:tabs>
+        <w:ind w:left="3600" w:hanging="360"/>
+      </w:pPr>
+      <w:rPr>
+        <w:rFonts w:ascii="Wingdings" w:hAnsi="Wingdings" w:hint="default"/>
+        <w:sz w:val="20"/>
+      </w:rPr>
+    </w:lvl>
+    <w:lvl w:ilvl="5" w:tentative="1">
+      <w:start w:val="1"/>
+      <w:numFmt w:val="bullet"/>
+      <w:lvlText w:val=""/>
+      <w:lvlJc w:val="left"/>
+      <w:pPr>
+        <w:tabs>
+          <w:tab w:val="num" w:pos="4320"/>
+        </w:tabs>
+        <w:ind w:left="4320" w:hanging="360"/>
+      </w:pPr>
+      <w:rPr>
+        <w:rFonts w:ascii="Wingdings" w:hAnsi="Wingdings" w:hint="default"/>
+        <w:sz w:val="20"/>
+      </w:rPr>
+    </w:lvl>
+    <w:lvl w:ilvl="6" w:tentative="1">
+      <w:start w:val="1"/>
+      <w:numFmt w:val="bullet"/>
+      <w:lvlText w:val=""/>
+      <w:lvlJc w:val="left"/>
+      <w:pPr>
+        <w:tabs>
+          <w:tab w:val="num" w:pos="5040"/>
+        </w:tabs>
+        <w:ind w:left="5040" w:hanging="360"/>
+      </w:pPr>
+      <w:rPr>
+        <w:rFonts w:ascii="Wingdings" w:hAnsi="Wingdings" w:hint="default"/>
+        <w:sz w:val="20"/>
+      </w:rPr>
+    </w:lvl>
+    <w:lvl w:ilvl="7" w:tentative="1">
+      <w:start w:val="1"/>
+      <w:numFmt w:val="bullet"/>
+      <w:lvlText w:val=""/>
+      <w:lvlJc w:val="left"/>
+      <w:pPr>
+        <w:tabs>
+          <w:tab w:val="num" w:pos="5760"/>
+        </w:tabs>
+        <w:ind w:left="5760" w:hanging="360"/>
+      </w:pPr>
+      <w:rPr>
+        <w:rFonts w:ascii="Wingdings" w:hAnsi="Wingdings" w:hint="default"/>
+        <w:sz w:val="20"/>
+      </w:rPr>
+    </w:lvl>
+    <w:lvl w:ilvl="8" w:tentative="1">
+      <w:start w:val="1"/>
+      <w:numFmt w:val="bullet"/>
+      <w:lvlText w:val=""/>
+      <w:lvlJc w:val="left"/>
+      <w:pPr>
+        <w:tabs>
+          <w:tab w:val="num" w:pos="6480"/>
+        </w:tabs>
+        <w:ind w:left="6480" w:hanging="360"/>
+      </w:pPr>
+      <w:rPr>
+        <w:rFonts w:ascii="Wingdings" w:hAnsi="Wingdings" w:hint="default"/>
+        <w:sz w:val="20"/>
+      </w:rPr>
+    </w:lvl>
+  </w:abstractNum>
+  <w:abstractNum w:abstractNumId="19" w15:restartNumberingAfterBreak="0">
+    <w:nsid w:val="1CE945E3"/>
+    <w:multiLevelType w:val="multilevel"/>
+    <w:tmpl w:val="96C6AB84"/>
+    <w:lvl w:ilvl="0">
+      <w:start w:val="1"/>
+      <w:numFmt w:val="bullet"/>
+      <w:lvlText w:val=""/>
+      <w:lvlJc w:val="left"/>
+      <w:pPr>
+        <w:tabs>
+          <w:tab w:val="num" w:pos="720"/>
+        </w:tabs>
+        <w:ind w:left="720" w:hanging="360"/>
+      </w:pPr>
+      <w:rPr>
+        <w:rFonts w:ascii="Symbol" w:hAnsi="Symbol" w:hint="default"/>
+        <w:sz w:val="20"/>
+      </w:rPr>
+    </w:lvl>
+    <w:lvl w:ilvl="1" w:tentative="1">
+      <w:start w:val="1"/>
+      <w:numFmt w:val="bullet"/>
+      <w:lvlText w:val="o"/>
+      <w:lvlJc w:val="left"/>
+      <w:pPr>
+        <w:tabs>
+          <w:tab w:val="num" w:pos="1440"/>
+        </w:tabs>
+        <w:ind w:left="1440" w:hanging="360"/>
+      </w:pPr>
+      <w:rPr>
+        <w:rFonts w:ascii="Courier New" w:hAnsi="Courier New" w:hint="default"/>
+        <w:sz w:val="20"/>
+      </w:rPr>
+    </w:lvl>
+    <w:lvl w:ilvl="2" w:tentative="1">
+      <w:start w:val="1"/>
+      <w:numFmt w:val="bullet"/>
+      <w:lvlText w:val=""/>
+      <w:lvlJc w:val="left"/>
+      <w:pPr>
+        <w:tabs>
+          <w:tab w:val="num" w:pos="2160"/>
+        </w:tabs>
+        <w:ind w:left="2160" w:hanging="360"/>
+      </w:pPr>
+      <w:rPr>
+        <w:rFonts w:ascii="Wingdings" w:hAnsi="Wingdings" w:hint="default"/>
+        <w:sz w:val="20"/>
+      </w:rPr>
+    </w:lvl>
+    <w:lvl w:ilvl="3" w:tentative="1">
+      <w:start w:val="1"/>
+      <w:numFmt w:val="bullet"/>
+      <w:lvlText w:val=""/>
+      <w:lvlJc w:val="left"/>
+      <w:pPr>
+        <w:tabs>
+          <w:tab w:val="num" w:pos="2880"/>
+        </w:tabs>
+        <w:ind w:left="2880" w:hanging="360"/>
+      </w:pPr>
+      <w:rPr>
+        <w:rFonts w:ascii="Wingdings" w:hAnsi="Wingdings" w:hint="default"/>
+        <w:sz w:val="20"/>
+      </w:rPr>
+    </w:lvl>
+    <w:lvl w:ilvl="4" w:tentative="1">
+      <w:start w:val="1"/>
+      <w:numFmt w:val="bullet"/>
+      <w:lvlText w:val=""/>
+      <w:lvlJc w:val="left"/>
+      <w:pPr>
+        <w:tabs>
+          <w:tab w:val="num" w:pos="3600"/>
+        </w:tabs>
+        <w:ind w:left="3600" w:hanging="360"/>
+      </w:pPr>
+      <w:rPr>
+        <w:rFonts w:ascii="Wingdings" w:hAnsi="Wingdings" w:hint="default"/>
+        <w:sz w:val="20"/>
+      </w:rPr>
+    </w:lvl>
+    <w:lvl w:ilvl="5" w:tentative="1">
+      <w:start w:val="1"/>
+      <w:numFmt w:val="bullet"/>
+      <w:lvlText w:val=""/>
+      <w:lvlJc w:val="left"/>
+      <w:pPr>
+        <w:tabs>
+          <w:tab w:val="num" w:pos="4320"/>
+        </w:tabs>
+        <w:ind w:left="4320" w:hanging="360"/>
+      </w:pPr>
+      <w:rPr>
+        <w:rFonts w:ascii="Wingdings" w:hAnsi="Wingdings" w:hint="default"/>
+        <w:sz w:val="20"/>
+      </w:rPr>
+    </w:lvl>
+    <w:lvl w:ilvl="6" w:tentative="1">
+      <w:start w:val="1"/>
+      <w:numFmt w:val="bullet"/>
+      <w:lvlText w:val=""/>
+      <w:lvlJc w:val="left"/>
+      <w:pPr>
+        <w:tabs>
+          <w:tab w:val="num" w:pos="5040"/>
+        </w:tabs>
+        <w:ind w:left="5040" w:hanging="360"/>
+      </w:pPr>
+      <w:rPr>
+        <w:rFonts w:ascii="Wingdings" w:hAnsi="Wingdings" w:hint="default"/>
+        <w:sz w:val="20"/>
+      </w:rPr>
+    </w:lvl>
+    <w:lvl w:ilvl="7" w:tentative="1">
+      <w:start w:val="1"/>
+      <w:numFmt w:val="bullet"/>
+      <w:lvlText w:val=""/>
+      <w:lvlJc w:val="left"/>
+      <w:pPr>
+        <w:tabs>
+          <w:tab w:val="num" w:pos="5760"/>
+        </w:tabs>
+        <w:ind w:left="5760" w:hanging="360"/>
+      </w:pPr>
+      <w:rPr>
+        <w:rFonts w:ascii="Wingdings" w:hAnsi="Wingdings" w:hint="default"/>
+        <w:sz w:val="20"/>
+      </w:rPr>
+    </w:lvl>
+    <w:lvl w:ilvl="8" w:tentative="1">
+      <w:start w:val="1"/>
+      <w:numFmt w:val="bullet"/>
+      <w:lvlText w:val=""/>
+      <w:lvlJc w:val="left"/>
+      <w:pPr>
+        <w:tabs>
+          <w:tab w:val="num" w:pos="6480"/>
+        </w:tabs>
+        <w:ind w:left="6480" w:hanging="360"/>
+      </w:pPr>
+      <w:rPr>
+        <w:rFonts w:ascii="Wingdings" w:hAnsi="Wingdings" w:hint="default"/>
+        <w:sz w:val="20"/>
+      </w:rPr>
+    </w:lvl>
+  </w:abstractNum>
+  <w:abstractNum w:abstractNumId="20" w15:restartNumberingAfterBreak="0">
     <w:nsid w:val="1E887E26"/>
     <w:multiLevelType w:val="multilevel"/>
     <w:tmpl w:val="89D06C1A"/>
@@ -2621,7 +4802,305 @@
       </w:rPr>
     </w:lvl>
   </w:abstractNum>
-  <w:abstractNum w:abstractNumId="10" w15:restartNumberingAfterBreak="0">
+  <w:abstractNum w:abstractNumId="21" w15:restartNumberingAfterBreak="0">
+    <w:nsid w:val="1FDE3996"/>
+    <w:multiLevelType w:val="multilevel"/>
+    <w:tmpl w:val="C45A557E"/>
+    <w:lvl w:ilvl="0">
+      <w:start w:val="1"/>
+      <w:numFmt w:val="bullet"/>
+      <w:lvlText w:val=""/>
+      <w:lvlJc w:val="left"/>
+      <w:pPr>
+        <w:tabs>
+          <w:tab w:val="num" w:pos="720"/>
+        </w:tabs>
+        <w:ind w:left="720" w:hanging="360"/>
+      </w:pPr>
+      <w:rPr>
+        <w:rFonts w:ascii="Symbol" w:hAnsi="Symbol" w:hint="default"/>
+        <w:sz w:val="20"/>
+      </w:rPr>
+    </w:lvl>
+    <w:lvl w:ilvl="1" w:tentative="1">
+      <w:start w:val="1"/>
+      <w:numFmt w:val="bullet"/>
+      <w:lvlText w:val="o"/>
+      <w:lvlJc w:val="left"/>
+      <w:pPr>
+        <w:tabs>
+          <w:tab w:val="num" w:pos="1440"/>
+        </w:tabs>
+        <w:ind w:left="1440" w:hanging="360"/>
+      </w:pPr>
+      <w:rPr>
+        <w:rFonts w:ascii="Courier New" w:hAnsi="Courier New" w:hint="default"/>
+        <w:sz w:val="20"/>
+      </w:rPr>
+    </w:lvl>
+    <w:lvl w:ilvl="2" w:tentative="1">
+      <w:start w:val="1"/>
+      <w:numFmt w:val="bullet"/>
+      <w:lvlText w:val=""/>
+      <w:lvlJc w:val="left"/>
+      <w:pPr>
+        <w:tabs>
+          <w:tab w:val="num" w:pos="2160"/>
+        </w:tabs>
+        <w:ind w:left="2160" w:hanging="360"/>
+      </w:pPr>
+      <w:rPr>
+        <w:rFonts w:ascii="Wingdings" w:hAnsi="Wingdings" w:hint="default"/>
+        <w:sz w:val="20"/>
+      </w:rPr>
+    </w:lvl>
+    <w:lvl w:ilvl="3" w:tentative="1">
+      <w:start w:val="1"/>
+      <w:numFmt w:val="bullet"/>
+      <w:lvlText w:val=""/>
+      <w:lvlJc w:val="left"/>
+      <w:pPr>
+        <w:tabs>
+          <w:tab w:val="num" w:pos="2880"/>
+        </w:tabs>
+        <w:ind w:left="2880" w:hanging="360"/>
+      </w:pPr>
+      <w:rPr>
+        <w:rFonts w:ascii="Wingdings" w:hAnsi="Wingdings" w:hint="default"/>
+        <w:sz w:val="20"/>
+      </w:rPr>
+    </w:lvl>
+    <w:lvl w:ilvl="4" w:tentative="1">
+      <w:start w:val="1"/>
+      <w:numFmt w:val="bullet"/>
+      <w:lvlText w:val=""/>
+      <w:lvlJc w:val="left"/>
+      <w:pPr>
+        <w:tabs>
+          <w:tab w:val="num" w:pos="3600"/>
+        </w:tabs>
+        <w:ind w:left="3600" w:hanging="360"/>
+      </w:pPr>
+      <w:rPr>
+        <w:rFonts w:ascii="Wingdings" w:hAnsi="Wingdings" w:hint="default"/>
+        <w:sz w:val="20"/>
+      </w:rPr>
+    </w:lvl>
+    <w:lvl w:ilvl="5" w:tentative="1">
+      <w:start w:val="1"/>
+      <w:numFmt w:val="bullet"/>
+      <w:lvlText w:val=""/>
+      <w:lvlJc w:val="left"/>
+      <w:pPr>
+        <w:tabs>
+          <w:tab w:val="num" w:pos="4320"/>
+        </w:tabs>
+        <w:ind w:left="4320" w:hanging="360"/>
+      </w:pPr>
+      <w:rPr>
+        <w:rFonts w:ascii="Wingdings" w:hAnsi="Wingdings" w:hint="default"/>
+        <w:sz w:val="20"/>
+      </w:rPr>
+    </w:lvl>
+    <w:lvl w:ilvl="6" w:tentative="1">
+      <w:start w:val="1"/>
+      <w:numFmt w:val="bullet"/>
+      <w:lvlText w:val=""/>
+      <w:lvlJc w:val="left"/>
+      <w:pPr>
+        <w:tabs>
+          <w:tab w:val="num" w:pos="5040"/>
+        </w:tabs>
+        <w:ind w:left="5040" w:hanging="360"/>
+      </w:pPr>
+      <w:rPr>
+        <w:rFonts w:ascii="Wingdings" w:hAnsi="Wingdings" w:hint="default"/>
+        <w:sz w:val="20"/>
+      </w:rPr>
+    </w:lvl>
+    <w:lvl w:ilvl="7" w:tentative="1">
+      <w:start w:val="1"/>
+      <w:numFmt w:val="bullet"/>
+      <w:lvlText w:val=""/>
+      <w:lvlJc w:val="left"/>
+      <w:pPr>
+        <w:tabs>
+          <w:tab w:val="num" w:pos="5760"/>
+        </w:tabs>
+        <w:ind w:left="5760" w:hanging="360"/>
+      </w:pPr>
+      <w:rPr>
+        <w:rFonts w:ascii="Wingdings" w:hAnsi="Wingdings" w:hint="default"/>
+        <w:sz w:val="20"/>
+      </w:rPr>
+    </w:lvl>
+    <w:lvl w:ilvl="8" w:tentative="1">
+      <w:start w:val="1"/>
+      <w:numFmt w:val="bullet"/>
+      <w:lvlText w:val=""/>
+      <w:lvlJc w:val="left"/>
+      <w:pPr>
+        <w:tabs>
+          <w:tab w:val="num" w:pos="6480"/>
+        </w:tabs>
+        <w:ind w:left="6480" w:hanging="360"/>
+      </w:pPr>
+      <w:rPr>
+        <w:rFonts w:ascii="Wingdings" w:hAnsi="Wingdings" w:hint="default"/>
+        <w:sz w:val="20"/>
+      </w:rPr>
+    </w:lvl>
+  </w:abstractNum>
+  <w:abstractNum w:abstractNumId="22" w15:restartNumberingAfterBreak="0">
+    <w:nsid w:val="22430DB7"/>
+    <w:multiLevelType w:val="multilevel"/>
+    <w:tmpl w:val="C3AAE7E0"/>
+    <w:lvl w:ilvl="0">
+      <w:start w:val="1"/>
+      <w:numFmt w:val="bullet"/>
+      <w:lvlText w:val=""/>
+      <w:lvlJc w:val="left"/>
+      <w:pPr>
+        <w:tabs>
+          <w:tab w:val="num" w:pos="720"/>
+        </w:tabs>
+        <w:ind w:left="720" w:hanging="360"/>
+      </w:pPr>
+      <w:rPr>
+        <w:rFonts w:ascii="Symbol" w:hAnsi="Symbol" w:hint="default"/>
+        <w:sz w:val="20"/>
+      </w:rPr>
+    </w:lvl>
+    <w:lvl w:ilvl="1" w:tentative="1">
+      <w:start w:val="1"/>
+      <w:numFmt w:val="bullet"/>
+      <w:lvlText w:val="o"/>
+      <w:lvlJc w:val="left"/>
+      <w:pPr>
+        <w:tabs>
+          <w:tab w:val="num" w:pos="1440"/>
+        </w:tabs>
+        <w:ind w:left="1440" w:hanging="360"/>
+      </w:pPr>
+      <w:rPr>
+        <w:rFonts w:ascii="Courier New" w:hAnsi="Courier New" w:hint="default"/>
+        <w:sz w:val="20"/>
+      </w:rPr>
+    </w:lvl>
+    <w:lvl w:ilvl="2" w:tentative="1">
+      <w:start w:val="1"/>
+      <w:numFmt w:val="bullet"/>
+      <w:lvlText w:val=""/>
+      <w:lvlJc w:val="left"/>
+      <w:pPr>
+        <w:tabs>
+          <w:tab w:val="num" w:pos="2160"/>
+        </w:tabs>
+        <w:ind w:left="2160" w:hanging="360"/>
+      </w:pPr>
+      <w:rPr>
+        <w:rFonts w:ascii="Wingdings" w:hAnsi="Wingdings" w:hint="default"/>
+        <w:sz w:val="20"/>
+      </w:rPr>
+    </w:lvl>
+    <w:lvl w:ilvl="3" w:tentative="1">
+      <w:start w:val="1"/>
+      <w:numFmt w:val="bullet"/>
+      <w:lvlText w:val=""/>
+      <w:lvlJc w:val="left"/>
+      <w:pPr>
+        <w:tabs>
+          <w:tab w:val="num" w:pos="2880"/>
+        </w:tabs>
+        <w:ind w:left="2880" w:hanging="360"/>
+      </w:pPr>
+      <w:rPr>
+        <w:rFonts w:ascii="Wingdings" w:hAnsi="Wingdings" w:hint="default"/>
+        <w:sz w:val="20"/>
+      </w:rPr>
+    </w:lvl>
+    <w:lvl w:ilvl="4" w:tentative="1">
+      <w:start w:val="1"/>
+      <w:numFmt w:val="bullet"/>
+      <w:lvlText w:val=""/>
+      <w:lvlJc w:val="left"/>
+      <w:pPr>
+        <w:tabs>
+          <w:tab w:val="num" w:pos="3600"/>
+        </w:tabs>
+        <w:ind w:left="3600" w:hanging="360"/>
+      </w:pPr>
+      <w:rPr>
+        <w:rFonts w:ascii="Wingdings" w:hAnsi="Wingdings" w:hint="default"/>
+        <w:sz w:val="20"/>
+      </w:rPr>
+    </w:lvl>
+    <w:lvl w:ilvl="5" w:tentative="1">
+      <w:start w:val="1"/>
+      <w:numFmt w:val="bullet"/>
+      <w:lvlText w:val=""/>
+      <w:lvlJc w:val="left"/>
+      <w:pPr>
+        <w:tabs>
+          <w:tab w:val="num" w:pos="4320"/>
+        </w:tabs>
+        <w:ind w:left="4320" w:hanging="360"/>
+      </w:pPr>
+      <w:rPr>
+        <w:rFonts w:ascii="Wingdings" w:hAnsi="Wingdings" w:hint="default"/>
+        <w:sz w:val="20"/>
+      </w:rPr>
+    </w:lvl>
+    <w:lvl w:ilvl="6" w:tentative="1">
+      <w:start w:val="1"/>
+      <w:numFmt w:val="bullet"/>
+      <w:lvlText w:val=""/>
+      <w:lvlJc w:val="left"/>
+      <w:pPr>
+        <w:tabs>
+          <w:tab w:val="num" w:pos="5040"/>
+        </w:tabs>
+        <w:ind w:left="5040" w:hanging="360"/>
+      </w:pPr>
+      <w:rPr>
+        <w:rFonts w:ascii="Wingdings" w:hAnsi="Wingdings" w:hint="default"/>
+        <w:sz w:val="20"/>
+      </w:rPr>
+    </w:lvl>
+    <w:lvl w:ilvl="7" w:tentative="1">
+      <w:start w:val="1"/>
+      <w:numFmt w:val="bullet"/>
+      <w:lvlText w:val=""/>
+      <w:lvlJc w:val="left"/>
+      <w:pPr>
+        <w:tabs>
+          <w:tab w:val="num" w:pos="5760"/>
+        </w:tabs>
+        <w:ind w:left="5760" w:hanging="360"/>
+      </w:pPr>
+      <w:rPr>
+        <w:rFonts w:ascii="Wingdings" w:hAnsi="Wingdings" w:hint="default"/>
+        <w:sz w:val="20"/>
+      </w:rPr>
+    </w:lvl>
+    <w:lvl w:ilvl="8" w:tentative="1">
+      <w:start w:val="1"/>
+      <w:numFmt w:val="bullet"/>
+      <w:lvlText w:val=""/>
+      <w:lvlJc w:val="left"/>
+      <w:pPr>
+        <w:tabs>
+          <w:tab w:val="num" w:pos="6480"/>
+        </w:tabs>
+        <w:ind w:left="6480" w:hanging="360"/>
+      </w:pPr>
+      <w:rPr>
+        <w:rFonts w:ascii="Wingdings" w:hAnsi="Wingdings" w:hint="default"/>
+        <w:sz w:val="20"/>
+      </w:rPr>
+    </w:lvl>
+  </w:abstractNum>
+  <w:abstractNum w:abstractNumId="23" w15:restartNumberingAfterBreak="0">
     <w:nsid w:val="231C2EBE"/>
     <w:multiLevelType w:val="multilevel"/>
     <w:tmpl w:val="DE04FB32"/>
@@ -2770,7 +5249,156 @@
       </w:rPr>
     </w:lvl>
   </w:abstractNum>
-  <w:abstractNum w:abstractNumId="11" w15:restartNumberingAfterBreak="0">
+  <w:abstractNum w:abstractNumId="24" w15:restartNumberingAfterBreak="0">
+    <w:nsid w:val="238555CB"/>
+    <w:multiLevelType w:val="multilevel"/>
+    <w:tmpl w:val="4C78E81C"/>
+    <w:lvl w:ilvl="0">
+      <w:start w:val="1"/>
+      <w:numFmt w:val="bullet"/>
+      <w:lvlText w:val=""/>
+      <w:lvlJc w:val="left"/>
+      <w:pPr>
+        <w:tabs>
+          <w:tab w:val="num" w:pos="720"/>
+        </w:tabs>
+        <w:ind w:left="720" w:hanging="360"/>
+      </w:pPr>
+      <w:rPr>
+        <w:rFonts w:ascii="Symbol" w:hAnsi="Symbol" w:hint="default"/>
+        <w:sz w:val="20"/>
+      </w:rPr>
+    </w:lvl>
+    <w:lvl w:ilvl="1" w:tentative="1">
+      <w:start w:val="1"/>
+      <w:numFmt w:val="bullet"/>
+      <w:lvlText w:val="o"/>
+      <w:lvlJc w:val="left"/>
+      <w:pPr>
+        <w:tabs>
+          <w:tab w:val="num" w:pos="1440"/>
+        </w:tabs>
+        <w:ind w:left="1440" w:hanging="360"/>
+      </w:pPr>
+      <w:rPr>
+        <w:rFonts w:ascii="Courier New" w:hAnsi="Courier New" w:hint="default"/>
+        <w:sz w:val="20"/>
+      </w:rPr>
+    </w:lvl>
+    <w:lvl w:ilvl="2" w:tentative="1">
+      <w:start w:val="1"/>
+      <w:numFmt w:val="bullet"/>
+      <w:lvlText w:val=""/>
+      <w:lvlJc w:val="left"/>
+      <w:pPr>
+        <w:tabs>
+          <w:tab w:val="num" w:pos="2160"/>
+        </w:tabs>
+        <w:ind w:left="2160" w:hanging="360"/>
+      </w:pPr>
+      <w:rPr>
+        <w:rFonts w:ascii="Wingdings" w:hAnsi="Wingdings" w:hint="default"/>
+        <w:sz w:val="20"/>
+      </w:rPr>
+    </w:lvl>
+    <w:lvl w:ilvl="3" w:tentative="1">
+      <w:start w:val="1"/>
+      <w:numFmt w:val="bullet"/>
+      <w:lvlText w:val=""/>
+      <w:lvlJc w:val="left"/>
+      <w:pPr>
+        <w:tabs>
+          <w:tab w:val="num" w:pos="2880"/>
+        </w:tabs>
+        <w:ind w:left="2880" w:hanging="360"/>
+      </w:pPr>
+      <w:rPr>
+        <w:rFonts w:ascii="Wingdings" w:hAnsi="Wingdings" w:hint="default"/>
+        <w:sz w:val="20"/>
+      </w:rPr>
+    </w:lvl>
+    <w:lvl w:ilvl="4" w:tentative="1">
+      <w:start w:val="1"/>
+      <w:numFmt w:val="bullet"/>
+      <w:lvlText w:val=""/>
+      <w:lvlJc w:val="left"/>
+      <w:pPr>
+        <w:tabs>
+          <w:tab w:val="num" w:pos="3600"/>
+        </w:tabs>
+        <w:ind w:left="3600" w:hanging="360"/>
+      </w:pPr>
+      <w:rPr>
+        <w:rFonts w:ascii="Wingdings" w:hAnsi="Wingdings" w:hint="default"/>
+        <w:sz w:val="20"/>
+      </w:rPr>
+    </w:lvl>
+    <w:lvl w:ilvl="5" w:tentative="1">
+      <w:start w:val="1"/>
+      <w:numFmt w:val="bullet"/>
+      <w:lvlText w:val=""/>
+      <w:lvlJc w:val="left"/>
+      <w:pPr>
+        <w:tabs>
+          <w:tab w:val="num" w:pos="4320"/>
+        </w:tabs>
+        <w:ind w:left="4320" w:hanging="360"/>
+      </w:pPr>
+      <w:rPr>
+        <w:rFonts w:ascii="Wingdings" w:hAnsi="Wingdings" w:hint="default"/>
+        <w:sz w:val="20"/>
+      </w:rPr>
+    </w:lvl>
+    <w:lvl w:ilvl="6" w:tentative="1">
+      <w:start w:val="1"/>
+      <w:numFmt w:val="bullet"/>
+      <w:lvlText w:val=""/>
+      <w:lvlJc w:val="left"/>
+      <w:pPr>
+        <w:tabs>
+          <w:tab w:val="num" w:pos="5040"/>
+        </w:tabs>
+        <w:ind w:left="5040" w:hanging="360"/>
+      </w:pPr>
+      <w:rPr>
+        <w:rFonts w:ascii="Wingdings" w:hAnsi="Wingdings" w:hint="default"/>
+        <w:sz w:val="20"/>
+      </w:rPr>
+    </w:lvl>
+    <w:lvl w:ilvl="7" w:tentative="1">
+      <w:start w:val="1"/>
+      <w:numFmt w:val="bullet"/>
+      <w:lvlText w:val=""/>
+      <w:lvlJc w:val="left"/>
+      <w:pPr>
+        <w:tabs>
+          <w:tab w:val="num" w:pos="5760"/>
+        </w:tabs>
+        <w:ind w:left="5760" w:hanging="360"/>
+      </w:pPr>
+      <w:rPr>
+        <w:rFonts w:ascii="Wingdings" w:hAnsi="Wingdings" w:hint="default"/>
+        <w:sz w:val="20"/>
+      </w:rPr>
+    </w:lvl>
+    <w:lvl w:ilvl="8" w:tentative="1">
+      <w:start w:val="1"/>
+      <w:numFmt w:val="bullet"/>
+      <w:lvlText w:val=""/>
+      <w:lvlJc w:val="left"/>
+      <w:pPr>
+        <w:tabs>
+          <w:tab w:val="num" w:pos="6480"/>
+        </w:tabs>
+        <w:ind w:left="6480" w:hanging="360"/>
+      </w:pPr>
+      <w:rPr>
+        <w:rFonts w:ascii="Wingdings" w:hAnsi="Wingdings" w:hint="default"/>
+        <w:sz w:val="20"/>
+      </w:rPr>
+    </w:lvl>
+  </w:abstractNum>
+  <w:abstractNum w:abstractNumId="25" w15:restartNumberingAfterBreak="0">
     <w:nsid w:val="249B0C02"/>
     <w:multiLevelType w:val="multilevel"/>
     <w:tmpl w:val="CC36B5A8"/>
@@ -2919,7 +5547,7 @@
       </w:rPr>
     </w:lvl>
   </w:abstractNum>
-  <w:abstractNum w:abstractNumId="12" w15:restartNumberingAfterBreak="0">
+  <w:abstractNum w:abstractNumId="26" w15:restartNumberingAfterBreak="0">
     <w:nsid w:val="25206D98"/>
     <w:multiLevelType w:val="multilevel"/>
     <w:tmpl w:val="3D8C7CEC"/>
@@ -3068,7 +5696,454 @@
       </w:rPr>
     </w:lvl>
   </w:abstractNum>
-  <w:abstractNum w:abstractNumId="13" w15:restartNumberingAfterBreak="0">
+  <w:abstractNum w:abstractNumId="27" w15:restartNumberingAfterBreak="0">
+    <w:nsid w:val="268F00CD"/>
+    <w:multiLevelType w:val="multilevel"/>
+    <w:tmpl w:val="DF463AA4"/>
+    <w:lvl w:ilvl="0">
+      <w:start w:val="1"/>
+      <w:numFmt w:val="bullet"/>
+      <w:lvlText w:val=""/>
+      <w:lvlJc w:val="left"/>
+      <w:pPr>
+        <w:tabs>
+          <w:tab w:val="num" w:pos="720"/>
+        </w:tabs>
+        <w:ind w:left="720" w:hanging="360"/>
+      </w:pPr>
+      <w:rPr>
+        <w:rFonts w:ascii="Symbol" w:hAnsi="Symbol" w:hint="default"/>
+        <w:sz w:val="20"/>
+      </w:rPr>
+    </w:lvl>
+    <w:lvl w:ilvl="1" w:tentative="1">
+      <w:start w:val="1"/>
+      <w:numFmt w:val="bullet"/>
+      <w:lvlText w:val="o"/>
+      <w:lvlJc w:val="left"/>
+      <w:pPr>
+        <w:tabs>
+          <w:tab w:val="num" w:pos="1440"/>
+        </w:tabs>
+        <w:ind w:left="1440" w:hanging="360"/>
+      </w:pPr>
+      <w:rPr>
+        <w:rFonts w:ascii="Courier New" w:hAnsi="Courier New" w:hint="default"/>
+        <w:sz w:val="20"/>
+      </w:rPr>
+    </w:lvl>
+    <w:lvl w:ilvl="2" w:tentative="1">
+      <w:start w:val="1"/>
+      <w:numFmt w:val="bullet"/>
+      <w:lvlText w:val=""/>
+      <w:lvlJc w:val="left"/>
+      <w:pPr>
+        <w:tabs>
+          <w:tab w:val="num" w:pos="2160"/>
+        </w:tabs>
+        <w:ind w:left="2160" w:hanging="360"/>
+      </w:pPr>
+      <w:rPr>
+        <w:rFonts w:ascii="Wingdings" w:hAnsi="Wingdings" w:hint="default"/>
+        <w:sz w:val="20"/>
+      </w:rPr>
+    </w:lvl>
+    <w:lvl w:ilvl="3" w:tentative="1">
+      <w:start w:val="1"/>
+      <w:numFmt w:val="bullet"/>
+      <w:lvlText w:val=""/>
+      <w:lvlJc w:val="left"/>
+      <w:pPr>
+        <w:tabs>
+          <w:tab w:val="num" w:pos="2880"/>
+        </w:tabs>
+        <w:ind w:left="2880" w:hanging="360"/>
+      </w:pPr>
+      <w:rPr>
+        <w:rFonts w:ascii="Wingdings" w:hAnsi="Wingdings" w:hint="default"/>
+        <w:sz w:val="20"/>
+      </w:rPr>
+    </w:lvl>
+    <w:lvl w:ilvl="4" w:tentative="1">
+      <w:start w:val="1"/>
+      <w:numFmt w:val="bullet"/>
+      <w:lvlText w:val=""/>
+      <w:lvlJc w:val="left"/>
+      <w:pPr>
+        <w:tabs>
+          <w:tab w:val="num" w:pos="3600"/>
+        </w:tabs>
+        <w:ind w:left="3600" w:hanging="360"/>
+      </w:pPr>
+      <w:rPr>
+        <w:rFonts w:ascii="Wingdings" w:hAnsi="Wingdings" w:hint="default"/>
+        <w:sz w:val="20"/>
+      </w:rPr>
+    </w:lvl>
+    <w:lvl w:ilvl="5" w:tentative="1">
+      <w:start w:val="1"/>
+      <w:numFmt w:val="bullet"/>
+      <w:lvlText w:val=""/>
+      <w:lvlJc w:val="left"/>
+      <w:pPr>
+        <w:tabs>
+          <w:tab w:val="num" w:pos="4320"/>
+        </w:tabs>
+        <w:ind w:left="4320" w:hanging="360"/>
+      </w:pPr>
+      <w:rPr>
+        <w:rFonts w:ascii="Wingdings" w:hAnsi="Wingdings" w:hint="default"/>
+        <w:sz w:val="20"/>
+      </w:rPr>
+    </w:lvl>
+    <w:lvl w:ilvl="6" w:tentative="1">
+      <w:start w:val="1"/>
+      <w:numFmt w:val="bullet"/>
+      <w:lvlText w:val=""/>
+      <w:lvlJc w:val="left"/>
+      <w:pPr>
+        <w:tabs>
+          <w:tab w:val="num" w:pos="5040"/>
+        </w:tabs>
+        <w:ind w:left="5040" w:hanging="360"/>
+      </w:pPr>
+      <w:rPr>
+        <w:rFonts w:ascii="Wingdings" w:hAnsi="Wingdings" w:hint="default"/>
+        <w:sz w:val="20"/>
+      </w:rPr>
+    </w:lvl>
+    <w:lvl w:ilvl="7" w:tentative="1">
+      <w:start w:val="1"/>
+      <w:numFmt w:val="bullet"/>
+      <w:lvlText w:val=""/>
+      <w:lvlJc w:val="left"/>
+      <w:pPr>
+        <w:tabs>
+          <w:tab w:val="num" w:pos="5760"/>
+        </w:tabs>
+        <w:ind w:left="5760" w:hanging="360"/>
+      </w:pPr>
+      <w:rPr>
+        <w:rFonts w:ascii="Wingdings" w:hAnsi="Wingdings" w:hint="default"/>
+        <w:sz w:val="20"/>
+      </w:rPr>
+    </w:lvl>
+    <w:lvl w:ilvl="8" w:tentative="1">
+      <w:start w:val="1"/>
+      <w:numFmt w:val="bullet"/>
+      <w:lvlText w:val=""/>
+      <w:lvlJc w:val="left"/>
+      <w:pPr>
+        <w:tabs>
+          <w:tab w:val="num" w:pos="6480"/>
+        </w:tabs>
+        <w:ind w:left="6480" w:hanging="360"/>
+      </w:pPr>
+      <w:rPr>
+        <w:rFonts w:ascii="Wingdings" w:hAnsi="Wingdings" w:hint="default"/>
+        <w:sz w:val="20"/>
+      </w:rPr>
+    </w:lvl>
+  </w:abstractNum>
+  <w:abstractNum w:abstractNumId="28" w15:restartNumberingAfterBreak="0">
+    <w:nsid w:val="276B5F4C"/>
+    <w:multiLevelType w:val="multilevel"/>
+    <w:tmpl w:val="633A27AA"/>
+    <w:lvl w:ilvl="0">
+      <w:start w:val="1"/>
+      <w:numFmt w:val="bullet"/>
+      <w:lvlText w:val=""/>
+      <w:lvlJc w:val="left"/>
+      <w:pPr>
+        <w:tabs>
+          <w:tab w:val="num" w:pos="720"/>
+        </w:tabs>
+        <w:ind w:left="720" w:hanging="360"/>
+      </w:pPr>
+      <w:rPr>
+        <w:rFonts w:ascii="Symbol" w:hAnsi="Symbol" w:hint="default"/>
+        <w:sz w:val="20"/>
+      </w:rPr>
+    </w:lvl>
+    <w:lvl w:ilvl="1" w:tentative="1">
+      <w:start w:val="1"/>
+      <w:numFmt w:val="bullet"/>
+      <w:lvlText w:val="o"/>
+      <w:lvlJc w:val="left"/>
+      <w:pPr>
+        <w:tabs>
+          <w:tab w:val="num" w:pos="1440"/>
+        </w:tabs>
+        <w:ind w:left="1440" w:hanging="360"/>
+      </w:pPr>
+      <w:rPr>
+        <w:rFonts w:ascii="Courier New" w:hAnsi="Courier New" w:hint="default"/>
+        <w:sz w:val="20"/>
+      </w:rPr>
+    </w:lvl>
+    <w:lvl w:ilvl="2" w:tentative="1">
+      <w:start w:val="1"/>
+      <w:numFmt w:val="bullet"/>
+      <w:lvlText w:val=""/>
+      <w:lvlJc w:val="left"/>
+      <w:pPr>
+        <w:tabs>
+          <w:tab w:val="num" w:pos="2160"/>
+        </w:tabs>
+        <w:ind w:left="2160" w:hanging="360"/>
+      </w:pPr>
+      <w:rPr>
+        <w:rFonts w:ascii="Wingdings" w:hAnsi="Wingdings" w:hint="default"/>
+        <w:sz w:val="20"/>
+      </w:rPr>
+    </w:lvl>
+    <w:lvl w:ilvl="3" w:tentative="1">
+      <w:start w:val="1"/>
+      <w:numFmt w:val="bullet"/>
+      <w:lvlText w:val=""/>
+      <w:lvlJc w:val="left"/>
+      <w:pPr>
+        <w:tabs>
+          <w:tab w:val="num" w:pos="2880"/>
+        </w:tabs>
+        <w:ind w:left="2880" w:hanging="360"/>
+      </w:pPr>
+      <w:rPr>
+        <w:rFonts w:ascii="Wingdings" w:hAnsi="Wingdings" w:hint="default"/>
+        <w:sz w:val="20"/>
+      </w:rPr>
+    </w:lvl>
+    <w:lvl w:ilvl="4" w:tentative="1">
+      <w:start w:val="1"/>
+      <w:numFmt w:val="bullet"/>
+      <w:lvlText w:val=""/>
+      <w:lvlJc w:val="left"/>
+      <w:pPr>
+        <w:tabs>
+          <w:tab w:val="num" w:pos="3600"/>
+        </w:tabs>
+        <w:ind w:left="3600" w:hanging="360"/>
+      </w:pPr>
+      <w:rPr>
+        <w:rFonts w:ascii="Wingdings" w:hAnsi="Wingdings" w:hint="default"/>
+        <w:sz w:val="20"/>
+      </w:rPr>
+    </w:lvl>
+    <w:lvl w:ilvl="5" w:tentative="1">
+      <w:start w:val="1"/>
+      <w:numFmt w:val="bullet"/>
+      <w:lvlText w:val=""/>
+      <w:lvlJc w:val="left"/>
+      <w:pPr>
+        <w:tabs>
+          <w:tab w:val="num" w:pos="4320"/>
+        </w:tabs>
+        <w:ind w:left="4320" w:hanging="360"/>
+      </w:pPr>
+      <w:rPr>
+        <w:rFonts w:ascii="Wingdings" w:hAnsi="Wingdings" w:hint="default"/>
+        <w:sz w:val="20"/>
+      </w:rPr>
+    </w:lvl>
+    <w:lvl w:ilvl="6" w:tentative="1">
+      <w:start w:val="1"/>
+      <w:numFmt w:val="bullet"/>
+      <w:lvlText w:val=""/>
+      <w:lvlJc w:val="left"/>
+      <w:pPr>
+        <w:tabs>
+          <w:tab w:val="num" w:pos="5040"/>
+        </w:tabs>
+        <w:ind w:left="5040" w:hanging="360"/>
+      </w:pPr>
+      <w:rPr>
+        <w:rFonts w:ascii="Wingdings" w:hAnsi="Wingdings" w:hint="default"/>
+        <w:sz w:val="20"/>
+      </w:rPr>
+    </w:lvl>
+    <w:lvl w:ilvl="7" w:tentative="1">
+      <w:start w:val="1"/>
+      <w:numFmt w:val="bullet"/>
+      <w:lvlText w:val=""/>
+      <w:lvlJc w:val="left"/>
+      <w:pPr>
+        <w:tabs>
+          <w:tab w:val="num" w:pos="5760"/>
+        </w:tabs>
+        <w:ind w:left="5760" w:hanging="360"/>
+      </w:pPr>
+      <w:rPr>
+        <w:rFonts w:ascii="Wingdings" w:hAnsi="Wingdings" w:hint="default"/>
+        <w:sz w:val="20"/>
+      </w:rPr>
+    </w:lvl>
+    <w:lvl w:ilvl="8" w:tentative="1">
+      <w:start w:val="1"/>
+      <w:numFmt w:val="bullet"/>
+      <w:lvlText w:val=""/>
+      <w:lvlJc w:val="left"/>
+      <w:pPr>
+        <w:tabs>
+          <w:tab w:val="num" w:pos="6480"/>
+        </w:tabs>
+        <w:ind w:left="6480" w:hanging="360"/>
+      </w:pPr>
+      <w:rPr>
+        <w:rFonts w:ascii="Wingdings" w:hAnsi="Wingdings" w:hint="default"/>
+        <w:sz w:val="20"/>
+      </w:rPr>
+    </w:lvl>
+  </w:abstractNum>
+  <w:abstractNum w:abstractNumId="29" w15:restartNumberingAfterBreak="0">
+    <w:nsid w:val="2CCD0261"/>
+    <w:multiLevelType w:val="multilevel"/>
+    <w:tmpl w:val="C616BFF2"/>
+    <w:lvl w:ilvl="0">
+      <w:start w:val="1"/>
+      <w:numFmt w:val="bullet"/>
+      <w:lvlText w:val=""/>
+      <w:lvlJc w:val="left"/>
+      <w:pPr>
+        <w:tabs>
+          <w:tab w:val="num" w:pos="720"/>
+        </w:tabs>
+        <w:ind w:left="720" w:hanging="360"/>
+      </w:pPr>
+      <w:rPr>
+        <w:rFonts w:ascii="Symbol" w:hAnsi="Symbol" w:hint="default"/>
+        <w:sz w:val="20"/>
+      </w:rPr>
+    </w:lvl>
+    <w:lvl w:ilvl="1" w:tentative="1">
+      <w:start w:val="1"/>
+      <w:numFmt w:val="bullet"/>
+      <w:lvlText w:val="o"/>
+      <w:lvlJc w:val="left"/>
+      <w:pPr>
+        <w:tabs>
+          <w:tab w:val="num" w:pos="1440"/>
+        </w:tabs>
+        <w:ind w:left="1440" w:hanging="360"/>
+      </w:pPr>
+      <w:rPr>
+        <w:rFonts w:ascii="Courier New" w:hAnsi="Courier New" w:hint="default"/>
+        <w:sz w:val="20"/>
+      </w:rPr>
+    </w:lvl>
+    <w:lvl w:ilvl="2" w:tentative="1">
+      <w:start w:val="1"/>
+      <w:numFmt w:val="bullet"/>
+      <w:lvlText w:val=""/>
+      <w:lvlJc w:val="left"/>
+      <w:pPr>
+        <w:tabs>
+          <w:tab w:val="num" w:pos="2160"/>
+        </w:tabs>
+        <w:ind w:left="2160" w:hanging="360"/>
+      </w:pPr>
+      <w:rPr>
+        <w:rFonts w:ascii="Wingdings" w:hAnsi="Wingdings" w:hint="default"/>
+        <w:sz w:val="20"/>
+      </w:rPr>
+    </w:lvl>
+    <w:lvl w:ilvl="3" w:tentative="1">
+      <w:start w:val="1"/>
+      <w:numFmt w:val="bullet"/>
+      <w:lvlText w:val=""/>
+      <w:lvlJc w:val="left"/>
+      <w:pPr>
+        <w:tabs>
+          <w:tab w:val="num" w:pos="2880"/>
+        </w:tabs>
+        <w:ind w:left="2880" w:hanging="360"/>
+      </w:pPr>
+      <w:rPr>
+        <w:rFonts w:ascii="Wingdings" w:hAnsi="Wingdings" w:hint="default"/>
+        <w:sz w:val="20"/>
+      </w:rPr>
+    </w:lvl>
+    <w:lvl w:ilvl="4" w:tentative="1">
+      <w:start w:val="1"/>
+      <w:numFmt w:val="bullet"/>
+      <w:lvlText w:val=""/>
+      <w:lvlJc w:val="left"/>
+      <w:pPr>
+        <w:tabs>
+          <w:tab w:val="num" w:pos="3600"/>
+        </w:tabs>
+        <w:ind w:left="3600" w:hanging="360"/>
+      </w:pPr>
+      <w:rPr>
+        <w:rFonts w:ascii="Wingdings" w:hAnsi="Wingdings" w:hint="default"/>
+        <w:sz w:val="20"/>
+      </w:rPr>
+    </w:lvl>
+    <w:lvl w:ilvl="5" w:tentative="1">
+      <w:start w:val="1"/>
+      <w:numFmt w:val="bullet"/>
+      <w:lvlText w:val=""/>
+      <w:lvlJc w:val="left"/>
+      <w:pPr>
+        <w:tabs>
+          <w:tab w:val="num" w:pos="4320"/>
+        </w:tabs>
+        <w:ind w:left="4320" w:hanging="360"/>
+      </w:pPr>
+      <w:rPr>
+        <w:rFonts w:ascii="Wingdings" w:hAnsi="Wingdings" w:hint="default"/>
+        <w:sz w:val="20"/>
+      </w:rPr>
+    </w:lvl>
+    <w:lvl w:ilvl="6" w:tentative="1">
+      <w:start w:val="1"/>
+      <w:numFmt w:val="bullet"/>
+      <w:lvlText w:val=""/>
+      <w:lvlJc w:val="left"/>
+      <w:pPr>
+        <w:tabs>
+          <w:tab w:val="num" w:pos="5040"/>
+        </w:tabs>
+        <w:ind w:left="5040" w:hanging="360"/>
+      </w:pPr>
+      <w:rPr>
+        <w:rFonts w:ascii="Wingdings" w:hAnsi="Wingdings" w:hint="default"/>
+        <w:sz w:val="20"/>
+      </w:rPr>
+    </w:lvl>
+    <w:lvl w:ilvl="7" w:tentative="1">
+      <w:start w:val="1"/>
+      <w:numFmt w:val="bullet"/>
+      <w:lvlText w:val=""/>
+      <w:lvlJc w:val="left"/>
+      <w:pPr>
+        <w:tabs>
+          <w:tab w:val="num" w:pos="5760"/>
+        </w:tabs>
+        <w:ind w:left="5760" w:hanging="360"/>
+      </w:pPr>
+      <w:rPr>
+        <w:rFonts w:ascii="Wingdings" w:hAnsi="Wingdings" w:hint="default"/>
+        <w:sz w:val="20"/>
+      </w:rPr>
+    </w:lvl>
+    <w:lvl w:ilvl="8" w:tentative="1">
+      <w:start w:val="1"/>
+      <w:numFmt w:val="bullet"/>
+      <w:lvlText w:val=""/>
+      <w:lvlJc w:val="left"/>
+      <w:pPr>
+        <w:tabs>
+          <w:tab w:val="num" w:pos="6480"/>
+        </w:tabs>
+        <w:ind w:left="6480" w:hanging="360"/>
+      </w:pPr>
+      <w:rPr>
+        <w:rFonts w:ascii="Wingdings" w:hAnsi="Wingdings" w:hint="default"/>
+        <w:sz w:val="20"/>
+      </w:rPr>
+    </w:lvl>
+  </w:abstractNum>
+  <w:abstractNum w:abstractNumId="30" w15:restartNumberingAfterBreak="0">
     <w:nsid w:val="2CDE0F80"/>
     <w:multiLevelType w:val="multilevel"/>
     <w:tmpl w:val="89D64B2C"/>
@@ -3217,7 +6292,7 @@
       </w:rPr>
     </w:lvl>
   </w:abstractNum>
-  <w:abstractNum w:abstractNumId="14" w15:restartNumberingAfterBreak="0">
+  <w:abstractNum w:abstractNumId="31" w15:restartNumberingAfterBreak="0">
     <w:nsid w:val="2D234944"/>
     <w:multiLevelType w:val="multilevel"/>
     <w:tmpl w:val="FF16B6D2"/>
@@ -3366,7 +6441,7 @@
       </w:rPr>
     </w:lvl>
   </w:abstractNum>
-  <w:abstractNum w:abstractNumId="15" w15:restartNumberingAfterBreak="0">
+  <w:abstractNum w:abstractNumId="32" w15:restartNumberingAfterBreak="0">
     <w:nsid w:val="2DD3420C"/>
     <w:multiLevelType w:val="multilevel"/>
     <w:tmpl w:val="F3F48FB8"/>
@@ -3515,7 +6590,305 @@
       </w:rPr>
     </w:lvl>
   </w:abstractNum>
-  <w:abstractNum w:abstractNumId="16" w15:restartNumberingAfterBreak="0">
+  <w:abstractNum w:abstractNumId="33" w15:restartNumberingAfterBreak="0">
+    <w:nsid w:val="30D87B4E"/>
+    <w:multiLevelType w:val="multilevel"/>
+    <w:tmpl w:val="875EC90C"/>
+    <w:lvl w:ilvl="0">
+      <w:start w:val="1"/>
+      <w:numFmt w:val="bullet"/>
+      <w:lvlText w:val=""/>
+      <w:lvlJc w:val="left"/>
+      <w:pPr>
+        <w:tabs>
+          <w:tab w:val="num" w:pos="720"/>
+        </w:tabs>
+        <w:ind w:left="720" w:hanging="360"/>
+      </w:pPr>
+      <w:rPr>
+        <w:rFonts w:ascii="Symbol" w:hAnsi="Symbol" w:hint="default"/>
+        <w:sz w:val="20"/>
+      </w:rPr>
+    </w:lvl>
+    <w:lvl w:ilvl="1" w:tentative="1">
+      <w:start w:val="1"/>
+      <w:numFmt w:val="bullet"/>
+      <w:lvlText w:val="o"/>
+      <w:lvlJc w:val="left"/>
+      <w:pPr>
+        <w:tabs>
+          <w:tab w:val="num" w:pos="1440"/>
+        </w:tabs>
+        <w:ind w:left="1440" w:hanging="360"/>
+      </w:pPr>
+      <w:rPr>
+        <w:rFonts w:ascii="Courier New" w:hAnsi="Courier New" w:hint="default"/>
+        <w:sz w:val="20"/>
+      </w:rPr>
+    </w:lvl>
+    <w:lvl w:ilvl="2" w:tentative="1">
+      <w:start w:val="1"/>
+      <w:numFmt w:val="bullet"/>
+      <w:lvlText w:val=""/>
+      <w:lvlJc w:val="left"/>
+      <w:pPr>
+        <w:tabs>
+          <w:tab w:val="num" w:pos="2160"/>
+        </w:tabs>
+        <w:ind w:left="2160" w:hanging="360"/>
+      </w:pPr>
+      <w:rPr>
+        <w:rFonts w:ascii="Wingdings" w:hAnsi="Wingdings" w:hint="default"/>
+        <w:sz w:val="20"/>
+      </w:rPr>
+    </w:lvl>
+    <w:lvl w:ilvl="3" w:tentative="1">
+      <w:start w:val="1"/>
+      <w:numFmt w:val="bullet"/>
+      <w:lvlText w:val=""/>
+      <w:lvlJc w:val="left"/>
+      <w:pPr>
+        <w:tabs>
+          <w:tab w:val="num" w:pos="2880"/>
+        </w:tabs>
+        <w:ind w:left="2880" w:hanging="360"/>
+      </w:pPr>
+      <w:rPr>
+        <w:rFonts w:ascii="Wingdings" w:hAnsi="Wingdings" w:hint="default"/>
+        <w:sz w:val="20"/>
+      </w:rPr>
+    </w:lvl>
+    <w:lvl w:ilvl="4" w:tentative="1">
+      <w:start w:val="1"/>
+      <w:numFmt w:val="bullet"/>
+      <w:lvlText w:val=""/>
+      <w:lvlJc w:val="left"/>
+      <w:pPr>
+        <w:tabs>
+          <w:tab w:val="num" w:pos="3600"/>
+        </w:tabs>
+        <w:ind w:left="3600" w:hanging="360"/>
+      </w:pPr>
+      <w:rPr>
+        <w:rFonts w:ascii="Wingdings" w:hAnsi="Wingdings" w:hint="default"/>
+        <w:sz w:val="20"/>
+      </w:rPr>
+    </w:lvl>
+    <w:lvl w:ilvl="5" w:tentative="1">
+      <w:start w:val="1"/>
+      <w:numFmt w:val="bullet"/>
+      <w:lvlText w:val=""/>
+      <w:lvlJc w:val="left"/>
+      <w:pPr>
+        <w:tabs>
+          <w:tab w:val="num" w:pos="4320"/>
+        </w:tabs>
+        <w:ind w:left="4320" w:hanging="360"/>
+      </w:pPr>
+      <w:rPr>
+        <w:rFonts w:ascii="Wingdings" w:hAnsi="Wingdings" w:hint="default"/>
+        <w:sz w:val="20"/>
+      </w:rPr>
+    </w:lvl>
+    <w:lvl w:ilvl="6" w:tentative="1">
+      <w:start w:val="1"/>
+      <w:numFmt w:val="bullet"/>
+      <w:lvlText w:val=""/>
+      <w:lvlJc w:val="left"/>
+      <w:pPr>
+        <w:tabs>
+          <w:tab w:val="num" w:pos="5040"/>
+        </w:tabs>
+        <w:ind w:left="5040" w:hanging="360"/>
+      </w:pPr>
+      <w:rPr>
+        <w:rFonts w:ascii="Wingdings" w:hAnsi="Wingdings" w:hint="default"/>
+        <w:sz w:val="20"/>
+      </w:rPr>
+    </w:lvl>
+    <w:lvl w:ilvl="7" w:tentative="1">
+      <w:start w:val="1"/>
+      <w:numFmt w:val="bullet"/>
+      <w:lvlText w:val=""/>
+      <w:lvlJc w:val="left"/>
+      <w:pPr>
+        <w:tabs>
+          <w:tab w:val="num" w:pos="5760"/>
+        </w:tabs>
+        <w:ind w:left="5760" w:hanging="360"/>
+      </w:pPr>
+      <w:rPr>
+        <w:rFonts w:ascii="Wingdings" w:hAnsi="Wingdings" w:hint="default"/>
+        <w:sz w:val="20"/>
+      </w:rPr>
+    </w:lvl>
+    <w:lvl w:ilvl="8" w:tentative="1">
+      <w:start w:val="1"/>
+      <w:numFmt w:val="bullet"/>
+      <w:lvlText w:val=""/>
+      <w:lvlJc w:val="left"/>
+      <w:pPr>
+        <w:tabs>
+          <w:tab w:val="num" w:pos="6480"/>
+        </w:tabs>
+        <w:ind w:left="6480" w:hanging="360"/>
+      </w:pPr>
+      <w:rPr>
+        <w:rFonts w:ascii="Wingdings" w:hAnsi="Wingdings" w:hint="default"/>
+        <w:sz w:val="20"/>
+      </w:rPr>
+    </w:lvl>
+  </w:abstractNum>
+  <w:abstractNum w:abstractNumId="34" w15:restartNumberingAfterBreak="0">
+    <w:nsid w:val="31885AF2"/>
+    <w:multiLevelType w:val="multilevel"/>
+    <w:tmpl w:val="9C2230C0"/>
+    <w:lvl w:ilvl="0">
+      <w:start w:val="1"/>
+      <w:numFmt w:val="bullet"/>
+      <w:lvlText w:val=""/>
+      <w:lvlJc w:val="left"/>
+      <w:pPr>
+        <w:tabs>
+          <w:tab w:val="num" w:pos="720"/>
+        </w:tabs>
+        <w:ind w:left="720" w:hanging="360"/>
+      </w:pPr>
+      <w:rPr>
+        <w:rFonts w:ascii="Symbol" w:hAnsi="Symbol" w:hint="default"/>
+        <w:sz w:val="20"/>
+      </w:rPr>
+    </w:lvl>
+    <w:lvl w:ilvl="1" w:tentative="1">
+      <w:start w:val="1"/>
+      <w:numFmt w:val="bullet"/>
+      <w:lvlText w:val="o"/>
+      <w:lvlJc w:val="left"/>
+      <w:pPr>
+        <w:tabs>
+          <w:tab w:val="num" w:pos="1440"/>
+        </w:tabs>
+        <w:ind w:left="1440" w:hanging="360"/>
+      </w:pPr>
+      <w:rPr>
+        <w:rFonts w:ascii="Courier New" w:hAnsi="Courier New" w:hint="default"/>
+        <w:sz w:val="20"/>
+      </w:rPr>
+    </w:lvl>
+    <w:lvl w:ilvl="2" w:tentative="1">
+      <w:start w:val="1"/>
+      <w:numFmt w:val="bullet"/>
+      <w:lvlText w:val=""/>
+      <w:lvlJc w:val="left"/>
+      <w:pPr>
+        <w:tabs>
+          <w:tab w:val="num" w:pos="2160"/>
+        </w:tabs>
+        <w:ind w:left="2160" w:hanging="360"/>
+      </w:pPr>
+      <w:rPr>
+        <w:rFonts w:ascii="Wingdings" w:hAnsi="Wingdings" w:hint="default"/>
+        <w:sz w:val="20"/>
+      </w:rPr>
+    </w:lvl>
+    <w:lvl w:ilvl="3" w:tentative="1">
+      <w:start w:val="1"/>
+      <w:numFmt w:val="bullet"/>
+      <w:lvlText w:val=""/>
+      <w:lvlJc w:val="left"/>
+      <w:pPr>
+        <w:tabs>
+          <w:tab w:val="num" w:pos="2880"/>
+        </w:tabs>
+        <w:ind w:left="2880" w:hanging="360"/>
+      </w:pPr>
+      <w:rPr>
+        <w:rFonts w:ascii="Wingdings" w:hAnsi="Wingdings" w:hint="default"/>
+        <w:sz w:val="20"/>
+      </w:rPr>
+    </w:lvl>
+    <w:lvl w:ilvl="4" w:tentative="1">
+      <w:start w:val="1"/>
+      <w:numFmt w:val="bullet"/>
+      <w:lvlText w:val=""/>
+      <w:lvlJc w:val="left"/>
+      <w:pPr>
+        <w:tabs>
+          <w:tab w:val="num" w:pos="3600"/>
+        </w:tabs>
+        <w:ind w:left="3600" w:hanging="360"/>
+      </w:pPr>
+      <w:rPr>
+        <w:rFonts w:ascii="Wingdings" w:hAnsi="Wingdings" w:hint="default"/>
+        <w:sz w:val="20"/>
+      </w:rPr>
+    </w:lvl>
+    <w:lvl w:ilvl="5" w:tentative="1">
+      <w:start w:val="1"/>
+      <w:numFmt w:val="bullet"/>
+      <w:lvlText w:val=""/>
+      <w:lvlJc w:val="left"/>
+      <w:pPr>
+        <w:tabs>
+          <w:tab w:val="num" w:pos="4320"/>
+        </w:tabs>
+        <w:ind w:left="4320" w:hanging="360"/>
+      </w:pPr>
+      <w:rPr>
+        <w:rFonts w:ascii="Wingdings" w:hAnsi="Wingdings" w:hint="default"/>
+        <w:sz w:val="20"/>
+      </w:rPr>
+    </w:lvl>
+    <w:lvl w:ilvl="6" w:tentative="1">
+      <w:start w:val="1"/>
+      <w:numFmt w:val="bullet"/>
+      <w:lvlText w:val=""/>
+      <w:lvlJc w:val="left"/>
+      <w:pPr>
+        <w:tabs>
+          <w:tab w:val="num" w:pos="5040"/>
+        </w:tabs>
+        <w:ind w:left="5040" w:hanging="360"/>
+      </w:pPr>
+      <w:rPr>
+        <w:rFonts w:ascii="Wingdings" w:hAnsi="Wingdings" w:hint="default"/>
+        <w:sz w:val="20"/>
+      </w:rPr>
+    </w:lvl>
+    <w:lvl w:ilvl="7" w:tentative="1">
+      <w:start w:val="1"/>
+      <w:numFmt w:val="bullet"/>
+      <w:lvlText w:val=""/>
+      <w:lvlJc w:val="left"/>
+      <w:pPr>
+        <w:tabs>
+          <w:tab w:val="num" w:pos="5760"/>
+        </w:tabs>
+        <w:ind w:left="5760" w:hanging="360"/>
+      </w:pPr>
+      <w:rPr>
+        <w:rFonts w:ascii="Wingdings" w:hAnsi="Wingdings" w:hint="default"/>
+        <w:sz w:val="20"/>
+      </w:rPr>
+    </w:lvl>
+    <w:lvl w:ilvl="8" w:tentative="1">
+      <w:start w:val="1"/>
+      <w:numFmt w:val="bullet"/>
+      <w:lvlText w:val=""/>
+      <w:lvlJc w:val="left"/>
+      <w:pPr>
+        <w:tabs>
+          <w:tab w:val="num" w:pos="6480"/>
+        </w:tabs>
+        <w:ind w:left="6480" w:hanging="360"/>
+      </w:pPr>
+      <w:rPr>
+        <w:rFonts w:ascii="Wingdings" w:hAnsi="Wingdings" w:hint="default"/>
+        <w:sz w:val="20"/>
+      </w:rPr>
+    </w:lvl>
+  </w:abstractNum>
+  <w:abstractNum w:abstractNumId="35" w15:restartNumberingAfterBreak="0">
     <w:nsid w:val="3335295E"/>
     <w:multiLevelType w:val="multilevel"/>
     <w:tmpl w:val="76FE5EEC"/>
@@ -3664,7 +7037,305 @@
       </w:rPr>
     </w:lvl>
   </w:abstractNum>
-  <w:abstractNum w:abstractNumId="17" w15:restartNumberingAfterBreak="0">
+  <w:abstractNum w:abstractNumId="36" w15:restartNumberingAfterBreak="0">
+    <w:nsid w:val="345D0C13"/>
+    <w:multiLevelType w:val="multilevel"/>
+    <w:tmpl w:val="D31A1020"/>
+    <w:lvl w:ilvl="0">
+      <w:start w:val="1"/>
+      <w:numFmt w:val="bullet"/>
+      <w:lvlText w:val=""/>
+      <w:lvlJc w:val="left"/>
+      <w:pPr>
+        <w:tabs>
+          <w:tab w:val="num" w:pos="720"/>
+        </w:tabs>
+        <w:ind w:left="720" w:hanging="360"/>
+      </w:pPr>
+      <w:rPr>
+        <w:rFonts w:ascii="Symbol" w:hAnsi="Symbol" w:hint="default"/>
+        <w:sz w:val="20"/>
+      </w:rPr>
+    </w:lvl>
+    <w:lvl w:ilvl="1" w:tentative="1">
+      <w:start w:val="1"/>
+      <w:numFmt w:val="bullet"/>
+      <w:lvlText w:val="o"/>
+      <w:lvlJc w:val="left"/>
+      <w:pPr>
+        <w:tabs>
+          <w:tab w:val="num" w:pos="1440"/>
+        </w:tabs>
+        <w:ind w:left="1440" w:hanging="360"/>
+      </w:pPr>
+      <w:rPr>
+        <w:rFonts w:ascii="Courier New" w:hAnsi="Courier New" w:hint="default"/>
+        <w:sz w:val="20"/>
+      </w:rPr>
+    </w:lvl>
+    <w:lvl w:ilvl="2" w:tentative="1">
+      <w:start w:val="1"/>
+      <w:numFmt w:val="bullet"/>
+      <w:lvlText w:val=""/>
+      <w:lvlJc w:val="left"/>
+      <w:pPr>
+        <w:tabs>
+          <w:tab w:val="num" w:pos="2160"/>
+        </w:tabs>
+        <w:ind w:left="2160" w:hanging="360"/>
+      </w:pPr>
+      <w:rPr>
+        <w:rFonts w:ascii="Wingdings" w:hAnsi="Wingdings" w:hint="default"/>
+        <w:sz w:val="20"/>
+      </w:rPr>
+    </w:lvl>
+    <w:lvl w:ilvl="3" w:tentative="1">
+      <w:start w:val="1"/>
+      <w:numFmt w:val="bullet"/>
+      <w:lvlText w:val=""/>
+      <w:lvlJc w:val="left"/>
+      <w:pPr>
+        <w:tabs>
+          <w:tab w:val="num" w:pos="2880"/>
+        </w:tabs>
+        <w:ind w:left="2880" w:hanging="360"/>
+      </w:pPr>
+      <w:rPr>
+        <w:rFonts w:ascii="Wingdings" w:hAnsi="Wingdings" w:hint="default"/>
+        <w:sz w:val="20"/>
+      </w:rPr>
+    </w:lvl>
+    <w:lvl w:ilvl="4" w:tentative="1">
+      <w:start w:val="1"/>
+      <w:numFmt w:val="bullet"/>
+      <w:lvlText w:val=""/>
+      <w:lvlJc w:val="left"/>
+      <w:pPr>
+        <w:tabs>
+          <w:tab w:val="num" w:pos="3600"/>
+        </w:tabs>
+        <w:ind w:left="3600" w:hanging="360"/>
+      </w:pPr>
+      <w:rPr>
+        <w:rFonts w:ascii="Wingdings" w:hAnsi="Wingdings" w:hint="default"/>
+        <w:sz w:val="20"/>
+      </w:rPr>
+    </w:lvl>
+    <w:lvl w:ilvl="5" w:tentative="1">
+      <w:start w:val="1"/>
+      <w:numFmt w:val="bullet"/>
+      <w:lvlText w:val=""/>
+      <w:lvlJc w:val="left"/>
+      <w:pPr>
+        <w:tabs>
+          <w:tab w:val="num" w:pos="4320"/>
+        </w:tabs>
+        <w:ind w:left="4320" w:hanging="360"/>
+      </w:pPr>
+      <w:rPr>
+        <w:rFonts w:ascii="Wingdings" w:hAnsi="Wingdings" w:hint="default"/>
+        <w:sz w:val="20"/>
+      </w:rPr>
+    </w:lvl>
+    <w:lvl w:ilvl="6" w:tentative="1">
+      <w:start w:val="1"/>
+      <w:numFmt w:val="bullet"/>
+      <w:lvlText w:val=""/>
+      <w:lvlJc w:val="left"/>
+      <w:pPr>
+        <w:tabs>
+          <w:tab w:val="num" w:pos="5040"/>
+        </w:tabs>
+        <w:ind w:left="5040" w:hanging="360"/>
+      </w:pPr>
+      <w:rPr>
+        <w:rFonts w:ascii="Wingdings" w:hAnsi="Wingdings" w:hint="default"/>
+        <w:sz w:val="20"/>
+      </w:rPr>
+    </w:lvl>
+    <w:lvl w:ilvl="7" w:tentative="1">
+      <w:start w:val="1"/>
+      <w:numFmt w:val="bullet"/>
+      <w:lvlText w:val=""/>
+      <w:lvlJc w:val="left"/>
+      <w:pPr>
+        <w:tabs>
+          <w:tab w:val="num" w:pos="5760"/>
+        </w:tabs>
+        <w:ind w:left="5760" w:hanging="360"/>
+      </w:pPr>
+      <w:rPr>
+        <w:rFonts w:ascii="Wingdings" w:hAnsi="Wingdings" w:hint="default"/>
+        <w:sz w:val="20"/>
+      </w:rPr>
+    </w:lvl>
+    <w:lvl w:ilvl="8" w:tentative="1">
+      <w:start w:val="1"/>
+      <w:numFmt w:val="bullet"/>
+      <w:lvlText w:val=""/>
+      <w:lvlJc w:val="left"/>
+      <w:pPr>
+        <w:tabs>
+          <w:tab w:val="num" w:pos="6480"/>
+        </w:tabs>
+        <w:ind w:left="6480" w:hanging="360"/>
+      </w:pPr>
+      <w:rPr>
+        <w:rFonts w:ascii="Wingdings" w:hAnsi="Wingdings" w:hint="default"/>
+        <w:sz w:val="20"/>
+      </w:rPr>
+    </w:lvl>
+  </w:abstractNum>
+  <w:abstractNum w:abstractNumId="37" w15:restartNumberingAfterBreak="0">
+    <w:nsid w:val="354138E2"/>
+    <w:multiLevelType w:val="multilevel"/>
+    <w:tmpl w:val="D65E59CE"/>
+    <w:lvl w:ilvl="0">
+      <w:start w:val="1"/>
+      <w:numFmt w:val="bullet"/>
+      <w:lvlText w:val=""/>
+      <w:lvlJc w:val="left"/>
+      <w:pPr>
+        <w:tabs>
+          <w:tab w:val="num" w:pos="720"/>
+        </w:tabs>
+        <w:ind w:left="720" w:hanging="360"/>
+      </w:pPr>
+      <w:rPr>
+        <w:rFonts w:ascii="Symbol" w:hAnsi="Symbol" w:hint="default"/>
+        <w:sz w:val="20"/>
+      </w:rPr>
+    </w:lvl>
+    <w:lvl w:ilvl="1" w:tentative="1">
+      <w:start w:val="1"/>
+      <w:numFmt w:val="bullet"/>
+      <w:lvlText w:val="o"/>
+      <w:lvlJc w:val="left"/>
+      <w:pPr>
+        <w:tabs>
+          <w:tab w:val="num" w:pos="1440"/>
+        </w:tabs>
+        <w:ind w:left="1440" w:hanging="360"/>
+      </w:pPr>
+      <w:rPr>
+        <w:rFonts w:ascii="Courier New" w:hAnsi="Courier New" w:hint="default"/>
+        <w:sz w:val="20"/>
+      </w:rPr>
+    </w:lvl>
+    <w:lvl w:ilvl="2" w:tentative="1">
+      <w:start w:val="1"/>
+      <w:numFmt w:val="bullet"/>
+      <w:lvlText w:val=""/>
+      <w:lvlJc w:val="left"/>
+      <w:pPr>
+        <w:tabs>
+          <w:tab w:val="num" w:pos="2160"/>
+        </w:tabs>
+        <w:ind w:left="2160" w:hanging="360"/>
+      </w:pPr>
+      <w:rPr>
+        <w:rFonts w:ascii="Wingdings" w:hAnsi="Wingdings" w:hint="default"/>
+        <w:sz w:val="20"/>
+      </w:rPr>
+    </w:lvl>
+    <w:lvl w:ilvl="3" w:tentative="1">
+      <w:start w:val="1"/>
+      <w:numFmt w:val="bullet"/>
+      <w:lvlText w:val=""/>
+      <w:lvlJc w:val="left"/>
+      <w:pPr>
+        <w:tabs>
+          <w:tab w:val="num" w:pos="2880"/>
+        </w:tabs>
+        <w:ind w:left="2880" w:hanging="360"/>
+      </w:pPr>
+      <w:rPr>
+        <w:rFonts w:ascii="Wingdings" w:hAnsi="Wingdings" w:hint="default"/>
+        <w:sz w:val="20"/>
+      </w:rPr>
+    </w:lvl>
+    <w:lvl w:ilvl="4" w:tentative="1">
+      <w:start w:val="1"/>
+      <w:numFmt w:val="bullet"/>
+      <w:lvlText w:val=""/>
+      <w:lvlJc w:val="left"/>
+      <w:pPr>
+        <w:tabs>
+          <w:tab w:val="num" w:pos="3600"/>
+        </w:tabs>
+        <w:ind w:left="3600" w:hanging="360"/>
+      </w:pPr>
+      <w:rPr>
+        <w:rFonts w:ascii="Wingdings" w:hAnsi="Wingdings" w:hint="default"/>
+        <w:sz w:val="20"/>
+      </w:rPr>
+    </w:lvl>
+    <w:lvl w:ilvl="5" w:tentative="1">
+      <w:start w:val="1"/>
+      <w:numFmt w:val="bullet"/>
+      <w:lvlText w:val=""/>
+      <w:lvlJc w:val="left"/>
+      <w:pPr>
+        <w:tabs>
+          <w:tab w:val="num" w:pos="4320"/>
+        </w:tabs>
+        <w:ind w:left="4320" w:hanging="360"/>
+      </w:pPr>
+      <w:rPr>
+        <w:rFonts w:ascii="Wingdings" w:hAnsi="Wingdings" w:hint="default"/>
+        <w:sz w:val="20"/>
+      </w:rPr>
+    </w:lvl>
+    <w:lvl w:ilvl="6" w:tentative="1">
+      <w:start w:val="1"/>
+      <w:numFmt w:val="bullet"/>
+      <w:lvlText w:val=""/>
+      <w:lvlJc w:val="left"/>
+      <w:pPr>
+        <w:tabs>
+          <w:tab w:val="num" w:pos="5040"/>
+        </w:tabs>
+        <w:ind w:left="5040" w:hanging="360"/>
+      </w:pPr>
+      <w:rPr>
+        <w:rFonts w:ascii="Wingdings" w:hAnsi="Wingdings" w:hint="default"/>
+        <w:sz w:val="20"/>
+      </w:rPr>
+    </w:lvl>
+    <w:lvl w:ilvl="7" w:tentative="1">
+      <w:start w:val="1"/>
+      <w:numFmt w:val="bullet"/>
+      <w:lvlText w:val=""/>
+      <w:lvlJc w:val="left"/>
+      <w:pPr>
+        <w:tabs>
+          <w:tab w:val="num" w:pos="5760"/>
+        </w:tabs>
+        <w:ind w:left="5760" w:hanging="360"/>
+      </w:pPr>
+      <w:rPr>
+        <w:rFonts w:ascii="Wingdings" w:hAnsi="Wingdings" w:hint="default"/>
+        <w:sz w:val="20"/>
+      </w:rPr>
+    </w:lvl>
+    <w:lvl w:ilvl="8" w:tentative="1">
+      <w:start w:val="1"/>
+      <w:numFmt w:val="bullet"/>
+      <w:lvlText w:val=""/>
+      <w:lvlJc w:val="left"/>
+      <w:pPr>
+        <w:tabs>
+          <w:tab w:val="num" w:pos="6480"/>
+        </w:tabs>
+        <w:ind w:left="6480" w:hanging="360"/>
+      </w:pPr>
+      <w:rPr>
+        <w:rFonts w:ascii="Wingdings" w:hAnsi="Wingdings" w:hint="default"/>
+        <w:sz w:val="20"/>
+      </w:rPr>
+    </w:lvl>
+  </w:abstractNum>
+  <w:abstractNum w:abstractNumId="38" w15:restartNumberingAfterBreak="0">
     <w:nsid w:val="377257ED"/>
     <w:multiLevelType w:val="multilevel"/>
     <w:tmpl w:val="D6EEFDB6"/>
@@ -3813,7 +7484,7 @@
       </w:rPr>
     </w:lvl>
   </w:abstractNum>
-  <w:abstractNum w:abstractNumId="18" w15:restartNumberingAfterBreak="0">
+  <w:abstractNum w:abstractNumId="39" w15:restartNumberingAfterBreak="0">
     <w:nsid w:val="39A00017"/>
     <w:multiLevelType w:val="multilevel"/>
     <w:tmpl w:val="35BA8266"/>
@@ -3962,7 +7633,156 @@
       </w:rPr>
     </w:lvl>
   </w:abstractNum>
-  <w:abstractNum w:abstractNumId="19" w15:restartNumberingAfterBreak="0">
+  <w:abstractNum w:abstractNumId="40" w15:restartNumberingAfterBreak="0">
+    <w:nsid w:val="3A4F3654"/>
+    <w:multiLevelType w:val="multilevel"/>
+    <w:tmpl w:val="F70C3FB4"/>
+    <w:lvl w:ilvl="0">
+      <w:start w:val="1"/>
+      <w:numFmt w:val="bullet"/>
+      <w:lvlText w:val=""/>
+      <w:lvlJc w:val="left"/>
+      <w:pPr>
+        <w:tabs>
+          <w:tab w:val="num" w:pos="720"/>
+        </w:tabs>
+        <w:ind w:left="720" w:hanging="360"/>
+      </w:pPr>
+      <w:rPr>
+        <w:rFonts w:ascii="Symbol" w:hAnsi="Symbol" w:hint="default"/>
+        <w:sz w:val="20"/>
+      </w:rPr>
+    </w:lvl>
+    <w:lvl w:ilvl="1" w:tentative="1">
+      <w:start w:val="1"/>
+      <w:numFmt w:val="bullet"/>
+      <w:lvlText w:val="o"/>
+      <w:lvlJc w:val="left"/>
+      <w:pPr>
+        <w:tabs>
+          <w:tab w:val="num" w:pos="1440"/>
+        </w:tabs>
+        <w:ind w:left="1440" w:hanging="360"/>
+      </w:pPr>
+      <w:rPr>
+        <w:rFonts w:ascii="Courier New" w:hAnsi="Courier New" w:hint="default"/>
+        <w:sz w:val="20"/>
+      </w:rPr>
+    </w:lvl>
+    <w:lvl w:ilvl="2" w:tentative="1">
+      <w:start w:val="1"/>
+      <w:numFmt w:val="bullet"/>
+      <w:lvlText w:val=""/>
+      <w:lvlJc w:val="left"/>
+      <w:pPr>
+        <w:tabs>
+          <w:tab w:val="num" w:pos="2160"/>
+        </w:tabs>
+        <w:ind w:left="2160" w:hanging="360"/>
+      </w:pPr>
+      <w:rPr>
+        <w:rFonts w:ascii="Wingdings" w:hAnsi="Wingdings" w:hint="default"/>
+        <w:sz w:val="20"/>
+      </w:rPr>
+    </w:lvl>
+    <w:lvl w:ilvl="3" w:tentative="1">
+      <w:start w:val="1"/>
+      <w:numFmt w:val="bullet"/>
+      <w:lvlText w:val=""/>
+      <w:lvlJc w:val="left"/>
+      <w:pPr>
+        <w:tabs>
+          <w:tab w:val="num" w:pos="2880"/>
+        </w:tabs>
+        <w:ind w:left="2880" w:hanging="360"/>
+      </w:pPr>
+      <w:rPr>
+        <w:rFonts w:ascii="Wingdings" w:hAnsi="Wingdings" w:hint="default"/>
+        <w:sz w:val="20"/>
+      </w:rPr>
+    </w:lvl>
+    <w:lvl w:ilvl="4" w:tentative="1">
+      <w:start w:val="1"/>
+      <w:numFmt w:val="bullet"/>
+      <w:lvlText w:val=""/>
+      <w:lvlJc w:val="left"/>
+      <w:pPr>
+        <w:tabs>
+          <w:tab w:val="num" w:pos="3600"/>
+        </w:tabs>
+        <w:ind w:left="3600" w:hanging="360"/>
+      </w:pPr>
+      <w:rPr>
+        <w:rFonts w:ascii="Wingdings" w:hAnsi="Wingdings" w:hint="default"/>
+        <w:sz w:val="20"/>
+      </w:rPr>
+    </w:lvl>
+    <w:lvl w:ilvl="5" w:tentative="1">
+      <w:start w:val="1"/>
+      <w:numFmt w:val="bullet"/>
+      <w:lvlText w:val=""/>
+      <w:lvlJc w:val="left"/>
+      <w:pPr>
+        <w:tabs>
+          <w:tab w:val="num" w:pos="4320"/>
+        </w:tabs>
+        <w:ind w:left="4320" w:hanging="360"/>
+      </w:pPr>
+      <w:rPr>
+        <w:rFonts w:ascii="Wingdings" w:hAnsi="Wingdings" w:hint="default"/>
+        <w:sz w:val="20"/>
+      </w:rPr>
+    </w:lvl>
+    <w:lvl w:ilvl="6" w:tentative="1">
+      <w:start w:val="1"/>
+      <w:numFmt w:val="bullet"/>
+      <w:lvlText w:val=""/>
+      <w:lvlJc w:val="left"/>
+      <w:pPr>
+        <w:tabs>
+          <w:tab w:val="num" w:pos="5040"/>
+        </w:tabs>
+        <w:ind w:left="5040" w:hanging="360"/>
+      </w:pPr>
+      <w:rPr>
+        <w:rFonts w:ascii="Wingdings" w:hAnsi="Wingdings" w:hint="default"/>
+        <w:sz w:val="20"/>
+      </w:rPr>
+    </w:lvl>
+    <w:lvl w:ilvl="7" w:tentative="1">
+      <w:start w:val="1"/>
+      <w:numFmt w:val="bullet"/>
+      <w:lvlText w:val=""/>
+      <w:lvlJc w:val="left"/>
+      <w:pPr>
+        <w:tabs>
+          <w:tab w:val="num" w:pos="5760"/>
+        </w:tabs>
+        <w:ind w:left="5760" w:hanging="360"/>
+      </w:pPr>
+      <w:rPr>
+        <w:rFonts w:ascii="Wingdings" w:hAnsi="Wingdings" w:hint="default"/>
+        <w:sz w:val="20"/>
+      </w:rPr>
+    </w:lvl>
+    <w:lvl w:ilvl="8" w:tentative="1">
+      <w:start w:val="1"/>
+      <w:numFmt w:val="bullet"/>
+      <w:lvlText w:val=""/>
+      <w:lvlJc w:val="left"/>
+      <w:pPr>
+        <w:tabs>
+          <w:tab w:val="num" w:pos="6480"/>
+        </w:tabs>
+        <w:ind w:left="6480" w:hanging="360"/>
+      </w:pPr>
+      <w:rPr>
+        <w:rFonts w:ascii="Wingdings" w:hAnsi="Wingdings" w:hint="default"/>
+        <w:sz w:val="20"/>
+      </w:rPr>
+    </w:lvl>
+  </w:abstractNum>
+  <w:abstractNum w:abstractNumId="41" w15:restartNumberingAfterBreak="0">
     <w:nsid w:val="3A837C1A"/>
     <w:multiLevelType w:val="multilevel"/>
     <w:tmpl w:val="88FA41D0"/>
@@ -4111,7 +7931,7 @@
       </w:rPr>
     </w:lvl>
   </w:abstractNum>
-  <w:abstractNum w:abstractNumId="20" w15:restartNumberingAfterBreak="0">
+  <w:abstractNum w:abstractNumId="42" w15:restartNumberingAfterBreak="0">
     <w:nsid w:val="3ABB4AAD"/>
     <w:multiLevelType w:val="multilevel"/>
     <w:tmpl w:val="480A277A"/>
@@ -4260,7 +8080,156 @@
       </w:rPr>
     </w:lvl>
   </w:abstractNum>
-  <w:abstractNum w:abstractNumId="21" w15:restartNumberingAfterBreak="0">
+  <w:abstractNum w:abstractNumId="43" w15:restartNumberingAfterBreak="0">
+    <w:nsid w:val="3C431898"/>
+    <w:multiLevelType w:val="multilevel"/>
+    <w:tmpl w:val="6C60064A"/>
+    <w:lvl w:ilvl="0">
+      <w:start w:val="1"/>
+      <w:numFmt w:val="bullet"/>
+      <w:lvlText w:val=""/>
+      <w:lvlJc w:val="left"/>
+      <w:pPr>
+        <w:tabs>
+          <w:tab w:val="num" w:pos="720"/>
+        </w:tabs>
+        <w:ind w:left="720" w:hanging="360"/>
+      </w:pPr>
+      <w:rPr>
+        <w:rFonts w:ascii="Symbol" w:hAnsi="Symbol" w:hint="default"/>
+        <w:sz w:val="20"/>
+      </w:rPr>
+    </w:lvl>
+    <w:lvl w:ilvl="1" w:tentative="1">
+      <w:start w:val="1"/>
+      <w:numFmt w:val="bullet"/>
+      <w:lvlText w:val="o"/>
+      <w:lvlJc w:val="left"/>
+      <w:pPr>
+        <w:tabs>
+          <w:tab w:val="num" w:pos="1440"/>
+        </w:tabs>
+        <w:ind w:left="1440" w:hanging="360"/>
+      </w:pPr>
+      <w:rPr>
+        <w:rFonts w:ascii="Courier New" w:hAnsi="Courier New" w:hint="default"/>
+        <w:sz w:val="20"/>
+      </w:rPr>
+    </w:lvl>
+    <w:lvl w:ilvl="2" w:tentative="1">
+      <w:start w:val="1"/>
+      <w:numFmt w:val="bullet"/>
+      <w:lvlText w:val=""/>
+      <w:lvlJc w:val="left"/>
+      <w:pPr>
+        <w:tabs>
+          <w:tab w:val="num" w:pos="2160"/>
+        </w:tabs>
+        <w:ind w:left="2160" w:hanging="360"/>
+      </w:pPr>
+      <w:rPr>
+        <w:rFonts w:ascii="Wingdings" w:hAnsi="Wingdings" w:hint="default"/>
+        <w:sz w:val="20"/>
+      </w:rPr>
+    </w:lvl>
+    <w:lvl w:ilvl="3" w:tentative="1">
+      <w:start w:val="1"/>
+      <w:numFmt w:val="bullet"/>
+      <w:lvlText w:val=""/>
+      <w:lvlJc w:val="left"/>
+      <w:pPr>
+        <w:tabs>
+          <w:tab w:val="num" w:pos="2880"/>
+        </w:tabs>
+        <w:ind w:left="2880" w:hanging="360"/>
+      </w:pPr>
+      <w:rPr>
+        <w:rFonts w:ascii="Wingdings" w:hAnsi="Wingdings" w:hint="default"/>
+        <w:sz w:val="20"/>
+      </w:rPr>
+    </w:lvl>
+    <w:lvl w:ilvl="4" w:tentative="1">
+      <w:start w:val="1"/>
+      <w:numFmt w:val="bullet"/>
+      <w:lvlText w:val=""/>
+      <w:lvlJc w:val="left"/>
+      <w:pPr>
+        <w:tabs>
+          <w:tab w:val="num" w:pos="3600"/>
+        </w:tabs>
+        <w:ind w:left="3600" w:hanging="360"/>
+      </w:pPr>
+      <w:rPr>
+        <w:rFonts w:ascii="Wingdings" w:hAnsi="Wingdings" w:hint="default"/>
+        <w:sz w:val="20"/>
+      </w:rPr>
+    </w:lvl>
+    <w:lvl w:ilvl="5" w:tentative="1">
+      <w:start w:val="1"/>
+      <w:numFmt w:val="bullet"/>
+      <w:lvlText w:val=""/>
+      <w:lvlJc w:val="left"/>
+      <w:pPr>
+        <w:tabs>
+          <w:tab w:val="num" w:pos="4320"/>
+        </w:tabs>
+        <w:ind w:left="4320" w:hanging="360"/>
+      </w:pPr>
+      <w:rPr>
+        <w:rFonts w:ascii="Wingdings" w:hAnsi="Wingdings" w:hint="default"/>
+        <w:sz w:val="20"/>
+      </w:rPr>
+    </w:lvl>
+    <w:lvl w:ilvl="6" w:tentative="1">
+      <w:start w:val="1"/>
+      <w:numFmt w:val="bullet"/>
+      <w:lvlText w:val=""/>
+      <w:lvlJc w:val="left"/>
+      <w:pPr>
+        <w:tabs>
+          <w:tab w:val="num" w:pos="5040"/>
+        </w:tabs>
+        <w:ind w:left="5040" w:hanging="360"/>
+      </w:pPr>
+      <w:rPr>
+        <w:rFonts w:ascii="Wingdings" w:hAnsi="Wingdings" w:hint="default"/>
+        <w:sz w:val="20"/>
+      </w:rPr>
+    </w:lvl>
+    <w:lvl w:ilvl="7" w:tentative="1">
+      <w:start w:val="1"/>
+      <w:numFmt w:val="bullet"/>
+      <w:lvlText w:val=""/>
+      <w:lvlJc w:val="left"/>
+      <w:pPr>
+        <w:tabs>
+          <w:tab w:val="num" w:pos="5760"/>
+        </w:tabs>
+        <w:ind w:left="5760" w:hanging="360"/>
+      </w:pPr>
+      <w:rPr>
+        <w:rFonts w:ascii="Wingdings" w:hAnsi="Wingdings" w:hint="default"/>
+        <w:sz w:val="20"/>
+      </w:rPr>
+    </w:lvl>
+    <w:lvl w:ilvl="8" w:tentative="1">
+      <w:start w:val="1"/>
+      <w:numFmt w:val="bullet"/>
+      <w:lvlText w:val=""/>
+      <w:lvlJc w:val="left"/>
+      <w:pPr>
+        <w:tabs>
+          <w:tab w:val="num" w:pos="6480"/>
+        </w:tabs>
+        <w:ind w:left="6480" w:hanging="360"/>
+      </w:pPr>
+      <w:rPr>
+        <w:rFonts w:ascii="Wingdings" w:hAnsi="Wingdings" w:hint="default"/>
+        <w:sz w:val="20"/>
+      </w:rPr>
+    </w:lvl>
+  </w:abstractNum>
+  <w:abstractNum w:abstractNumId="44" w15:restartNumberingAfterBreak="0">
     <w:nsid w:val="41A10165"/>
     <w:multiLevelType w:val="multilevel"/>
     <w:tmpl w:val="678CECA2"/>
@@ -4409,7 +8378,454 @@
       </w:rPr>
     </w:lvl>
   </w:abstractNum>
-  <w:abstractNum w:abstractNumId="22" w15:restartNumberingAfterBreak="0">
+  <w:abstractNum w:abstractNumId="45" w15:restartNumberingAfterBreak="0">
+    <w:nsid w:val="422C5990"/>
+    <w:multiLevelType w:val="multilevel"/>
+    <w:tmpl w:val="550E9202"/>
+    <w:lvl w:ilvl="0">
+      <w:start w:val="1"/>
+      <w:numFmt w:val="bullet"/>
+      <w:lvlText w:val=""/>
+      <w:lvlJc w:val="left"/>
+      <w:pPr>
+        <w:tabs>
+          <w:tab w:val="num" w:pos="720"/>
+        </w:tabs>
+        <w:ind w:left="720" w:hanging="360"/>
+      </w:pPr>
+      <w:rPr>
+        <w:rFonts w:ascii="Symbol" w:hAnsi="Symbol" w:hint="default"/>
+        <w:sz w:val="20"/>
+      </w:rPr>
+    </w:lvl>
+    <w:lvl w:ilvl="1" w:tentative="1">
+      <w:start w:val="1"/>
+      <w:numFmt w:val="bullet"/>
+      <w:lvlText w:val="o"/>
+      <w:lvlJc w:val="left"/>
+      <w:pPr>
+        <w:tabs>
+          <w:tab w:val="num" w:pos="1440"/>
+        </w:tabs>
+        <w:ind w:left="1440" w:hanging="360"/>
+      </w:pPr>
+      <w:rPr>
+        <w:rFonts w:ascii="Courier New" w:hAnsi="Courier New" w:hint="default"/>
+        <w:sz w:val="20"/>
+      </w:rPr>
+    </w:lvl>
+    <w:lvl w:ilvl="2" w:tentative="1">
+      <w:start w:val="1"/>
+      <w:numFmt w:val="bullet"/>
+      <w:lvlText w:val=""/>
+      <w:lvlJc w:val="left"/>
+      <w:pPr>
+        <w:tabs>
+          <w:tab w:val="num" w:pos="2160"/>
+        </w:tabs>
+        <w:ind w:left="2160" w:hanging="360"/>
+      </w:pPr>
+      <w:rPr>
+        <w:rFonts w:ascii="Wingdings" w:hAnsi="Wingdings" w:hint="default"/>
+        <w:sz w:val="20"/>
+      </w:rPr>
+    </w:lvl>
+    <w:lvl w:ilvl="3" w:tentative="1">
+      <w:start w:val="1"/>
+      <w:numFmt w:val="bullet"/>
+      <w:lvlText w:val=""/>
+      <w:lvlJc w:val="left"/>
+      <w:pPr>
+        <w:tabs>
+          <w:tab w:val="num" w:pos="2880"/>
+        </w:tabs>
+        <w:ind w:left="2880" w:hanging="360"/>
+      </w:pPr>
+      <w:rPr>
+        <w:rFonts w:ascii="Wingdings" w:hAnsi="Wingdings" w:hint="default"/>
+        <w:sz w:val="20"/>
+      </w:rPr>
+    </w:lvl>
+    <w:lvl w:ilvl="4" w:tentative="1">
+      <w:start w:val="1"/>
+      <w:numFmt w:val="bullet"/>
+      <w:lvlText w:val=""/>
+      <w:lvlJc w:val="left"/>
+      <w:pPr>
+        <w:tabs>
+          <w:tab w:val="num" w:pos="3600"/>
+        </w:tabs>
+        <w:ind w:left="3600" w:hanging="360"/>
+      </w:pPr>
+      <w:rPr>
+        <w:rFonts w:ascii="Wingdings" w:hAnsi="Wingdings" w:hint="default"/>
+        <w:sz w:val="20"/>
+      </w:rPr>
+    </w:lvl>
+    <w:lvl w:ilvl="5" w:tentative="1">
+      <w:start w:val="1"/>
+      <w:numFmt w:val="bullet"/>
+      <w:lvlText w:val=""/>
+      <w:lvlJc w:val="left"/>
+      <w:pPr>
+        <w:tabs>
+          <w:tab w:val="num" w:pos="4320"/>
+        </w:tabs>
+        <w:ind w:left="4320" w:hanging="360"/>
+      </w:pPr>
+      <w:rPr>
+        <w:rFonts w:ascii="Wingdings" w:hAnsi="Wingdings" w:hint="default"/>
+        <w:sz w:val="20"/>
+      </w:rPr>
+    </w:lvl>
+    <w:lvl w:ilvl="6" w:tentative="1">
+      <w:start w:val="1"/>
+      <w:numFmt w:val="bullet"/>
+      <w:lvlText w:val=""/>
+      <w:lvlJc w:val="left"/>
+      <w:pPr>
+        <w:tabs>
+          <w:tab w:val="num" w:pos="5040"/>
+        </w:tabs>
+        <w:ind w:left="5040" w:hanging="360"/>
+      </w:pPr>
+      <w:rPr>
+        <w:rFonts w:ascii="Wingdings" w:hAnsi="Wingdings" w:hint="default"/>
+        <w:sz w:val="20"/>
+      </w:rPr>
+    </w:lvl>
+    <w:lvl w:ilvl="7" w:tentative="1">
+      <w:start w:val="1"/>
+      <w:numFmt w:val="bullet"/>
+      <w:lvlText w:val=""/>
+      <w:lvlJc w:val="left"/>
+      <w:pPr>
+        <w:tabs>
+          <w:tab w:val="num" w:pos="5760"/>
+        </w:tabs>
+        <w:ind w:left="5760" w:hanging="360"/>
+      </w:pPr>
+      <w:rPr>
+        <w:rFonts w:ascii="Wingdings" w:hAnsi="Wingdings" w:hint="default"/>
+        <w:sz w:val="20"/>
+      </w:rPr>
+    </w:lvl>
+    <w:lvl w:ilvl="8" w:tentative="1">
+      <w:start w:val="1"/>
+      <w:numFmt w:val="bullet"/>
+      <w:lvlText w:val=""/>
+      <w:lvlJc w:val="left"/>
+      <w:pPr>
+        <w:tabs>
+          <w:tab w:val="num" w:pos="6480"/>
+        </w:tabs>
+        <w:ind w:left="6480" w:hanging="360"/>
+      </w:pPr>
+      <w:rPr>
+        <w:rFonts w:ascii="Wingdings" w:hAnsi="Wingdings" w:hint="default"/>
+        <w:sz w:val="20"/>
+      </w:rPr>
+    </w:lvl>
+  </w:abstractNum>
+  <w:abstractNum w:abstractNumId="46" w15:restartNumberingAfterBreak="0">
+    <w:nsid w:val="428A7BA3"/>
+    <w:multiLevelType w:val="multilevel"/>
+    <w:tmpl w:val="D6609F46"/>
+    <w:lvl w:ilvl="0">
+      <w:start w:val="1"/>
+      <w:numFmt w:val="bullet"/>
+      <w:lvlText w:val=""/>
+      <w:lvlJc w:val="left"/>
+      <w:pPr>
+        <w:tabs>
+          <w:tab w:val="num" w:pos="720"/>
+        </w:tabs>
+        <w:ind w:left="720" w:hanging="360"/>
+      </w:pPr>
+      <w:rPr>
+        <w:rFonts w:ascii="Symbol" w:hAnsi="Symbol" w:hint="default"/>
+        <w:sz w:val="20"/>
+      </w:rPr>
+    </w:lvl>
+    <w:lvl w:ilvl="1" w:tentative="1">
+      <w:start w:val="1"/>
+      <w:numFmt w:val="bullet"/>
+      <w:lvlText w:val="o"/>
+      <w:lvlJc w:val="left"/>
+      <w:pPr>
+        <w:tabs>
+          <w:tab w:val="num" w:pos="1440"/>
+        </w:tabs>
+        <w:ind w:left="1440" w:hanging="360"/>
+      </w:pPr>
+      <w:rPr>
+        <w:rFonts w:ascii="Courier New" w:hAnsi="Courier New" w:hint="default"/>
+        <w:sz w:val="20"/>
+      </w:rPr>
+    </w:lvl>
+    <w:lvl w:ilvl="2" w:tentative="1">
+      <w:start w:val="1"/>
+      <w:numFmt w:val="bullet"/>
+      <w:lvlText w:val=""/>
+      <w:lvlJc w:val="left"/>
+      <w:pPr>
+        <w:tabs>
+          <w:tab w:val="num" w:pos="2160"/>
+        </w:tabs>
+        <w:ind w:left="2160" w:hanging="360"/>
+      </w:pPr>
+      <w:rPr>
+        <w:rFonts w:ascii="Wingdings" w:hAnsi="Wingdings" w:hint="default"/>
+        <w:sz w:val="20"/>
+      </w:rPr>
+    </w:lvl>
+    <w:lvl w:ilvl="3" w:tentative="1">
+      <w:start w:val="1"/>
+      <w:numFmt w:val="bullet"/>
+      <w:lvlText w:val=""/>
+      <w:lvlJc w:val="left"/>
+      <w:pPr>
+        <w:tabs>
+          <w:tab w:val="num" w:pos="2880"/>
+        </w:tabs>
+        <w:ind w:left="2880" w:hanging="360"/>
+      </w:pPr>
+      <w:rPr>
+        <w:rFonts w:ascii="Wingdings" w:hAnsi="Wingdings" w:hint="default"/>
+        <w:sz w:val="20"/>
+      </w:rPr>
+    </w:lvl>
+    <w:lvl w:ilvl="4" w:tentative="1">
+      <w:start w:val="1"/>
+      <w:numFmt w:val="bullet"/>
+      <w:lvlText w:val=""/>
+      <w:lvlJc w:val="left"/>
+      <w:pPr>
+        <w:tabs>
+          <w:tab w:val="num" w:pos="3600"/>
+        </w:tabs>
+        <w:ind w:left="3600" w:hanging="360"/>
+      </w:pPr>
+      <w:rPr>
+        <w:rFonts w:ascii="Wingdings" w:hAnsi="Wingdings" w:hint="default"/>
+        <w:sz w:val="20"/>
+      </w:rPr>
+    </w:lvl>
+    <w:lvl w:ilvl="5" w:tentative="1">
+      <w:start w:val="1"/>
+      <w:numFmt w:val="bullet"/>
+      <w:lvlText w:val=""/>
+      <w:lvlJc w:val="left"/>
+      <w:pPr>
+        <w:tabs>
+          <w:tab w:val="num" w:pos="4320"/>
+        </w:tabs>
+        <w:ind w:left="4320" w:hanging="360"/>
+      </w:pPr>
+      <w:rPr>
+        <w:rFonts w:ascii="Wingdings" w:hAnsi="Wingdings" w:hint="default"/>
+        <w:sz w:val="20"/>
+      </w:rPr>
+    </w:lvl>
+    <w:lvl w:ilvl="6" w:tentative="1">
+      <w:start w:val="1"/>
+      <w:numFmt w:val="bullet"/>
+      <w:lvlText w:val=""/>
+      <w:lvlJc w:val="left"/>
+      <w:pPr>
+        <w:tabs>
+          <w:tab w:val="num" w:pos="5040"/>
+        </w:tabs>
+        <w:ind w:left="5040" w:hanging="360"/>
+      </w:pPr>
+      <w:rPr>
+        <w:rFonts w:ascii="Wingdings" w:hAnsi="Wingdings" w:hint="default"/>
+        <w:sz w:val="20"/>
+      </w:rPr>
+    </w:lvl>
+    <w:lvl w:ilvl="7" w:tentative="1">
+      <w:start w:val="1"/>
+      <w:numFmt w:val="bullet"/>
+      <w:lvlText w:val=""/>
+      <w:lvlJc w:val="left"/>
+      <w:pPr>
+        <w:tabs>
+          <w:tab w:val="num" w:pos="5760"/>
+        </w:tabs>
+        <w:ind w:left="5760" w:hanging="360"/>
+      </w:pPr>
+      <w:rPr>
+        <w:rFonts w:ascii="Wingdings" w:hAnsi="Wingdings" w:hint="default"/>
+        <w:sz w:val="20"/>
+      </w:rPr>
+    </w:lvl>
+    <w:lvl w:ilvl="8" w:tentative="1">
+      <w:start w:val="1"/>
+      <w:numFmt w:val="bullet"/>
+      <w:lvlText w:val=""/>
+      <w:lvlJc w:val="left"/>
+      <w:pPr>
+        <w:tabs>
+          <w:tab w:val="num" w:pos="6480"/>
+        </w:tabs>
+        <w:ind w:left="6480" w:hanging="360"/>
+      </w:pPr>
+      <w:rPr>
+        <w:rFonts w:ascii="Wingdings" w:hAnsi="Wingdings" w:hint="default"/>
+        <w:sz w:val="20"/>
+      </w:rPr>
+    </w:lvl>
+  </w:abstractNum>
+  <w:abstractNum w:abstractNumId="47" w15:restartNumberingAfterBreak="0">
+    <w:nsid w:val="45ED49B4"/>
+    <w:multiLevelType w:val="multilevel"/>
+    <w:tmpl w:val="6FC2FDEC"/>
+    <w:lvl w:ilvl="0">
+      <w:start w:val="1"/>
+      <w:numFmt w:val="bullet"/>
+      <w:lvlText w:val=""/>
+      <w:lvlJc w:val="left"/>
+      <w:pPr>
+        <w:tabs>
+          <w:tab w:val="num" w:pos="720"/>
+        </w:tabs>
+        <w:ind w:left="720" w:hanging="360"/>
+      </w:pPr>
+      <w:rPr>
+        <w:rFonts w:ascii="Symbol" w:hAnsi="Symbol" w:hint="default"/>
+        <w:sz w:val="20"/>
+      </w:rPr>
+    </w:lvl>
+    <w:lvl w:ilvl="1" w:tentative="1">
+      <w:start w:val="1"/>
+      <w:numFmt w:val="bullet"/>
+      <w:lvlText w:val="o"/>
+      <w:lvlJc w:val="left"/>
+      <w:pPr>
+        <w:tabs>
+          <w:tab w:val="num" w:pos="1440"/>
+        </w:tabs>
+        <w:ind w:left="1440" w:hanging="360"/>
+      </w:pPr>
+      <w:rPr>
+        <w:rFonts w:ascii="Courier New" w:hAnsi="Courier New" w:hint="default"/>
+        <w:sz w:val="20"/>
+      </w:rPr>
+    </w:lvl>
+    <w:lvl w:ilvl="2" w:tentative="1">
+      <w:start w:val="1"/>
+      <w:numFmt w:val="bullet"/>
+      <w:lvlText w:val=""/>
+      <w:lvlJc w:val="left"/>
+      <w:pPr>
+        <w:tabs>
+          <w:tab w:val="num" w:pos="2160"/>
+        </w:tabs>
+        <w:ind w:left="2160" w:hanging="360"/>
+      </w:pPr>
+      <w:rPr>
+        <w:rFonts w:ascii="Wingdings" w:hAnsi="Wingdings" w:hint="default"/>
+        <w:sz w:val="20"/>
+      </w:rPr>
+    </w:lvl>
+    <w:lvl w:ilvl="3" w:tentative="1">
+      <w:start w:val="1"/>
+      <w:numFmt w:val="bullet"/>
+      <w:lvlText w:val=""/>
+      <w:lvlJc w:val="left"/>
+      <w:pPr>
+        <w:tabs>
+          <w:tab w:val="num" w:pos="2880"/>
+        </w:tabs>
+        <w:ind w:left="2880" w:hanging="360"/>
+      </w:pPr>
+      <w:rPr>
+        <w:rFonts w:ascii="Wingdings" w:hAnsi="Wingdings" w:hint="default"/>
+        <w:sz w:val="20"/>
+      </w:rPr>
+    </w:lvl>
+    <w:lvl w:ilvl="4" w:tentative="1">
+      <w:start w:val="1"/>
+      <w:numFmt w:val="bullet"/>
+      <w:lvlText w:val=""/>
+      <w:lvlJc w:val="left"/>
+      <w:pPr>
+        <w:tabs>
+          <w:tab w:val="num" w:pos="3600"/>
+        </w:tabs>
+        <w:ind w:left="3600" w:hanging="360"/>
+      </w:pPr>
+      <w:rPr>
+        <w:rFonts w:ascii="Wingdings" w:hAnsi="Wingdings" w:hint="default"/>
+        <w:sz w:val="20"/>
+      </w:rPr>
+    </w:lvl>
+    <w:lvl w:ilvl="5" w:tentative="1">
+      <w:start w:val="1"/>
+      <w:numFmt w:val="bullet"/>
+      <w:lvlText w:val=""/>
+      <w:lvlJc w:val="left"/>
+      <w:pPr>
+        <w:tabs>
+          <w:tab w:val="num" w:pos="4320"/>
+        </w:tabs>
+        <w:ind w:left="4320" w:hanging="360"/>
+      </w:pPr>
+      <w:rPr>
+        <w:rFonts w:ascii="Wingdings" w:hAnsi="Wingdings" w:hint="default"/>
+        <w:sz w:val="20"/>
+      </w:rPr>
+    </w:lvl>
+    <w:lvl w:ilvl="6" w:tentative="1">
+      <w:start w:val="1"/>
+      <w:numFmt w:val="bullet"/>
+      <w:lvlText w:val=""/>
+      <w:lvlJc w:val="left"/>
+      <w:pPr>
+        <w:tabs>
+          <w:tab w:val="num" w:pos="5040"/>
+        </w:tabs>
+        <w:ind w:left="5040" w:hanging="360"/>
+      </w:pPr>
+      <w:rPr>
+        <w:rFonts w:ascii="Wingdings" w:hAnsi="Wingdings" w:hint="default"/>
+        <w:sz w:val="20"/>
+      </w:rPr>
+    </w:lvl>
+    <w:lvl w:ilvl="7" w:tentative="1">
+      <w:start w:val="1"/>
+      <w:numFmt w:val="bullet"/>
+      <w:lvlText w:val=""/>
+      <w:lvlJc w:val="left"/>
+      <w:pPr>
+        <w:tabs>
+          <w:tab w:val="num" w:pos="5760"/>
+        </w:tabs>
+        <w:ind w:left="5760" w:hanging="360"/>
+      </w:pPr>
+      <w:rPr>
+        <w:rFonts w:ascii="Wingdings" w:hAnsi="Wingdings" w:hint="default"/>
+        <w:sz w:val="20"/>
+      </w:rPr>
+    </w:lvl>
+    <w:lvl w:ilvl="8" w:tentative="1">
+      <w:start w:val="1"/>
+      <w:numFmt w:val="bullet"/>
+      <w:lvlText w:val=""/>
+      <w:lvlJc w:val="left"/>
+      <w:pPr>
+        <w:tabs>
+          <w:tab w:val="num" w:pos="6480"/>
+        </w:tabs>
+        <w:ind w:left="6480" w:hanging="360"/>
+      </w:pPr>
+      <w:rPr>
+        <w:rFonts w:ascii="Wingdings" w:hAnsi="Wingdings" w:hint="default"/>
+        <w:sz w:val="20"/>
+      </w:rPr>
+    </w:lvl>
+  </w:abstractNum>
+  <w:abstractNum w:abstractNumId="48" w15:restartNumberingAfterBreak="0">
     <w:nsid w:val="46B00A3F"/>
     <w:multiLevelType w:val="multilevel"/>
     <w:tmpl w:val="A13E5802"/>
@@ -4558,7 +8974,156 @@
       </w:rPr>
     </w:lvl>
   </w:abstractNum>
-  <w:abstractNum w:abstractNumId="23" w15:restartNumberingAfterBreak="0">
+  <w:abstractNum w:abstractNumId="49" w15:restartNumberingAfterBreak="0">
+    <w:nsid w:val="4BC20F6B"/>
+    <w:multiLevelType w:val="multilevel"/>
+    <w:tmpl w:val="5758549E"/>
+    <w:lvl w:ilvl="0">
+      <w:start w:val="1"/>
+      <w:numFmt w:val="bullet"/>
+      <w:lvlText w:val=""/>
+      <w:lvlJc w:val="left"/>
+      <w:pPr>
+        <w:tabs>
+          <w:tab w:val="num" w:pos="720"/>
+        </w:tabs>
+        <w:ind w:left="720" w:hanging="360"/>
+      </w:pPr>
+      <w:rPr>
+        <w:rFonts w:ascii="Symbol" w:hAnsi="Symbol" w:hint="default"/>
+        <w:sz w:val="20"/>
+      </w:rPr>
+    </w:lvl>
+    <w:lvl w:ilvl="1" w:tentative="1">
+      <w:start w:val="1"/>
+      <w:numFmt w:val="bullet"/>
+      <w:lvlText w:val="o"/>
+      <w:lvlJc w:val="left"/>
+      <w:pPr>
+        <w:tabs>
+          <w:tab w:val="num" w:pos="1440"/>
+        </w:tabs>
+        <w:ind w:left="1440" w:hanging="360"/>
+      </w:pPr>
+      <w:rPr>
+        <w:rFonts w:ascii="Courier New" w:hAnsi="Courier New" w:hint="default"/>
+        <w:sz w:val="20"/>
+      </w:rPr>
+    </w:lvl>
+    <w:lvl w:ilvl="2" w:tentative="1">
+      <w:start w:val="1"/>
+      <w:numFmt w:val="bullet"/>
+      <w:lvlText w:val=""/>
+      <w:lvlJc w:val="left"/>
+      <w:pPr>
+        <w:tabs>
+          <w:tab w:val="num" w:pos="2160"/>
+        </w:tabs>
+        <w:ind w:left="2160" w:hanging="360"/>
+      </w:pPr>
+      <w:rPr>
+        <w:rFonts w:ascii="Wingdings" w:hAnsi="Wingdings" w:hint="default"/>
+        <w:sz w:val="20"/>
+      </w:rPr>
+    </w:lvl>
+    <w:lvl w:ilvl="3" w:tentative="1">
+      <w:start w:val="1"/>
+      <w:numFmt w:val="bullet"/>
+      <w:lvlText w:val=""/>
+      <w:lvlJc w:val="left"/>
+      <w:pPr>
+        <w:tabs>
+          <w:tab w:val="num" w:pos="2880"/>
+        </w:tabs>
+        <w:ind w:left="2880" w:hanging="360"/>
+      </w:pPr>
+      <w:rPr>
+        <w:rFonts w:ascii="Wingdings" w:hAnsi="Wingdings" w:hint="default"/>
+        <w:sz w:val="20"/>
+      </w:rPr>
+    </w:lvl>
+    <w:lvl w:ilvl="4" w:tentative="1">
+      <w:start w:val="1"/>
+      <w:numFmt w:val="bullet"/>
+      <w:lvlText w:val=""/>
+      <w:lvlJc w:val="left"/>
+      <w:pPr>
+        <w:tabs>
+          <w:tab w:val="num" w:pos="3600"/>
+        </w:tabs>
+        <w:ind w:left="3600" w:hanging="360"/>
+      </w:pPr>
+      <w:rPr>
+        <w:rFonts w:ascii="Wingdings" w:hAnsi="Wingdings" w:hint="default"/>
+        <w:sz w:val="20"/>
+      </w:rPr>
+    </w:lvl>
+    <w:lvl w:ilvl="5" w:tentative="1">
+      <w:start w:val="1"/>
+      <w:numFmt w:val="bullet"/>
+      <w:lvlText w:val=""/>
+      <w:lvlJc w:val="left"/>
+      <w:pPr>
+        <w:tabs>
+          <w:tab w:val="num" w:pos="4320"/>
+        </w:tabs>
+        <w:ind w:left="4320" w:hanging="360"/>
+      </w:pPr>
+      <w:rPr>
+        <w:rFonts w:ascii="Wingdings" w:hAnsi="Wingdings" w:hint="default"/>
+        <w:sz w:val="20"/>
+      </w:rPr>
+    </w:lvl>
+    <w:lvl w:ilvl="6" w:tentative="1">
+      <w:start w:val="1"/>
+      <w:numFmt w:val="bullet"/>
+      <w:lvlText w:val=""/>
+      <w:lvlJc w:val="left"/>
+      <w:pPr>
+        <w:tabs>
+          <w:tab w:val="num" w:pos="5040"/>
+        </w:tabs>
+        <w:ind w:left="5040" w:hanging="360"/>
+      </w:pPr>
+      <w:rPr>
+        <w:rFonts w:ascii="Wingdings" w:hAnsi="Wingdings" w:hint="default"/>
+        <w:sz w:val="20"/>
+      </w:rPr>
+    </w:lvl>
+    <w:lvl w:ilvl="7" w:tentative="1">
+      <w:start w:val="1"/>
+      <w:numFmt w:val="bullet"/>
+      <w:lvlText w:val=""/>
+      <w:lvlJc w:val="left"/>
+      <w:pPr>
+        <w:tabs>
+          <w:tab w:val="num" w:pos="5760"/>
+        </w:tabs>
+        <w:ind w:left="5760" w:hanging="360"/>
+      </w:pPr>
+      <w:rPr>
+        <w:rFonts w:ascii="Wingdings" w:hAnsi="Wingdings" w:hint="default"/>
+        <w:sz w:val="20"/>
+      </w:rPr>
+    </w:lvl>
+    <w:lvl w:ilvl="8" w:tentative="1">
+      <w:start w:val="1"/>
+      <w:numFmt w:val="bullet"/>
+      <w:lvlText w:val=""/>
+      <w:lvlJc w:val="left"/>
+      <w:pPr>
+        <w:tabs>
+          <w:tab w:val="num" w:pos="6480"/>
+        </w:tabs>
+        <w:ind w:left="6480" w:hanging="360"/>
+      </w:pPr>
+      <w:rPr>
+        <w:rFonts w:ascii="Wingdings" w:hAnsi="Wingdings" w:hint="default"/>
+        <w:sz w:val="20"/>
+      </w:rPr>
+    </w:lvl>
+  </w:abstractNum>
+  <w:abstractNum w:abstractNumId="50" w15:restartNumberingAfterBreak="0">
     <w:nsid w:val="4CB46B65"/>
     <w:multiLevelType w:val="multilevel"/>
     <w:tmpl w:val="A1A270C0"/>
@@ -4707,7 +9272,156 @@
       </w:rPr>
     </w:lvl>
   </w:abstractNum>
-  <w:abstractNum w:abstractNumId="24" w15:restartNumberingAfterBreak="0">
+  <w:abstractNum w:abstractNumId="51" w15:restartNumberingAfterBreak="0">
+    <w:nsid w:val="4F1058F5"/>
+    <w:multiLevelType w:val="multilevel"/>
+    <w:tmpl w:val="E3749784"/>
+    <w:lvl w:ilvl="0">
+      <w:start w:val="1"/>
+      <w:numFmt w:val="bullet"/>
+      <w:lvlText w:val=""/>
+      <w:lvlJc w:val="left"/>
+      <w:pPr>
+        <w:tabs>
+          <w:tab w:val="num" w:pos="720"/>
+        </w:tabs>
+        <w:ind w:left="720" w:hanging="360"/>
+      </w:pPr>
+      <w:rPr>
+        <w:rFonts w:ascii="Symbol" w:hAnsi="Symbol" w:hint="default"/>
+        <w:sz w:val="20"/>
+      </w:rPr>
+    </w:lvl>
+    <w:lvl w:ilvl="1" w:tentative="1">
+      <w:start w:val="1"/>
+      <w:numFmt w:val="bullet"/>
+      <w:lvlText w:val="o"/>
+      <w:lvlJc w:val="left"/>
+      <w:pPr>
+        <w:tabs>
+          <w:tab w:val="num" w:pos="1440"/>
+        </w:tabs>
+        <w:ind w:left="1440" w:hanging="360"/>
+      </w:pPr>
+      <w:rPr>
+        <w:rFonts w:ascii="Courier New" w:hAnsi="Courier New" w:hint="default"/>
+        <w:sz w:val="20"/>
+      </w:rPr>
+    </w:lvl>
+    <w:lvl w:ilvl="2" w:tentative="1">
+      <w:start w:val="1"/>
+      <w:numFmt w:val="bullet"/>
+      <w:lvlText w:val=""/>
+      <w:lvlJc w:val="left"/>
+      <w:pPr>
+        <w:tabs>
+          <w:tab w:val="num" w:pos="2160"/>
+        </w:tabs>
+        <w:ind w:left="2160" w:hanging="360"/>
+      </w:pPr>
+      <w:rPr>
+        <w:rFonts w:ascii="Wingdings" w:hAnsi="Wingdings" w:hint="default"/>
+        <w:sz w:val="20"/>
+      </w:rPr>
+    </w:lvl>
+    <w:lvl w:ilvl="3" w:tentative="1">
+      <w:start w:val="1"/>
+      <w:numFmt w:val="bullet"/>
+      <w:lvlText w:val=""/>
+      <w:lvlJc w:val="left"/>
+      <w:pPr>
+        <w:tabs>
+          <w:tab w:val="num" w:pos="2880"/>
+        </w:tabs>
+        <w:ind w:left="2880" w:hanging="360"/>
+      </w:pPr>
+      <w:rPr>
+        <w:rFonts w:ascii="Wingdings" w:hAnsi="Wingdings" w:hint="default"/>
+        <w:sz w:val="20"/>
+      </w:rPr>
+    </w:lvl>
+    <w:lvl w:ilvl="4" w:tentative="1">
+      <w:start w:val="1"/>
+      <w:numFmt w:val="bullet"/>
+      <w:lvlText w:val=""/>
+      <w:lvlJc w:val="left"/>
+      <w:pPr>
+        <w:tabs>
+          <w:tab w:val="num" w:pos="3600"/>
+        </w:tabs>
+        <w:ind w:left="3600" w:hanging="360"/>
+      </w:pPr>
+      <w:rPr>
+        <w:rFonts w:ascii="Wingdings" w:hAnsi="Wingdings" w:hint="default"/>
+        <w:sz w:val="20"/>
+      </w:rPr>
+    </w:lvl>
+    <w:lvl w:ilvl="5" w:tentative="1">
+      <w:start w:val="1"/>
+      <w:numFmt w:val="bullet"/>
+      <w:lvlText w:val=""/>
+      <w:lvlJc w:val="left"/>
+      <w:pPr>
+        <w:tabs>
+          <w:tab w:val="num" w:pos="4320"/>
+        </w:tabs>
+        <w:ind w:left="4320" w:hanging="360"/>
+      </w:pPr>
+      <w:rPr>
+        <w:rFonts w:ascii="Wingdings" w:hAnsi="Wingdings" w:hint="default"/>
+        <w:sz w:val="20"/>
+      </w:rPr>
+    </w:lvl>
+    <w:lvl w:ilvl="6" w:tentative="1">
+      <w:start w:val="1"/>
+      <w:numFmt w:val="bullet"/>
+      <w:lvlText w:val=""/>
+      <w:lvlJc w:val="left"/>
+      <w:pPr>
+        <w:tabs>
+          <w:tab w:val="num" w:pos="5040"/>
+        </w:tabs>
+        <w:ind w:left="5040" w:hanging="360"/>
+      </w:pPr>
+      <w:rPr>
+        <w:rFonts w:ascii="Wingdings" w:hAnsi="Wingdings" w:hint="default"/>
+        <w:sz w:val="20"/>
+      </w:rPr>
+    </w:lvl>
+    <w:lvl w:ilvl="7" w:tentative="1">
+      <w:start w:val="1"/>
+      <w:numFmt w:val="bullet"/>
+      <w:lvlText w:val=""/>
+      <w:lvlJc w:val="left"/>
+      <w:pPr>
+        <w:tabs>
+          <w:tab w:val="num" w:pos="5760"/>
+        </w:tabs>
+        <w:ind w:left="5760" w:hanging="360"/>
+      </w:pPr>
+      <w:rPr>
+        <w:rFonts w:ascii="Wingdings" w:hAnsi="Wingdings" w:hint="default"/>
+        <w:sz w:val="20"/>
+      </w:rPr>
+    </w:lvl>
+    <w:lvl w:ilvl="8" w:tentative="1">
+      <w:start w:val="1"/>
+      <w:numFmt w:val="bullet"/>
+      <w:lvlText w:val=""/>
+      <w:lvlJc w:val="left"/>
+      <w:pPr>
+        <w:tabs>
+          <w:tab w:val="num" w:pos="6480"/>
+        </w:tabs>
+        <w:ind w:left="6480" w:hanging="360"/>
+      </w:pPr>
+      <w:rPr>
+        <w:rFonts w:ascii="Wingdings" w:hAnsi="Wingdings" w:hint="default"/>
+        <w:sz w:val="20"/>
+      </w:rPr>
+    </w:lvl>
+  </w:abstractNum>
+  <w:abstractNum w:abstractNumId="52" w15:restartNumberingAfterBreak="0">
     <w:nsid w:val="51060C62"/>
     <w:multiLevelType w:val="multilevel"/>
     <w:tmpl w:val="84EA8076"/>
@@ -4856,7 +9570,7 @@
       </w:rPr>
     </w:lvl>
   </w:abstractNum>
-  <w:abstractNum w:abstractNumId="25" w15:restartNumberingAfterBreak="0">
+  <w:abstractNum w:abstractNumId="53" w15:restartNumberingAfterBreak="0">
     <w:nsid w:val="546900C8"/>
     <w:multiLevelType w:val="multilevel"/>
     <w:tmpl w:val="6CCE7934"/>
@@ -5005,7 +9719,7 @@
       </w:rPr>
     </w:lvl>
   </w:abstractNum>
-  <w:abstractNum w:abstractNumId="26" w15:restartNumberingAfterBreak="0">
+  <w:abstractNum w:abstractNumId="54" w15:restartNumberingAfterBreak="0">
     <w:nsid w:val="55253D62"/>
     <w:multiLevelType w:val="multilevel"/>
     <w:tmpl w:val="1A70BDF8"/>
@@ -5154,7 +9868,603 @@
       </w:rPr>
     </w:lvl>
   </w:abstractNum>
-  <w:abstractNum w:abstractNumId="27" w15:restartNumberingAfterBreak="0">
+  <w:abstractNum w:abstractNumId="55" w15:restartNumberingAfterBreak="0">
+    <w:nsid w:val="559860A9"/>
+    <w:multiLevelType w:val="multilevel"/>
+    <w:tmpl w:val="081C84FC"/>
+    <w:lvl w:ilvl="0">
+      <w:start w:val="1"/>
+      <w:numFmt w:val="bullet"/>
+      <w:lvlText w:val=""/>
+      <w:lvlJc w:val="left"/>
+      <w:pPr>
+        <w:tabs>
+          <w:tab w:val="num" w:pos="720"/>
+        </w:tabs>
+        <w:ind w:left="720" w:hanging="360"/>
+      </w:pPr>
+      <w:rPr>
+        <w:rFonts w:ascii="Symbol" w:hAnsi="Symbol" w:hint="default"/>
+        <w:sz w:val="20"/>
+      </w:rPr>
+    </w:lvl>
+    <w:lvl w:ilvl="1" w:tentative="1">
+      <w:start w:val="1"/>
+      <w:numFmt w:val="bullet"/>
+      <w:lvlText w:val="o"/>
+      <w:lvlJc w:val="left"/>
+      <w:pPr>
+        <w:tabs>
+          <w:tab w:val="num" w:pos="1440"/>
+        </w:tabs>
+        <w:ind w:left="1440" w:hanging="360"/>
+      </w:pPr>
+      <w:rPr>
+        <w:rFonts w:ascii="Courier New" w:hAnsi="Courier New" w:hint="default"/>
+        <w:sz w:val="20"/>
+      </w:rPr>
+    </w:lvl>
+    <w:lvl w:ilvl="2" w:tentative="1">
+      <w:start w:val="1"/>
+      <w:numFmt w:val="bullet"/>
+      <w:lvlText w:val=""/>
+      <w:lvlJc w:val="left"/>
+      <w:pPr>
+        <w:tabs>
+          <w:tab w:val="num" w:pos="2160"/>
+        </w:tabs>
+        <w:ind w:left="2160" w:hanging="360"/>
+      </w:pPr>
+      <w:rPr>
+        <w:rFonts w:ascii="Wingdings" w:hAnsi="Wingdings" w:hint="default"/>
+        <w:sz w:val="20"/>
+      </w:rPr>
+    </w:lvl>
+    <w:lvl w:ilvl="3" w:tentative="1">
+      <w:start w:val="1"/>
+      <w:numFmt w:val="bullet"/>
+      <w:lvlText w:val=""/>
+      <w:lvlJc w:val="left"/>
+      <w:pPr>
+        <w:tabs>
+          <w:tab w:val="num" w:pos="2880"/>
+        </w:tabs>
+        <w:ind w:left="2880" w:hanging="360"/>
+      </w:pPr>
+      <w:rPr>
+        <w:rFonts w:ascii="Wingdings" w:hAnsi="Wingdings" w:hint="default"/>
+        <w:sz w:val="20"/>
+      </w:rPr>
+    </w:lvl>
+    <w:lvl w:ilvl="4" w:tentative="1">
+      <w:start w:val="1"/>
+      <w:numFmt w:val="bullet"/>
+      <w:lvlText w:val=""/>
+      <w:lvlJc w:val="left"/>
+      <w:pPr>
+        <w:tabs>
+          <w:tab w:val="num" w:pos="3600"/>
+        </w:tabs>
+        <w:ind w:left="3600" w:hanging="360"/>
+      </w:pPr>
+      <w:rPr>
+        <w:rFonts w:ascii="Wingdings" w:hAnsi="Wingdings" w:hint="default"/>
+        <w:sz w:val="20"/>
+      </w:rPr>
+    </w:lvl>
+    <w:lvl w:ilvl="5" w:tentative="1">
+      <w:start w:val="1"/>
+      <w:numFmt w:val="bullet"/>
+      <w:lvlText w:val=""/>
+      <w:lvlJc w:val="left"/>
+      <w:pPr>
+        <w:tabs>
+          <w:tab w:val="num" w:pos="4320"/>
+        </w:tabs>
+        <w:ind w:left="4320" w:hanging="360"/>
+      </w:pPr>
+      <w:rPr>
+        <w:rFonts w:ascii="Wingdings" w:hAnsi="Wingdings" w:hint="default"/>
+        <w:sz w:val="20"/>
+      </w:rPr>
+    </w:lvl>
+    <w:lvl w:ilvl="6" w:tentative="1">
+      <w:start w:val="1"/>
+      <w:numFmt w:val="bullet"/>
+      <w:lvlText w:val=""/>
+      <w:lvlJc w:val="left"/>
+      <w:pPr>
+        <w:tabs>
+          <w:tab w:val="num" w:pos="5040"/>
+        </w:tabs>
+        <w:ind w:left="5040" w:hanging="360"/>
+      </w:pPr>
+      <w:rPr>
+        <w:rFonts w:ascii="Wingdings" w:hAnsi="Wingdings" w:hint="default"/>
+        <w:sz w:val="20"/>
+      </w:rPr>
+    </w:lvl>
+    <w:lvl w:ilvl="7" w:tentative="1">
+      <w:start w:val="1"/>
+      <w:numFmt w:val="bullet"/>
+      <w:lvlText w:val=""/>
+      <w:lvlJc w:val="left"/>
+      <w:pPr>
+        <w:tabs>
+          <w:tab w:val="num" w:pos="5760"/>
+        </w:tabs>
+        <w:ind w:left="5760" w:hanging="360"/>
+      </w:pPr>
+      <w:rPr>
+        <w:rFonts w:ascii="Wingdings" w:hAnsi="Wingdings" w:hint="default"/>
+        <w:sz w:val="20"/>
+      </w:rPr>
+    </w:lvl>
+    <w:lvl w:ilvl="8" w:tentative="1">
+      <w:start w:val="1"/>
+      <w:numFmt w:val="bullet"/>
+      <w:lvlText w:val=""/>
+      <w:lvlJc w:val="left"/>
+      <w:pPr>
+        <w:tabs>
+          <w:tab w:val="num" w:pos="6480"/>
+        </w:tabs>
+        <w:ind w:left="6480" w:hanging="360"/>
+      </w:pPr>
+      <w:rPr>
+        <w:rFonts w:ascii="Wingdings" w:hAnsi="Wingdings" w:hint="default"/>
+        <w:sz w:val="20"/>
+      </w:rPr>
+    </w:lvl>
+  </w:abstractNum>
+  <w:abstractNum w:abstractNumId="56" w15:restartNumberingAfterBreak="0">
+    <w:nsid w:val="55D9273B"/>
+    <w:multiLevelType w:val="multilevel"/>
+    <w:tmpl w:val="7DC685A4"/>
+    <w:lvl w:ilvl="0">
+      <w:start w:val="1"/>
+      <w:numFmt w:val="bullet"/>
+      <w:lvlText w:val=""/>
+      <w:lvlJc w:val="left"/>
+      <w:pPr>
+        <w:tabs>
+          <w:tab w:val="num" w:pos="720"/>
+        </w:tabs>
+        <w:ind w:left="720" w:hanging="360"/>
+      </w:pPr>
+      <w:rPr>
+        <w:rFonts w:ascii="Symbol" w:hAnsi="Symbol" w:hint="default"/>
+        <w:sz w:val="20"/>
+      </w:rPr>
+    </w:lvl>
+    <w:lvl w:ilvl="1" w:tentative="1">
+      <w:start w:val="1"/>
+      <w:numFmt w:val="bullet"/>
+      <w:lvlText w:val="o"/>
+      <w:lvlJc w:val="left"/>
+      <w:pPr>
+        <w:tabs>
+          <w:tab w:val="num" w:pos="1440"/>
+        </w:tabs>
+        <w:ind w:left="1440" w:hanging="360"/>
+      </w:pPr>
+      <w:rPr>
+        <w:rFonts w:ascii="Courier New" w:hAnsi="Courier New" w:hint="default"/>
+        <w:sz w:val="20"/>
+      </w:rPr>
+    </w:lvl>
+    <w:lvl w:ilvl="2" w:tentative="1">
+      <w:start w:val="1"/>
+      <w:numFmt w:val="bullet"/>
+      <w:lvlText w:val=""/>
+      <w:lvlJc w:val="left"/>
+      <w:pPr>
+        <w:tabs>
+          <w:tab w:val="num" w:pos="2160"/>
+        </w:tabs>
+        <w:ind w:left="2160" w:hanging="360"/>
+      </w:pPr>
+      <w:rPr>
+        <w:rFonts w:ascii="Wingdings" w:hAnsi="Wingdings" w:hint="default"/>
+        <w:sz w:val="20"/>
+      </w:rPr>
+    </w:lvl>
+    <w:lvl w:ilvl="3" w:tentative="1">
+      <w:start w:val="1"/>
+      <w:numFmt w:val="bullet"/>
+      <w:lvlText w:val=""/>
+      <w:lvlJc w:val="left"/>
+      <w:pPr>
+        <w:tabs>
+          <w:tab w:val="num" w:pos="2880"/>
+        </w:tabs>
+        <w:ind w:left="2880" w:hanging="360"/>
+      </w:pPr>
+      <w:rPr>
+        <w:rFonts w:ascii="Wingdings" w:hAnsi="Wingdings" w:hint="default"/>
+        <w:sz w:val="20"/>
+      </w:rPr>
+    </w:lvl>
+    <w:lvl w:ilvl="4" w:tentative="1">
+      <w:start w:val="1"/>
+      <w:numFmt w:val="bullet"/>
+      <w:lvlText w:val=""/>
+      <w:lvlJc w:val="left"/>
+      <w:pPr>
+        <w:tabs>
+          <w:tab w:val="num" w:pos="3600"/>
+        </w:tabs>
+        <w:ind w:left="3600" w:hanging="360"/>
+      </w:pPr>
+      <w:rPr>
+        <w:rFonts w:ascii="Wingdings" w:hAnsi="Wingdings" w:hint="default"/>
+        <w:sz w:val="20"/>
+      </w:rPr>
+    </w:lvl>
+    <w:lvl w:ilvl="5" w:tentative="1">
+      <w:start w:val="1"/>
+      <w:numFmt w:val="bullet"/>
+      <w:lvlText w:val=""/>
+      <w:lvlJc w:val="left"/>
+      <w:pPr>
+        <w:tabs>
+          <w:tab w:val="num" w:pos="4320"/>
+        </w:tabs>
+        <w:ind w:left="4320" w:hanging="360"/>
+      </w:pPr>
+      <w:rPr>
+        <w:rFonts w:ascii="Wingdings" w:hAnsi="Wingdings" w:hint="default"/>
+        <w:sz w:val="20"/>
+      </w:rPr>
+    </w:lvl>
+    <w:lvl w:ilvl="6" w:tentative="1">
+      <w:start w:val="1"/>
+      <w:numFmt w:val="bullet"/>
+      <w:lvlText w:val=""/>
+      <w:lvlJc w:val="left"/>
+      <w:pPr>
+        <w:tabs>
+          <w:tab w:val="num" w:pos="5040"/>
+        </w:tabs>
+        <w:ind w:left="5040" w:hanging="360"/>
+      </w:pPr>
+      <w:rPr>
+        <w:rFonts w:ascii="Wingdings" w:hAnsi="Wingdings" w:hint="default"/>
+        <w:sz w:val="20"/>
+      </w:rPr>
+    </w:lvl>
+    <w:lvl w:ilvl="7" w:tentative="1">
+      <w:start w:val="1"/>
+      <w:numFmt w:val="bullet"/>
+      <w:lvlText w:val=""/>
+      <w:lvlJc w:val="left"/>
+      <w:pPr>
+        <w:tabs>
+          <w:tab w:val="num" w:pos="5760"/>
+        </w:tabs>
+        <w:ind w:left="5760" w:hanging="360"/>
+      </w:pPr>
+      <w:rPr>
+        <w:rFonts w:ascii="Wingdings" w:hAnsi="Wingdings" w:hint="default"/>
+        <w:sz w:val="20"/>
+      </w:rPr>
+    </w:lvl>
+    <w:lvl w:ilvl="8" w:tentative="1">
+      <w:start w:val="1"/>
+      <w:numFmt w:val="bullet"/>
+      <w:lvlText w:val=""/>
+      <w:lvlJc w:val="left"/>
+      <w:pPr>
+        <w:tabs>
+          <w:tab w:val="num" w:pos="6480"/>
+        </w:tabs>
+        <w:ind w:left="6480" w:hanging="360"/>
+      </w:pPr>
+      <w:rPr>
+        <w:rFonts w:ascii="Wingdings" w:hAnsi="Wingdings" w:hint="default"/>
+        <w:sz w:val="20"/>
+      </w:rPr>
+    </w:lvl>
+  </w:abstractNum>
+  <w:abstractNum w:abstractNumId="57" w15:restartNumberingAfterBreak="0">
+    <w:nsid w:val="56566870"/>
+    <w:multiLevelType w:val="multilevel"/>
+    <w:tmpl w:val="A00EA944"/>
+    <w:lvl w:ilvl="0">
+      <w:start w:val="1"/>
+      <w:numFmt w:val="bullet"/>
+      <w:lvlText w:val=""/>
+      <w:lvlJc w:val="left"/>
+      <w:pPr>
+        <w:tabs>
+          <w:tab w:val="num" w:pos="720"/>
+        </w:tabs>
+        <w:ind w:left="720" w:hanging="360"/>
+      </w:pPr>
+      <w:rPr>
+        <w:rFonts w:ascii="Symbol" w:hAnsi="Symbol" w:hint="default"/>
+        <w:sz w:val="20"/>
+      </w:rPr>
+    </w:lvl>
+    <w:lvl w:ilvl="1" w:tentative="1">
+      <w:start w:val="1"/>
+      <w:numFmt w:val="bullet"/>
+      <w:lvlText w:val="o"/>
+      <w:lvlJc w:val="left"/>
+      <w:pPr>
+        <w:tabs>
+          <w:tab w:val="num" w:pos="1440"/>
+        </w:tabs>
+        <w:ind w:left="1440" w:hanging="360"/>
+      </w:pPr>
+      <w:rPr>
+        <w:rFonts w:ascii="Courier New" w:hAnsi="Courier New" w:hint="default"/>
+        <w:sz w:val="20"/>
+      </w:rPr>
+    </w:lvl>
+    <w:lvl w:ilvl="2" w:tentative="1">
+      <w:start w:val="1"/>
+      <w:numFmt w:val="bullet"/>
+      <w:lvlText w:val=""/>
+      <w:lvlJc w:val="left"/>
+      <w:pPr>
+        <w:tabs>
+          <w:tab w:val="num" w:pos="2160"/>
+        </w:tabs>
+        <w:ind w:left="2160" w:hanging="360"/>
+      </w:pPr>
+      <w:rPr>
+        <w:rFonts w:ascii="Wingdings" w:hAnsi="Wingdings" w:hint="default"/>
+        <w:sz w:val="20"/>
+      </w:rPr>
+    </w:lvl>
+    <w:lvl w:ilvl="3" w:tentative="1">
+      <w:start w:val="1"/>
+      <w:numFmt w:val="bullet"/>
+      <w:lvlText w:val=""/>
+      <w:lvlJc w:val="left"/>
+      <w:pPr>
+        <w:tabs>
+          <w:tab w:val="num" w:pos="2880"/>
+        </w:tabs>
+        <w:ind w:left="2880" w:hanging="360"/>
+      </w:pPr>
+      <w:rPr>
+        <w:rFonts w:ascii="Wingdings" w:hAnsi="Wingdings" w:hint="default"/>
+        <w:sz w:val="20"/>
+      </w:rPr>
+    </w:lvl>
+    <w:lvl w:ilvl="4" w:tentative="1">
+      <w:start w:val="1"/>
+      <w:numFmt w:val="bullet"/>
+      <w:lvlText w:val=""/>
+      <w:lvlJc w:val="left"/>
+      <w:pPr>
+        <w:tabs>
+          <w:tab w:val="num" w:pos="3600"/>
+        </w:tabs>
+        <w:ind w:left="3600" w:hanging="360"/>
+      </w:pPr>
+      <w:rPr>
+        <w:rFonts w:ascii="Wingdings" w:hAnsi="Wingdings" w:hint="default"/>
+        <w:sz w:val="20"/>
+      </w:rPr>
+    </w:lvl>
+    <w:lvl w:ilvl="5" w:tentative="1">
+      <w:start w:val="1"/>
+      <w:numFmt w:val="bullet"/>
+      <w:lvlText w:val=""/>
+      <w:lvlJc w:val="left"/>
+      <w:pPr>
+        <w:tabs>
+          <w:tab w:val="num" w:pos="4320"/>
+        </w:tabs>
+        <w:ind w:left="4320" w:hanging="360"/>
+      </w:pPr>
+      <w:rPr>
+        <w:rFonts w:ascii="Wingdings" w:hAnsi="Wingdings" w:hint="default"/>
+        <w:sz w:val="20"/>
+      </w:rPr>
+    </w:lvl>
+    <w:lvl w:ilvl="6" w:tentative="1">
+      <w:start w:val="1"/>
+      <w:numFmt w:val="bullet"/>
+      <w:lvlText w:val=""/>
+      <w:lvlJc w:val="left"/>
+      <w:pPr>
+        <w:tabs>
+          <w:tab w:val="num" w:pos="5040"/>
+        </w:tabs>
+        <w:ind w:left="5040" w:hanging="360"/>
+      </w:pPr>
+      <w:rPr>
+        <w:rFonts w:ascii="Wingdings" w:hAnsi="Wingdings" w:hint="default"/>
+        <w:sz w:val="20"/>
+      </w:rPr>
+    </w:lvl>
+    <w:lvl w:ilvl="7" w:tentative="1">
+      <w:start w:val="1"/>
+      <w:numFmt w:val="bullet"/>
+      <w:lvlText w:val=""/>
+      <w:lvlJc w:val="left"/>
+      <w:pPr>
+        <w:tabs>
+          <w:tab w:val="num" w:pos="5760"/>
+        </w:tabs>
+        <w:ind w:left="5760" w:hanging="360"/>
+      </w:pPr>
+      <w:rPr>
+        <w:rFonts w:ascii="Wingdings" w:hAnsi="Wingdings" w:hint="default"/>
+        <w:sz w:val="20"/>
+      </w:rPr>
+    </w:lvl>
+    <w:lvl w:ilvl="8" w:tentative="1">
+      <w:start w:val="1"/>
+      <w:numFmt w:val="bullet"/>
+      <w:lvlText w:val=""/>
+      <w:lvlJc w:val="left"/>
+      <w:pPr>
+        <w:tabs>
+          <w:tab w:val="num" w:pos="6480"/>
+        </w:tabs>
+        <w:ind w:left="6480" w:hanging="360"/>
+      </w:pPr>
+      <w:rPr>
+        <w:rFonts w:ascii="Wingdings" w:hAnsi="Wingdings" w:hint="default"/>
+        <w:sz w:val="20"/>
+      </w:rPr>
+    </w:lvl>
+  </w:abstractNum>
+  <w:abstractNum w:abstractNumId="58" w15:restartNumberingAfterBreak="0">
+    <w:nsid w:val="56AB19B2"/>
+    <w:multiLevelType w:val="multilevel"/>
+    <w:tmpl w:val="DBEA5886"/>
+    <w:lvl w:ilvl="0">
+      <w:start w:val="1"/>
+      <w:numFmt w:val="bullet"/>
+      <w:lvlText w:val=""/>
+      <w:lvlJc w:val="left"/>
+      <w:pPr>
+        <w:tabs>
+          <w:tab w:val="num" w:pos="720"/>
+        </w:tabs>
+        <w:ind w:left="720" w:hanging="360"/>
+      </w:pPr>
+      <w:rPr>
+        <w:rFonts w:ascii="Symbol" w:hAnsi="Symbol" w:hint="default"/>
+        <w:sz w:val="20"/>
+      </w:rPr>
+    </w:lvl>
+    <w:lvl w:ilvl="1" w:tentative="1">
+      <w:start w:val="1"/>
+      <w:numFmt w:val="bullet"/>
+      <w:lvlText w:val="o"/>
+      <w:lvlJc w:val="left"/>
+      <w:pPr>
+        <w:tabs>
+          <w:tab w:val="num" w:pos="1440"/>
+        </w:tabs>
+        <w:ind w:left="1440" w:hanging="360"/>
+      </w:pPr>
+      <w:rPr>
+        <w:rFonts w:ascii="Courier New" w:hAnsi="Courier New" w:hint="default"/>
+        <w:sz w:val="20"/>
+      </w:rPr>
+    </w:lvl>
+    <w:lvl w:ilvl="2" w:tentative="1">
+      <w:start w:val="1"/>
+      <w:numFmt w:val="bullet"/>
+      <w:lvlText w:val=""/>
+      <w:lvlJc w:val="left"/>
+      <w:pPr>
+        <w:tabs>
+          <w:tab w:val="num" w:pos="2160"/>
+        </w:tabs>
+        <w:ind w:left="2160" w:hanging="360"/>
+      </w:pPr>
+      <w:rPr>
+        <w:rFonts w:ascii="Wingdings" w:hAnsi="Wingdings" w:hint="default"/>
+        <w:sz w:val="20"/>
+      </w:rPr>
+    </w:lvl>
+    <w:lvl w:ilvl="3" w:tentative="1">
+      <w:start w:val="1"/>
+      <w:numFmt w:val="bullet"/>
+      <w:lvlText w:val=""/>
+      <w:lvlJc w:val="left"/>
+      <w:pPr>
+        <w:tabs>
+          <w:tab w:val="num" w:pos="2880"/>
+        </w:tabs>
+        <w:ind w:left="2880" w:hanging="360"/>
+      </w:pPr>
+      <w:rPr>
+        <w:rFonts w:ascii="Wingdings" w:hAnsi="Wingdings" w:hint="default"/>
+        <w:sz w:val="20"/>
+      </w:rPr>
+    </w:lvl>
+    <w:lvl w:ilvl="4" w:tentative="1">
+      <w:start w:val="1"/>
+      <w:numFmt w:val="bullet"/>
+      <w:lvlText w:val=""/>
+      <w:lvlJc w:val="left"/>
+      <w:pPr>
+        <w:tabs>
+          <w:tab w:val="num" w:pos="3600"/>
+        </w:tabs>
+        <w:ind w:left="3600" w:hanging="360"/>
+      </w:pPr>
+      <w:rPr>
+        <w:rFonts w:ascii="Wingdings" w:hAnsi="Wingdings" w:hint="default"/>
+        <w:sz w:val="20"/>
+      </w:rPr>
+    </w:lvl>
+    <w:lvl w:ilvl="5" w:tentative="1">
+      <w:start w:val="1"/>
+      <w:numFmt w:val="bullet"/>
+      <w:lvlText w:val=""/>
+      <w:lvlJc w:val="left"/>
+      <w:pPr>
+        <w:tabs>
+          <w:tab w:val="num" w:pos="4320"/>
+        </w:tabs>
+        <w:ind w:left="4320" w:hanging="360"/>
+      </w:pPr>
+      <w:rPr>
+        <w:rFonts w:ascii="Wingdings" w:hAnsi="Wingdings" w:hint="default"/>
+        <w:sz w:val="20"/>
+      </w:rPr>
+    </w:lvl>
+    <w:lvl w:ilvl="6" w:tentative="1">
+      <w:start w:val="1"/>
+      <w:numFmt w:val="bullet"/>
+      <w:lvlText w:val=""/>
+      <w:lvlJc w:val="left"/>
+      <w:pPr>
+        <w:tabs>
+          <w:tab w:val="num" w:pos="5040"/>
+        </w:tabs>
+        <w:ind w:left="5040" w:hanging="360"/>
+      </w:pPr>
+      <w:rPr>
+        <w:rFonts w:ascii="Wingdings" w:hAnsi="Wingdings" w:hint="default"/>
+        <w:sz w:val="20"/>
+      </w:rPr>
+    </w:lvl>
+    <w:lvl w:ilvl="7" w:tentative="1">
+      <w:start w:val="1"/>
+      <w:numFmt w:val="bullet"/>
+      <w:lvlText w:val=""/>
+      <w:lvlJc w:val="left"/>
+      <w:pPr>
+        <w:tabs>
+          <w:tab w:val="num" w:pos="5760"/>
+        </w:tabs>
+        <w:ind w:left="5760" w:hanging="360"/>
+      </w:pPr>
+      <w:rPr>
+        <w:rFonts w:ascii="Wingdings" w:hAnsi="Wingdings" w:hint="default"/>
+        <w:sz w:val="20"/>
+      </w:rPr>
+    </w:lvl>
+    <w:lvl w:ilvl="8" w:tentative="1">
+      <w:start w:val="1"/>
+      <w:numFmt w:val="bullet"/>
+      <w:lvlText w:val=""/>
+      <w:lvlJc w:val="left"/>
+      <w:pPr>
+        <w:tabs>
+          <w:tab w:val="num" w:pos="6480"/>
+        </w:tabs>
+        <w:ind w:left="6480" w:hanging="360"/>
+      </w:pPr>
+      <w:rPr>
+        <w:rFonts w:ascii="Wingdings" w:hAnsi="Wingdings" w:hint="default"/>
+        <w:sz w:val="20"/>
+      </w:rPr>
+    </w:lvl>
+  </w:abstractNum>
+  <w:abstractNum w:abstractNumId="59" w15:restartNumberingAfterBreak="0">
     <w:nsid w:val="56C4784C"/>
     <w:multiLevelType w:val="multilevel"/>
     <w:tmpl w:val="88FC9042"/>
@@ -5303,7 +10613,7 @@
       </w:rPr>
     </w:lvl>
   </w:abstractNum>
-  <w:abstractNum w:abstractNumId="28" w15:restartNumberingAfterBreak="0">
+  <w:abstractNum w:abstractNumId="60" w15:restartNumberingAfterBreak="0">
     <w:nsid w:val="57BB6C74"/>
     <w:multiLevelType w:val="multilevel"/>
     <w:tmpl w:val="D714DC32"/>
@@ -5452,7 +10762,305 @@
       </w:rPr>
     </w:lvl>
   </w:abstractNum>
-  <w:abstractNum w:abstractNumId="29" w15:restartNumberingAfterBreak="0">
+  <w:abstractNum w:abstractNumId="61" w15:restartNumberingAfterBreak="0">
+    <w:nsid w:val="588C476B"/>
+    <w:multiLevelType w:val="multilevel"/>
+    <w:tmpl w:val="520AB148"/>
+    <w:lvl w:ilvl="0">
+      <w:start w:val="1"/>
+      <w:numFmt w:val="bullet"/>
+      <w:lvlText w:val=""/>
+      <w:lvlJc w:val="left"/>
+      <w:pPr>
+        <w:tabs>
+          <w:tab w:val="num" w:pos="720"/>
+        </w:tabs>
+        <w:ind w:left="720" w:hanging="360"/>
+      </w:pPr>
+      <w:rPr>
+        <w:rFonts w:ascii="Symbol" w:hAnsi="Symbol" w:hint="default"/>
+        <w:sz w:val="20"/>
+      </w:rPr>
+    </w:lvl>
+    <w:lvl w:ilvl="1" w:tentative="1">
+      <w:start w:val="1"/>
+      <w:numFmt w:val="bullet"/>
+      <w:lvlText w:val="o"/>
+      <w:lvlJc w:val="left"/>
+      <w:pPr>
+        <w:tabs>
+          <w:tab w:val="num" w:pos="1440"/>
+        </w:tabs>
+        <w:ind w:left="1440" w:hanging="360"/>
+      </w:pPr>
+      <w:rPr>
+        <w:rFonts w:ascii="Courier New" w:hAnsi="Courier New" w:hint="default"/>
+        <w:sz w:val="20"/>
+      </w:rPr>
+    </w:lvl>
+    <w:lvl w:ilvl="2" w:tentative="1">
+      <w:start w:val="1"/>
+      <w:numFmt w:val="bullet"/>
+      <w:lvlText w:val=""/>
+      <w:lvlJc w:val="left"/>
+      <w:pPr>
+        <w:tabs>
+          <w:tab w:val="num" w:pos="2160"/>
+        </w:tabs>
+        <w:ind w:left="2160" w:hanging="360"/>
+      </w:pPr>
+      <w:rPr>
+        <w:rFonts w:ascii="Wingdings" w:hAnsi="Wingdings" w:hint="default"/>
+        <w:sz w:val="20"/>
+      </w:rPr>
+    </w:lvl>
+    <w:lvl w:ilvl="3" w:tentative="1">
+      <w:start w:val="1"/>
+      <w:numFmt w:val="bullet"/>
+      <w:lvlText w:val=""/>
+      <w:lvlJc w:val="left"/>
+      <w:pPr>
+        <w:tabs>
+          <w:tab w:val="num" w:pos="2880"/>
+        </w:tabs>
+        <w:ind w:left="2880" w:hanging="360"/>
+      </w:pPr>
+      <w:rPr>
+        <w:rFonts w:ascii="Wingdings" w:hAnsi="Wingdings" w:hint="default"/>
+        <w:sz w:val="20"/>
+      </w:rPr>
+    </w:lvl>
+    <w:lvl w:ilvl="4" w:tentative="1">
+      <w:start w:val="1"/>
+      <w:numFmt w:val="bullet"/>
+      <w:lvlText w:val=""/>
+      <w:lvlJc w:val="left"/>
+      <w:pPr>
+        <w:tabs>
+          <w:tab w:val="num" w:pos="3600"/>
+        </w:tabs>
+        <w:ind w:left="3600" w:hanging="360"/>
+      </w:pPr>
+      <w:rPr>
+        <w:rFonts w:ascii="Wingdings" w:hAnsi="Wingdings" w:hint="default"/>
+        <w:sz w:val="20"/>
+      </w:rPr>
+    </w:lvl>
+    <w:lvl w:ilvl="5" w:tentative="1">
+      <w:start w:val="1"/>
+      <w:numFmt w:val="bullet"/>
+      <w:lvlText w:val=""/>
+      <w:lvlJc w:val="left"/>
+      <w:pPr>
+        <w:tabs>
+          <w:tab w:val="num" w:pos="4320"/>
+        </w:tabs>
+        <w:ind w:left="4320" w:hanging="360"/>
+      </w:pPr>
+      <w:rPr>
+        <w:rFonts w:ascii="Wingdings" w:hAnsi="Wingdings" w:hint="default"/>
+        <w:sz w:val="20"/>
+      </w:rPr>
+    </w:lvl>
+    <w:lvl w:ilvl="6" w:tentative="1">
+      <w:start w:val="1"/>
+      <w:numFmt w:val="bullet"/>
+      <w:lvlText w:val=""/>
+      <w:lvlJc w:val="left"/>
+      <w:pPr>
+        <w:tabs>
+          <w:tab w:val="num" w:pos="5040"/>
+        </w:tabs>
+        <w:ind w:left="5040" w:hanging="360"/>
+      </w:pPr>
+      <w:rPr>
+        <w:rFonts w:ascii="Wingdings" w:hAnsi="Wingdings" w:hint="default"/>
+        <w:sz w:val="20"/>
+      </w:rPr>
+    </w:lvl>
+    <w:lvl w:ilvl="7" w:tentative="1">
+      <w:start w:val="1"/>
+      <w:numFmt w:val="bullet"/>
+      <w:lvlText w:val=""/>
+      <w:lvlJc w:val="left"/>
+      <w:pPr>
+        <w:tabs>
+          <w:tab w:val="num" w:pos="5760"/>
+        </w:tabs>
+        <w:ind w:left="5760" w:hanging="360"/>
+      </w:pPr>
+      <w:rPr>
+        <w:rFonts w:ascii="Wingdings" w:hAnsi="Wingdings" w:hint="default"/>
+        <w:sz w:val="20"/>
+      </w:rPr>
+    </w:lvl>
+    <w:lvl w:ilvl="8" w:tentative="1">
+      <w:start w:val="1"/>
+      <w:numFmt w:val="bullet"/>
+      <w:lvlText w:val=""/>
+      <w:lvlJc w:val="left"/>
+      <w:pPr>
+        <w:tabs>
+          <w:tab w:val="num" w:pos="6480"/>
+        </w:tabs>
+        <w:ind w:left="6480" w:hanging="360"/>
+      </w:pPr>
+      <w:rPr>
+        <w:rFonts w:ascii="Wingdings" w:hAnsi="Wingdings" w:hint="default"/>
+        <w:sz w:val="20"/>
+      </w:rPr>
+    </w:lvl>
+  </w:abstractNum>
+  <w:abstractNum w:abstractNumId="62" w15:restartNumberingAfterBreak="0">
+    <w:nsid w:val="58B54DD9"/>
+    <w:multiLevelType w:val="multilevel"/>
+    <w:tmpl w:val="907EAE2A"/>
+    <w:lvl w:ilvl="0">
+      <w:start w:val="1"/>
+      <w:numFmt w:val="bullet"/>
+      <w:lvlText w:val=""/>
+      <w:lvlJc w:val="left"/>
+      <w:pPr>
+        <w:tabs>
+          <w:tab w:val="num" w:pos="720"/>
+        </w:tabs>
+        <w:ind w:left="720" w:hanging="360"/>
+      </w:pPr>
+      <w:rPr>
+        <w:rFonts w:ascii="Symbol" w:hAnsi="Symbol" w:hint="default"/>
+        <w:sz w:val="20"/>
+      </w:rPr>
+    </w:lvl>
+    <w:lvl w:ilvl="1" w:tentative="1">
+      <w:start w:val="1"/>
+      <w:numFmt w:val="bullet"/>
+      <w:lvlText w:val="o"/>
+      <w:lvlJc w:val="left"/>
+      <w:pPr>
+        <w:tabs>
+          <w:tab w:val="num" w:pos="1440"/>
+        </w:tabs>
+        <w:ind w:left="1440" w:hanging="360"/>
+      </w:pPr>
+      <w:rPr>
+        <w:rFonts w:ascii="Courier New" w:hAnsi="Courier New" w:hint="default"/>
+        <w:sz w:val="20"/>
+      </w:rPr>
+    </w:lvl>
+    <w:lvl w:ilvl="2" w:tentative="1">
+      <w:start w:val="1"/>
+      <w:numFmt w:val="bullet"/>
+      <w:lvlText w:val=""/>
+      <w:lvlJc w:val="left"/>
+      <w:pPr>
+        <w:tabs>
+          <w:tab w:val="num" w:pos="2160"/>
+        </w:tabs>
+        <w:ind w:left="2160" w:hanging="360"/>
+      </w:pPr>
+      <w:rPr>
+        <w:rFonts w:ascii="Wingdings" w:hAnsi="Wingdings" w:hint="default"/>
+        <w:sz w:val="20"/>
+      </w:rPr>
+    </w:lvl>
+    <w:lvl w:ilvl="3" w:tentative="1">
+      <w:start w:val="1"/>
+      <w:numFmt w:val="bullet"/>
+      <w:lvlText w:val=""/>
+      <w:lvlJc w:val="left"/>
+      <w:pPr>
+        <w:tabs>
+          <w:tab w:val="num" w:pos="2880"/>
+        </w:tabs>
+        <w:ind w:left="2880" w:hanging="360"/>
+      </w:pPr>
+      <w:rPr>
+        <w:rFonts w:ascii="Wingdings" w:hAnsi="Wingdings" w:hint="default"/>
+        <w:sz w:val="20"/>
+      </w:rPr>
+    </w:lvl>
+    <w:lvl w:ilvl="4" w:tentative="1">
+      <w:start w:val="1"/>
+      <w:numFmt w:val="bullet"/>
+      <w:lvlText w:val=""/>
+      <w:lvlJc w:val="left"/>
+      <w:pPr>
+        <w:tabs>
+          <w:tab w:val="num" w:pos="3600"/>
+        </w:tabs>
+        <w:ind w:left="3600" w:hanging="360"/>
+      </w:pPr>
+      <w:rPr>
+        <w:rFonts w:ascii="Wingdings" w:hAnsi="Wingdings" w:hint="default"/>
+        <w:sz w:val="20"/>
+      </w:rPr>
+    </w:lvl>
+    <w:lvl w:ilvl="5" w:tentative="1">
+      <w:start w:val="1"/>
+      <w:numFmt w:val="bullet"/>
+      <w:lvlText w:val=""/>
+      <w:lvlJc w:val="left"/>
+      <w:pPr>
+        <w:tabs>
+          <w:tab w:val="num" w:pos="4320"/>
+        </w:tabs>
+        <w:ind w:left="4320" w:hanging="360"/>
+      </w:pPr>
+      <w:rPr>
+        <w:rFonts w:ascii="Wingdings" w:hAnsi="Wingdings" w:hint="default"/>
+        <w:sz w:val="20"/>
+      </w:rPr>
+    </w:lvl>
+    <w:lvl w:ilvl="6" w:tentative="1">
+      <w:start w:val="1"/>
+      <w:numFmt w:val="bullet"/>
+      <w:lvlText w:val=""/>
+      <w:lvlJc w:val="left"/>
+      <w:pPr>
+        <w:tabs>
+          <w:tab w:val="num" w:pos="5040"/>
+        </w:tabs>
+        <w:ind w:left="5040" w:hanging="360"/>
+      </w:pPr>
+      <w:rPr>
+        <w:rFonts w:ascii="Wingdings" w:hAnsi="Wingdings" w:hint="default"/>
+        <w:sz w:val="20"/>
+      </w:rPr>
+    </w:lvl>
+    <w:lvl w:ilvl="7" w:tentative="1">
+      <w:start w:val="1"/>
+      <w:numFmt w:val="bullet"/>
+      <w:lvlText w:val=""/>
+      <w:lvlJc w:val="left"/>
+      <w:pPr>
+        <w:tabs>
+          <w:tab w:val="num" w:pos="5760"/>
+        </w:tabs>
+        <w:ind w:left="5760" w:hanging="360"/>
+      </w:pPr>
+      <w:rPr>
+        <w:rFonts w:ascii="Wingdings" w:hAnsi="Wingdings" w:hint="default"/>
+        <w:sz w:val="20"/>
+      </w:rPr>
+    </w:lvl>
+    <w:lvl w:ilvl="8" w:tentative="1">
+      <w:start w:val="1"/>
+      <w:numFmt w:val="bullet"/>
+      <w:lvlText w:val=""/>
+      <w:lvlJc w:val="left"/>
+      <w:pPr>
+        <w:tabs>
+          <w:tab w:val="num" w:pos="6480"/>
+        </w:tabs>
+        <w:ind w:left="6480" w:hanging="360"/>
+      </w:pPr>
+      <w:rPr>
+        <w:rFonts w:ascii="Wingdings" w:hAnsi="Wingdings" w:hint="default"/>
+        <w:sz w:val="20"/>
+      </w:rPr>
+    </w:lvl>
+  </w:abstractNum>
+  <w:abstractNum w:abstractNumId="63" w15:restartNumberingAfterBreak="0">
     <w:nsid w:val="598E56D3"/>
     <w:multiLevelType w:val="multilevel"/>
     <w:tmpl w:val="4CDAD698"/>
@@ -5601,7 +11209,156 @@
       </w:rPr>
     </w:lvl>
   </w:abstractNum>
-  <w:abstractNum w:abstractNumId="30" w15:restartNumberingAfterBreak="0">
+  <w:abstractNum w:abstractNumId="64" w15:restartNumberingAfterBreak="0">
+    <w:nsid w:val="5C600E9E"/>
+    <w:multiLevelType w:val="multilevel"/>
+    <w:tmpl w:val="E576669E"/>
+    <w:lvl w:ilvl="0">
+      <w:start w:val="1"/>
+      <w:numFmt w:val="bullet"/>
+      <w:lvlText w:val=""/>
+      <w:lvlJc w:val="left"/>
+      <w:pPr>
+        <w:tabs>
+          <w:tab w:val="num" w:pos="720"/>
+        </w:tabs>
+        <w:ind w:left="720" w:hanging="360"/>
+      </w:pPr>
+      <w:rPr>
+        <w:rFonts w:ascii="Symbol" w:hAnsi="Symbol" w:hint="default"/>
+        <w:sz w:val="20"/>
+      </w:rPr>
+    </w:lvl>
+    <w:lvl w:ilvl="1" w:tentative="1">
+      <w:start w:val="1"/>
+      <w:numFmt w:val="bullet"/>
+      <w:lvlText w:val="o"/>
+      <w:lvlJc w:val="left"/>
+      <w:pPr>
+        <w:tabs>
+          <w:tab w:val="num" w:pos="1440"/>
+        </w:tabs>
+        <w:ind w:left="1440" w:hanging="360"/>
+      </w:pPr>
+      <w:rPr>
+        <w:rFonts w:ascii="Courier New" w:hAnsi="Courier New" w:hint="default"/>
+        <w:sz w:val="20"/>
+      </w:rPr>
+    </w:lvl>
+    <w:lvl w:ilvl="2" w:tentative="1">
+      <w:start w:val="1"/>
+      <w:numFmt w:val="bullet"/>
+      <w:lvlText w:val=""/>
+      <w:lvlJc w:val="left"/>
+      <w:pPr>
+        <w:tabs>
+          <w:tab w:val="num" w:pos="2160"/>
+        </w:tabs>
+        <w:ind w:left="2160" w:hanging="360"/>
+      </w:pPr>
+      <w:rPr>
+        <w:rFonts w:ascii="Wingdings" w:hAnsi="Wingdings" w:hint="default"/>
+        <w:sz w:val="20"/>
+      </w:rPr>
+    </w:lvl>
+    <w:lvl w:ilvl="3" w:tentative="1">
+      <w:start w:val="1"/>
+      <w:numFmt w:val="bullet"/>
+      <w:lvlText w:val=""/>
+      <w:lvlJc w:val="left"/>
+      <w:pPr>
+        <w:tabs>
+          <w:tab w:val="num" w:pos="2880"/>
+        </w:tabs>
+        <w:ind w:left="2880" w:hanging="360"/>
+      </w:pPr>
+      <w:rPr>
+        <w:rFonts w:ascii="Wingdings" w:hAnsi="Wingdings" w:hint="default"/>
+        <w:sz w:val="20"/>
+      </w:rPr>
+    </w:lvl>
+    <w:lvl w:ilvl="4" w:tentative="1">
+      <w:start w:val="1"/>
+      <w:numFmt w:val="bullet"/>
+      <w:lvlText w:val=""/>
+      <w:lvlJc w:val="left"/>
+      <w:pPr>
+        <w:tabs>
+          <w:tab w:val="num" w:pos="3600"/>
+        </w:tabs>
+        <w:ind w:left="3600" w:hanging="360"/>
+      </w:pPr>
+      <w:rPr>
+        <w:rFonts w:ascii="Wingdings" w:hAnsi="Wingdings" w:hint="default"/>
+        <w:sz w:val="20"/>
+      </w:rPr>
+    </w:lvl>
+    <w:lvl w:ilvl="5" w:tentative="1">
+      <w:start w:val="1"/>
+      <w:numFmt w:val="bullet"/>
+      <w:lvlText w:val=""/>
+      <w:lvlJc w:val="left"/>
+      <w:pPr>
+        <w:tabs>
+          <w:tab w:val="num" w:pos="4320"/>
+        </w:tabs>
+        <w:ind w:left="4320" w:hanging="360"/>
+      </w:pPr>
+      <w:rPr>
+        <w:rFonts w:ascii="Wingdings" w:hAnsi="Wingdings" w:hint="default"/>
+        <w:sz w:val="20"/>
+      </w:rPr>
+    </w:lvl>
+    <w:lvl w:ilvl="6" w:tentative="1">
+      <w:start w:val="1"/>
+      <w:numFmt w:val="bullet"/>
+      <w:lvlText w:val=""/>
+      <w:lvlJc w:val="left"/>
+      <w:pPr>
+        <w:tabs>
+          <w:tab w:val="num" w:pos="5040"/>
+        </w:tabs>
+        <w:ind w:left="5040" w:hanging="360"/>
+      </w:pPr>
+      <w:rPr>
+        <w:rFonts w:ascii="Wingdings" w:hAnsi="Wingdings" w:hint="default"/>
+        <w:sz w:val="20"/>
+      </w:rPr>
+    </w:lvl>
+    <w:lvl w:ilvl="7" w:tentative="1">
+      <w:start w:val="1"/>
+      <w:numFmt w:val="bullet"/>
+      <w:lvlText w:val=""/>
+      <w:lvlJc w:val="left"/>
+      <w:pPr>
+        <w:tabs>
+          <w:tab w:val="num" w:pos="5760"/>
+        </w:tabs>
+        <w:ind w:left="5760" w:hanging="360"/>
+      </w:pPr>
+      <w:rPr>
+        <w:rFonts w:ascii="Wingdings" w:hAnsi="Wingdings" w:hint="default"/>
+        <w:sz w:val="20"/>
+      </w:rPr>
+    </w:lvl>
+    <w:lvl w:ilvl="8" w:tentative="1">
+      <w:start w:val="1"/>
+      <w:numFmt w:val="bullet"/>
+      <w:lvlText w:val=""/>
+      <w:lvlJc w:val="left"/>
+      <w:pPr>
+        <w:tabs>
+          <w:tab w:val="num" w:pos="6480"/>
+        </w:tabs>
+        <w:ind w:left="6480" w:hanging="360"/>
+      </w:pPr>
+      <w:rPr>
+        <w:rFonts w:ascii="Wingdings" w:hAnsi="Wingdings" w:hint="default"/>
+        <w:sz w:val="20"/>
+      </w:rPr>
+    </w:lvl>
+  </w:abstractNum>
+  <w:abstractNum w:abstractNumId="65" w15:restartNumberingAfterBreak="0">
     <w:nsid w:val="5DFD7A0D"/>
     <w:multiLevelType w:val="multilevel"/>
     <w:tmpl w:val="34D2EBCC"/>
@@ -5750,7 +11507,7 @@
       </w:rPr>
     </w:lvl>
   </w:abstractNum>
-  <w:abstractNum w:abstractNumId="31" w15:restartNumberingAfterBreak="0">
+  <w:abstractNum w:abstractNumId="66" w15:restartNumberingAfterBreak="0">
     <w:nsid w:val="64E8671F"/>
     <w:multiLevelType w:val="multilevel"/>
     <w:tmpl w:val="AC62CFFE"/>
@@ -5899,7 +11656,7 @@
       </w:rPr>
     </w:lvl>
   </w:abstractNum>
-  <w:abstractNum w:abstractNumId="32" w15:restartNumberingAfterBreak="0">
+  <w:abstractNum w:abstractNumId="67" w15:restartNumberingAfterBreak="0">
     <w:nsid w:val="66470A60"/>
     <w:multiLevelType w:val="multilevel"/>
     <w:tmpl w:val="8090AC84"/>
@@ -6048,7 +11805,7 @@
       </w:rPr>
     </w:lvl>
   </w:abstractNum>
-  <w:abstractNum w:abstractNumId="33" w15:restartNumberingAfterBreak="0">
+  <w:abstractNum w:abstractNumId="68" w15:restartNumberingAfterBreak="0">
     <w:nsid w:val="6672731B"/>
     <w:multiLevelType w:val="multilevel"/>
     <w:tmpl w:val="557021E8"/>
@@ -6197,7 +11954,7 @@
       </w:rPr>
     </w:lvl>
   </w:abstractNum>
-  <w:abstractNum w:abstractNumId="34" w15:restartNumberingAfterBreak="0">
+  <w:abstractNum w:abstractNumId="69" w15:restartNumberingAfterBreak="0">
     <w:nsid w:val="689E5179"/>
     <w:multiLevelType w:val="multilevel"/>
     <w:tmpl w:val="BAC00B2E"/>
@@ -6346,7 +12103,7 @@
       </w:rPr>
     </w:lvl>
   </w:abstractNum>
-  <w:abstractNum w:abstractNumId="35" w15:restartNumberingAfterBreak="0">
+  <w:abstractNum w:abstractNumId="70" w15:restartNumberingAfterBreak="0">
     <w:nsid w:val="690D688B"/>
     <w:multiLevelType w:val="multilevel"/>
     <w:tmpl w:val="F2F2E622"/>
@@ -6495,7 +12252,7 @@
       </w:rPr>
     </w:lvl>
   </w:abstractNum>
-  <w:abstractNum w:abstractNumId="36" w15:restartNumberingAfterBreak="0">
+  <w:abstractNum w:abstractNumId="71" w15:restartNumberingAfterBreak="0">
     <w:nsid w:val="6A1448BC"/>
     <w:multiLevelType w:val="multilevel"/>
     <w:tmpl w:val="4EE2CDA6"/>
@@ -6644,7 +12401,7 @@
       </w:rPr>
     </w:lvl>
   </w:abstractNum>
-  <w:abstractNum w:abstractNumId="37" w15:restartNumberingAfterBreak="0">
+  <w:abstractNum w:abstractNumId="72" w15:restartNumberingAfterBreak="0">
     <w:nsid w:val="6A645612"/>
     <w:multiLevelType w:val="multilevel"/>
     <w:tmpl w:val="9710E5E6"/>
@@ -6793,7 +12550,7 @@
       </w:rPr>
     </w:lvl>
   </w:abstractNum>
-  <w:abstractNum w:abstractNumId="38" w15:restartNumberingAfterBreak="0">
+  <w:abstractNum w:abstractNumId="73" w15:restartNumberingAfterBreak="0">
     <w:nsid w:val="6B236F92"/>
     <w:multiLevelType w:val="multilevel"/>
     <w:tmpl w:val="FC9EE470"/>
@@ -6942,7 +12699,7 @@
       </w:rPr>
     </w:lvl>
   </w:abstractNum>
-  <w:abstractNum w:abstractNumId="39" w15:restartNumberingAfterBreak="0">
+  <w:abstractNum w:abstractNumId="74" w15:restartNumberingAfterBreak="0">
     <w:nsid w:val="6B6F55E7"/>
     <w:multiLevelType w:val="multilevel"/>
     <w:tmpl w:val="77F0B322"/>
@@ -7091,7 +12848,7 @@
       </w:rPr>
     </w:lvl>
   </w:abstractNum>
-  <w:abstractNum w:abstractNumId="40" w15:restartNumberingAfterBreak="0">
+  <w:abstractNum w:abstractNumId="75" w15:restartNumberingAfterBreak="0">
     <w:nsid w:val="6C97373F"/>
     <w:multiLevelType w:val="multilevel"/>
     <w:tmpl w:val="6268BCF0"/>
@@ -7240,7 +12997,7 @@
       </w:rPr>
     </w:lvl>
   </w:abstractNum>
-  <w:abstractNum w:abstractNumId="41" w15:restartNumberingAfterBreak="0">
+  <w:abstractNum w:abstractNumId="76" w15:restartNumberingAfterBreak="0">
     <w:nsid w:val="7074519E"/>
     <w:multiLevelType w:val="multilevel"/>
     <w:tmpl w:val="A156E1B0"/>
@@ -7389,7 +13146,7 @@
       </w:rPr>
     </w:lvl>
   </w:abstractNum>
-  <w:abstractNum w:abstractNumId="42" w15:restartNumberingAfterBreak="0">
+  <w:abstractNum w:abstractNumId="77" w15:restartNumberingAfterBreak="0">
     <w:nsid w:val="71675555"/>
     <w:multiLevelType w:val="multilevel"/>
     <w:tmpl w:val="B25E5BD4"/>
@@ -7538,7 +13295,7 @@
       </w:rPr>
     </w:lvl>
   </w:abstractNum>
-  <w:abstractNum w:abstractNumId="43" w15:restartNumberingAfterBreak="0">
+  <w:abstractNum w:abstractNumId="78" w15:restartNumberingAfterBreak="0">
     <w:nsid w:val="73D2144C"/>
     <w:multiLevelType w:val="multilevel"/>
     <w:tmpl w:val="BA8408CC"/>
@@ -7687,7 +13444,156 @@
       </w:rPr>
     </w:lvl>
   </w:abstractNum>
-  <w:abstractNum w:abstractNumId="44" w15:restartNumberingAfterBreak="0">
+  <w:abstractNum w:abstractNumId="79" w15:restartNumberingAfterBreak="0">
+    <w:nsid w:val="75D77CA6"/>
+    <w:multiLevelType w:val="multilevel"/>
+    <w:tmpl w:val="7610B324"/>
+    <w:lvl w:ilvl="0">
+      <w:start w:val="1"/>
+      <w:numFmt w:val="bullet"/>
+      <w:lvlText w:val=""/>
+      <w:lvlJc w:val="left"/>
+      <w:pPr>
+        <w:tabs>
+          <w:tab w:val="num" w:pos="720"/>
+        </w:tabs>
+        <w:ind w:left="720" w:hanging="360"/>
+      </w:pPr>
+      <w:rPr>
+        <w:rFonts w:ascii="Symbol" w:hAnsi="Symbol" w:hint="default"/>
+        <w:sz w:val="20"/>
+      </w:rPr>
+    </w:lvl>
+    <w:lvl w:ilvl="1" w:tentative="1">
+      <w:start w:val="1"/>
+      <w:numFmt w:val="bullet"/>
+      <w:lvlText w:val="o"/>
+      <w:lvlJc w:val="left"/>
+      <w:pPr>
+        <w:tabs>
+          <w:tab w:val="num" w:pos="1440"/>
+        </w:tabs>
+        <w:ind w:left="1440" w:hanging="360"/>
+      </w:pPr>
+      <w:rPr>
+        <w:rFonts w:ascii="Courier New" w:hAnsi="Courier New" w:hint="default"/>
+        <w:sz w:val="20"/>
+      </w:rPr>
+    </w:lvl>
+    <w:lvl w:ilvl="2" w:tentative="1">
+      <w:start w:val="1"/>
+      <w:numFmt w:val="bullet"/>
+      <w:lvlText w:val=""/>
+      <w:lvlJc w:val="left"/>
+      <w:pPr>
+        <w:tabs>
+          <w:tab w:val="num" w:pos="2160"/>
+        </w:tabs>
+        <w:ind w:left="2160" w:hanging="360"/>
+      </w:pPr>
+      <w:rPr>
+        <w:rFonts w:ascii="Wingdings" w:hAnsi="Wingdings" w:hint="default"/>
+        <w:sz w:val="20"/>
+      </w:rPr>
+    </w:lvl>
+    <w:lvl w:ilvl="3" w:tentative="1">
+      <w:start w:val="1"/>
+      <w:numFmt w:val="bullet"/>
+      <w:lvlText w:val=""/>
+      <w:lvlJc w:val="left"/>
+      <w:pPr>
+        <w:tabs>
+          <w:tab w:val="num" w:pos="2880"/>
+        </w:tabs>
+        <w:ind w:left="2880" w:hanging="360"/>
+      </w:pPr>
+      <w:rPr>
+        <w:rFonts w:ascii="Wingdings" w:hAnsi="Wingdings" w:hint="default"/>
+        <w:sz w:val="20"/>
+      </w:rPr>
+    </w:lvl>
+    <w:lvl w:ilvl="4" w:tentative="1">
+      <w:start w:val="1"/>
+      <w:numFmt w:val="bullet"/>
+      <w:lvlText w:val=""/>
+      <w:lvlJc w:val="left"/>
+      <w:pPr>
+        <w:tabs>
+          <w:tab w:val="num" w:pos="3600"/>
+        </w:tabs>
+        <w:ind w:left="3600" w:hanging="360"/>
+      </w:pPr>
+      <w:rPr>
+        <w:rFonts w:ascii="Wingdings" w:hAnsi="Wingdings" w:hint="default"/>
+        <w:sz w:val="20"/>
+      </w:rPr>
+    </w:lvl>
+    <w:lvl w:ilvl="5" w:tentative="1">
+      <w:start w:val="1"/>
+      <w:numFmt w:val="bullet"/>
+      <w:lvlText w:val=""/>
+      <w:lvlJc w:val="left"/>
+      <w:pPr>
+        <w:tabs>
+          <w:tab w:val="num" w:pos="4320"/>
+        </w:tabs>
+        <w:ind w:left="4320" w:hanging="360"/>
+      </w:pPr>
+      <w:rPr>
+        <w:rFonts w:ascii="Wingdings" w:hAnsi="Wingdings" w:hint="default"/>
+        <w:sz w:val="20"/>
+      </w:rPr>
+    </w:lvl>
+    <w:lvl w:ilvl="6" w:tentative="1">
+      <w:start w:val="1"/>
+      <w:numFmt w:val="bullet"/>
+      <w:lvlText w:val=""/>
+      <w:lvlJc w:val="left"/>
+      <w:pPr>
+        <w:tabs>
+          <w:tab w:val="num" w:pos="5040"/>
+        </w:tabs>
+        <w:ind w:left="5040" w:hanging="360"/>
+      </w:pPr>
+      <w:rPr>
+        <w:rFonts w:ascii="Wingdings" w:hAnsi="Wingdings" w:hint="default"/>
+        <w:sz w:val="20"/>
+      </w:rPr>
+    </w:lvl>
+    <w:lvl w:ilvl="7" w:tentative="1">
+      <w:start w:val="1"/>
+      <w:numFmt w:val="bullet"/>
+      <w:lvlText w:val=""/>
+      <w:lvlJc w:val="left"/>
+      <w:pPr>
+        <w:tabs>
+          <w:tab w:val="num" w:pos="5760"/>
+        </w:tabs>
+        <w:ind w:left="5760" w:hanging="360"/>
+      </w:pPr>
+      <w:rPr>
+        <w:rFonts w:ascii="Wingdings" w:hAnsi="Wingdings" w:hint="default"/>
+        <w:sz w:val="20"/>
+      </w:rPr>
+    </w:lvl>
+    <w:lvl w:ilvl="8" w:tentative="1">
+      <w:start w:val="1"/>
+      <w:numFmt w:val="bullet"/>
+      <w:lvlText w:val=""/>
+      <w:lvlJc w:val="left"/>
+      <w:pPr>
+        <w:tabs>
+          <w:tab w:val="num" w:pos="6480"/>
+        </w:tabs>
+        <w:ind w:left="6480" w:hanging="360"/>
+      </w:pPr>
+      <w:rPr>
+        <w:rFonts w:ascii="Wingdings" w:hAnsi="Wingdings" w:hint="default"/>
+        <w:sz w:val="20"/>
+      </w:rPr>
+    </w:lvl>
+  </w:abstractNum>
+  <w:abstractNum w:abstractNumId="80" w15:restartNumberingAfterBreak="0">
     <w:nsid w:val="779B4D38"/>
     <w:multiLevelType w:val="multilevel"/>
     <w:tmpl w:val="518E31FA"/>
@@ -7836,7 +13742,7 @@
       </w:rPr>
     </w:lvl>
   </w:abstractNum>
-  <w:abstractNum w:abstractNumId="45" w15:restartNumberingAfterBreak="0">
+  <w:abstractNum w:abstractNumId="81" w15:restartNumberingAfterBreak="0">
     <w:nsid w:val="7847067E"/>
     <w:multiLevelType w:val="multilevel"/>
     <w:tmpl w:val="8EE0AAEC"/>
@@ -7985,7 +13891,7 @@
       </w:rPr>
     </w:lvl>
   </w:abstractNum>
-  <w:abstractNum w:abstractNumId="46" w15:restartNumberingAfterBreak="0">
+  <w:abstractNum w:abstractNumId="82" w15:restartNumberingAfterBreak="0">
     <w:nsid w:val="78DC58B1"/>
     <w:multiLevelType w:val="multilevel"/>
     <w:tmpl w:val="ADB8F23C"/>
@@ -8134,7 +14040,7 @@
       </w:rPr>
     </w:lvl>
   </w:abstractNum>
-  <w:abstractNum w:abstractNumId="47" w15:restartNumberingAfterBreak="0">
+  <w:abstractNum w:abstractNumId="83" w15:restartNumberingAfterBreak="0">
     <w:nsid w:val="7A475A83"/>
     <w:multiLevelType w:val="multilevel"/>
     <w:tmpl w:val="5E42A768"/>
@@ -8283,7 +14189,7 @@
       </w:rPr>
     </w:lvl>
   </w:abstractNum>
-  <w:abstractNum w:abstractNumId="48" w15:restartNumberingAfterBreak="0">
+  <w:abstractNum w:abstractNumId="84" w15:restartNumberingAfterBreak="0">
     <w:nsid w:val="7D2A0DEA"/>
     <w:multiLevelType w:val="multilevel"/>
     <w:tmpl w:val="BADAD87C"/>
@@ -8432,152 +14338,412 @@
       </w:rPr>
     </w:lvl>
   </w:abstractNum>
+  <w:abstractNum w:abstractNumId="85" w15:restartNumberingAfterBreak="0">
+    <w:nsid w:val="7F930598"/>
+    <w:multiLevelType w:val="multilevel"/>
+    <w:tmpl w:val="7E226058"/>
+    <w:lvl w:ilvl="0">
+      <w:start w:val="1"/>
+      <w:numFmt w:val="bullet"/>
+      <w:lvlText w:val=""/>
+      <w:lvlJc w:val="left"/>
+      <w:pPr>
+        <w:tabs>
+          <w:tab w:val="num" w:pos="720"/>
+        </w:tabs>
+        <w:ind w:left="720" w:hanging="360"/>
+      </w:pPr>
+      <w:rPr>
+        <w:rFonts w:ascii="Symbol" w:hAnsi="Symbol" w:hint="default"/>
+        <w:sz w:val="20"/>
+      </w:rPr>
+    </w:lvl>
+    <w:lvl w:ilvl="1" w:tentative="1">
+      <w:start w:val="1"/>
+      <w:numFmt w:val="bullet"/>
+      <w:lvlText w:val="o"/>
+      <w:lvlJc w:val="left"/>
+      <w:pPr>
+        <w:tabs>
+          <w:tab w:val="num" w:pos="1440"/>
+        </w:tabs>
+        <w:ind w:left="1440" w:hanging="360"/>
+      </w:pPr>
+      <w:rPr>
+        <w:rFonts w:ascii="Courier New" w:hAnsi="Courier New" w:hint="default"/>
+        <w:sz w:val="20"/>
+      </w:rPr>
+    </w:lvl>
+    <w:lvl w:ilvl="2" w:tentative="1">
+      <w:start w:val="1"/>
+      <w:numFmt w:val="bullet"/>
+      <w:lvlText w:val=""/>
+      <w:lvlJc w:val="left"/>
+      <w:pPr>
+        <w:tabs>
+          <w:tab w:val="num" w:pos="2160"/>
+        </w:tabs>
+        <w:ind w:left="2160" w:hanging="360"/>
+      </w:pPr>
+      <w:rPr>
+        <w:rFonts w:ascii="Wingdings" w:hAnsi="Wingdings" w:hint="default"/>
+        <w:sz w:val="20"/>
+      </w:rPr>
+    </w:lvl>
+    <w:lvl w:ilvl="3" w:tentative="1">
+      <w:start w:val="1"/>
+      <w:numFmt w:val="bullet"/>
+      <w:lvlText w:val=""/>
+      <w:lvlJc w:val="left"/>
+      <w:pPr>
+        <w:tabs>
+          <w:tab w:val="num" w:pos="2880"/>
+        </w:tabs>
+        <w:ind w:left="2880" w:hanging="360"/>
+      </w:pPr>
+      <w:rPr>
+        <w:rFonts w:ascii="Wingdings" w:hAnsi="Wingdings" w:hint="default"/>
+        <w:sz w:val="20"/>
+      </w:rPr>
+    </w:lvl>
+    <w:lvl w:ilvl="4" w:tentative="1">
+      <w:start w:val="1"/>
+      <w:numFmt w:val="bullet"/>
+      <w:lvlText w:val=""/>
+      <w:lvlJc w:val="left"/>
+      <w:pPr>
+        <w:tabs>
+          <w:tab w:val="num" w:pos="3600"/>
+        </w:tabs>
+        <w:ind w:left="3600" w:hanging="360"/>
+      </w:pPr>
+      <w:rPr>
+        <w:rFonts w:ascii="Wingdings" w:hAnsi="Wingdings" w:hint="default"/>
+        <w:sz w:val="20"/>
+      </w:rPr>
+    </w:lvl>
+    <w:lvl w:ilvl="5" w:tentative="1">
+      <w:start w:val="1"/>
+      <w:numFmt w:val="bullet"/>
+      <w:lvlText w:val=""/>
+      <w:lvlJc w:val="left"/>
+      <w:pPr>
+        <w:tabs>
+          <w:tab w:val="num" w:pos="4320"/>
+        </w:tabs>
+        <w:ind w:left="4320" w:hanging="360"/>
+      </w:pPr>
+      <w:rPr>
+        <w:rFonts w:ascii="Wingdings" w:hAnsi="Wingdings" w:hint="default"/>
+        <w:sz w:val="20"/>
+      </w:rPr>
+    </w:lvl>
+    <w:lvl w:ilvl="6" w:tentative="1">
+      <w:start w:val="1"/>
+      <w:numFmt w:val="bullet"/>
+      <w:lvlText w:val=""/>
+      <w:lvlJc w:val="left"/>
+      <w:pPr>
+        <w:tabs>
+          <w:tab w:val="num" w:pos="5040"/>
+        </w:tabs>
+        <w:ind w:left="5040" w:hanging="360"/>
+      </w:pPr>
+      <w:rPr>
+        <w:rFonts w:ascii="Wingdings" w:hAnsi="Wingdings" w:hint="default"/>
+        <w:sz w:val="20"/>
+      </w:rPr>
+    </w:lvl>
+    <w:lvl w:ilvl="7" w:tentative="1">
+      <w:start w:val="1"/>
+      <w:numFmt w:val="bullet"/>
+      <w:lvlText w:val=""/>
+      <w:lvlJc w:val="left"/>
+      <w:pPr>
+        <w:tabs>
+          <w:tab w:val="num" w:pos="5760"/>
+        </w:tabs>
+        <w:ind w:left="5760" w:hanging="360"/>
+      </w:pPr>
+      <w:rPr>
+        <w:rFonts w:ascii="Wingdings" w:hAnsi="Wingdings" w:hint="default"/>
+        <w:sz w:val="20"/>
+      </w:rPr>
+    </w:lvl>
+    <w:lvl w:ilvl="8" w:tentative="1">
+      <w:start w:val="1"/>
+      <w:numFmt w:val="bullet"/>
+      <w:lvlText w:val=""/>
+      <w:lvlJc w:val="left"/>
+      <w:pPr>
+        <w:tabs>
+          <w:tab w:val="num" w:pos="6480"/>
+        </w:tabs>
+        <w:ind w:left="6480" w:hanging="360"/>
+      </w:pPr>
+      <w:rPr>
+        <w:rFonts w:ascii="Wingdings" w:hAnsi="Wingdings" w:hint="default"/>
+        <w:sz w:val="20"/>
+      </w:rPr>
+    </w:lvl>
+  </w:abstractNum>
   <w:num w:numId="1" w16cid:durableId="1486631883">
-    <w:abstractNumId w:val="48"/>
+    <w:abstractNumId w:val="84"/>
   </w:num>
   <w:num w:numId="2" w16cid:durableId="2141654288">
-    <w:abstractNumId w:val="20"/>
+    <w:abstractNumId w:val="42"/>
   </w:num>
   <w:num w:numId="3" w16cid:durableId="522472603">
-    <w:abstractNumId w:val="38"/>
+    <w:abstractNumId w:val="73"/>
   </w:num>
   <w:num w:numId="4" w16cid:durableId="2078093468">
+    <w:abstractNumId w:val="32"/>
+  </w:num>
+  <w:num w:numId="5" w16cid:durableId="250360551">
     <w:abstractNumId w:val="15"/>
   </w:num>
-  <w:num w:numId="5" w16cid:durableId="250360551">
-    <w:abstractNumId w:val="7"/>
-  </w:num>
   <w:num w:numId="6" w16cid:durableId="935551431">
-    <w:abstractNumId w:val="11"/>
+    <w:abstractNumId w:val="25"/>
   </w:num>
   <w:num w:numId="7" w16cid:durableId="604922758">
-    <w:abstractNumId w:val="14"/>
+    <w:abstractNumId w:val="31"/>
   </w:num>
   <w:num w:numId="8" w16cid:durableId="916479806">
-    <w:abstractNumId w:val="46"/>
+    <w:abstractNumId w:val="82"/>
   </w:num>
   <w:num w:numId="9" w16cid:durableId="1020617962">
-    <w:abstractNumId w:val="8"/>
+    <w:abstractNumId w:val="17"/>
   </w:num>
   <w:num w:numId="10" w16cid:durableId="1437797977">
     <w:abstractNumId w:val="3"/>
   </w:num>
   <w:num w:numId="11" w16cid:durableId="1987398135">
-    <w:abstractNumId w:val="31"/>
+    <w:abstractNumId w:val="66"/>
   </w:num>
   <w:num w:numId="12" w16cid:durableId="591397708">
-    <w:abstractNumId w:val="19"/>
+    <w:abstractNumId w:val="41"/>
   </w:num>
   <w:num w:numId="13" w16cid:durableId="2061050405">
-    <w:abstractNumId w:val="32"/>
+    <w:abstractNumId w:val="67"/>
   </w:num>
   <w:num w:numId="14" w16cid:durableId="1894075507">
-    <w:abstractNumId w:val="22"/>
+    <w:abstractNumId w:val="48"/>
   </w:num>
   <w:num w:numId="15" w16cid:durableId="1195146263">
-    <w:abstractNumId w:val="26"/>
+    <w:abstractNumId w:val="54"/>
   </w:num>
   <w:num w:numId="16" w16cid:durableId="586383147">
-    <w:abstractNumId w:val="25"/>
+    <w:abstractNumId w:val="53"/>
   </w:num>
   <w:num w:numId="17" w16cid:durableId="1427966358">
-    <w:abstractNumId w:val="27"/>
+    <w:abstractNumId w:val="59"/>
   </w:num>
   <w:num w:numId="18" w16cid:durableId="145168124">
-    <w:abstractNumId w:val="23"/>
+    <w:abstractNumId w:val="50"/>
   </w:num>
   <w:num w:numId="19" w16cid:durableId="1118137900">
-    <w:abstractNumId w:val="21"/>
+    <w:abstractNumId w:val="44"/>
   </w:num>
   <w:num w:numId="20" w16cid:durableId="17313780">
-    <w:abstractNumId w:val="18"/>
+    <w:abstractNumId w:val="39"/>
   </w:num>
   <w:num w:numId="21" w16cid:durableId="1457597330">
-    <w:abstractNumId w:val="41"/>
+    <w:abstractNumId w:val="76"/>
   </w:num>
   <w:num w:numId="22" w16cid:durableId="1980305171">
-    <w:abstractNumId w:val="36"/>
+    <w:abstractNumId w:val="71"/>
   </w:num>
   <w:num w:numId="23" w16cid:durableId="452941305">
-    <w:abstractNumId w:val="29"/>
+    <w:abstractNumId w:val="63"/>
   </w:num>
   <w:num w:numId="24" w16cid:durableId="1595822223">
-    <w:abstractNumId w:val="39"/>
+    <w:abstractNumId w:val="74"/>
   </w:num>
   <w:num w:numId="25" w16cid:durableId="856818719">
-    <w:abstractNumId w:val="5"/>
+    <w:abstractNumId w:val="7"/>
   </w:num>
   <w:num w:numId="26" w16cid:durableId="1656300882">
-    <w:abstractNumId w:val="45"/>
+    <w:abstractNumId w:val="81"/>
   </w:num>
   <w:num w:numId="27" w16cid:durableId="1693997825">
     <w:abstractNumId w:val="1"/>
   </w:num>
   <w:num w:numId="28" w16cid:durableId="707529637">
-    <w:abstractNumId w:val="35"/>
+    <w:abstractNumId w:val="70"/>
   </w:num>
   <w:num w:numId="29" w16cid:durableId="1196430246">
-    <w:abstractNumId w:val="24"/>
+    <w:abstractNumId w:val="52"/>
   </w:num>
   <w:num w:numId="30" w16cid:durableId="1907379114">
-    <w:abstractNumId w:val="12"/>
+    <w:abstractNumId w:val="26"/>
   </w:num>
   <w:num w:numId="31" w16cid:durableId="1512909439">
-    <w:abstractNumId w:val="17"/>
+    <w:abstractNumId w:val="38"/>
   </w:num>
   <w:num w:numId="32" w16cid:durableId="1557621044">
-    <w:abstractNumId w:val="44"/>
+    <w:abstractNumId w:val="80"/>
   </w:num>
   <w:num w:numId="33" w16cid:durableId="869882066">
     <w:abstractNumId w:val="0"/>
   </w:num>
   <w:num w:numId="34" w16cid:durableId="1900361974">
-    <w:abstractNumId w:val="28"/>
+    <w:abstractNumId w:val="60"/>
   </w:num>
   <w:num w:numId="35" w16cid:durableId="1693341480">
-    <w:abstractNumId w:val="47"/>
+    <w:abstractNumId w:val="83"/>
   </w:num>
   <w:num w:numId="36" w16cid:durableId="142161176">
-    <w:abstractNumId w:val="6"/>
+    <w:abstractNumId w:val="13"/>
   </w:num>
   <w:num w:numId="37" w16cid:durableId="1747918483">
-    <w:abstractNumId w:val="40"/>
+    <w:abstractNumId w:val="75"/>
   </w:num>
   <w:num w:numId="38" w16cid:durableId="278728033">
     <w:abstractNumId w:val="2"/>
   </w:num>
   <w:num w:numId="39" w16cid:durableId="1457136154">
-    <w:abstractNumId w:val="9"/>
+    <w:abstractNumId w:val="20"/>
   </w:num>
   <w:num w:numId="40" w16cid:durableId="750736312">
-    <w:abstractNumId w:val="34"/>
+    <w:abstractNumId w:val="69"/>
   </w:num>
   <w:num w:numId="41" w16cid:durableId="66418167">
     <w:abstractNumId w:val="4"/>
   </w:num>
   <w:num w:numId="42" w16cid:durableId="1494641135">
+    <w:abstractNumId w:val="65"/>
+  </w:num>
+  <w:num w:numId="43" w16cid:durableId="291446084">
+    <w:abstractNumId w:val="35"/>
+  </w:num>
+  <w:num w:numId="44" w16cid:durableId="84805814">
+    <w:abstractNumId w:val="68"/>
+  </w:num>
+  <w:num w:numId="45" w16cid:durableId="636570815">
+    <w:abstractNumId w:val="72"/>
+  </w:num>
+  <w:num w:numId="46" w16cid:durableId="2021621552">
+    <w:abstractNumId w:val="78"/>
+  </w:num>
+  <w:num w:numId="47" w16cid:durableId="594828618">
     <w:abstractNumId w:val="30"/>
   </w:num>
-  <w:num w:numId="43" w16cid:durableId="291446084">
+  <w:num w:numId="48" w16cid:durableId="528492132">
+    <w:abstractNumId w:val="23"/>
+  </w:num>
+  <w:num w:numId="49" w16cid:durableId="750548392">
+    <w:abstractNumId w:val="77"/>
+  </w:num>
+  <w:num w:numId="50" w16cid:durableId="14961285">
     <w:abstractNumId w:val="16"/>
   </w:num>
-  <w:num w:numId="44" w16cid:durableId="84805814">
+  <w:num w:numId="51" w16cid:durableId="1317106355">
+    <w:abstractNumId w:val="19"/>
+  </w:num>
+  <w:num w:numId="52" w16cid:durableId="568344206">
+    <w:abstractNumId w:val="21"/>
+  </w:num>
+  <w:num w:numId="53" w16cid:durableId="1005939009">
+    <w:abstractNumId w:val="85"/>
+  </w:num>
+  <w:num w:numId="54" w16cid:durableId="521095940">
+    <w:abstractNumId w:val="22"/>
+  </w:num>
+  <w:num w:numId="55" w16cid:durableId="208618220">
+    <w:abstractNumId w:val="29"/>
+  </w:num>
+  <w:num w:numId="56" w16cid:durableId="1835222795">
+    <w:abstractNumId w:val="12"/>
+  </w:num>
+  <w:num w:numId="57" w16cid:durableId="1915624174">
+    <w:abstractNumId w:val="46"/>
+  </w:num>
+  <w:num w:numId="58" w16cid:durableId="101000056">
+    <w:abstractNumId w:val="28"/>
+  </w:num>
+  <w:num w:numId="59" w16cid:durableId="1970551530">
+    <w:abstractNumId w:val="11"/>
+  </w:num>
+  <w:num w:numId="60" w16cid:durableId="663626099">
+    <w:abstractNumId w:val="56"/>
+  </w:num>
+  <w:num w:numId="61" w16cid:durableId="150099104">
+    <w:abstractNumId w:val="14"/>
+  </w:num>
+  <w:num w:numId="62" w16cid:durableId="755324866">
+    <w:abstractNumId w:val="40"/>
+  </w:num>
+  <w:num w:numId="63" w16cid:durableId="1868909720">
+    <w:abstractNumId w:val="36"/>
+  </w:num>
+  <w:num w:numId="64" w16cid:durableId="2900397">
+    <w:abstractNumId w:val="57"/>
+  </w:num>
+  <w:num w:numId="65" w16cid:durableId="1881892748">
+    <w:abstractNumId w:val="18"/>
+  </w:num>
+  <w:num w:numId="66" w16cid:durableId="404258061">
+    <w:abstractNumId w:val="55"/>
+  </w:num>
+  <w:num w:numId="67" w16cid:durableId="1337418965">
+    <w:abstractNumId w:val="6"/>
+  </w:num>
+  <w:num w:numId="68" w16cid:durableId="270404523">
+    <w:abstractNumId w:val="24"/>
+  </w:num>
+  <w:num w:numId="69" w16cid:durableId="638339225">
+    <w:abstractNumId w:val="64"/>
+  </w:num>
+  <w:num w:numId="70" w16cid:durableId="196048702">
+    <w:abstractNumId w:val="8"/>
+  </w:num>
+  <w:num w:numId="71" w16cid:durableId="852261269">
     <w:abstractNumId w:val="33"/>
   </w:num>
-  <w:num w:numId="45" w16cid:durableId="636570815">
+  <w:num w:numId="72" w16cid:durableId="34930963">
+    <w:abstractNumId w:val="27"/>
+  </w:num>
+  <w:num w:numId="73" w16cid:durableId="1384864537">
+    <w:abstractNumId w:val="61"/>
+  </w:num>
+  <w:num w:numId="74" w16cid:durableId="1371563683">
+    <w:abstractNumId w:val="58"/>
+  </w:num>
+  <w:num w:numId="75" w16cid:durableId="1428887178">
+    <w:abstractNumId w:val="49"/>
+  </w:num>
+  <w:num w:numId="76" w16cid:durableId="1638607288">
     <w:abstractNumId w:val="37"/>
   </w:num>
-  <w:num w:numId="46" w16cid:durableId="2021621552">
+  <w:num w:numId="77" w16cid:durableId="1305425372">
+    <w:abstractNumId w:val="34"/>
+  </w:num>
+  <w:num w:numId="78" w16cid:durableId="332415743">
+    <w:abstractNumId w:val="62"/>
+  </w:num>
+  <w:num w:numId="79" w16cid:durableId="2057506066">
+    <w:abstractNumId w:val="47"/>
+  </w:num>
+  <w:num w:numId="80" w16cid:durableId="813790116">
+    <w:abstractNumId w:val="9"/>
+  </w:num>
+  <w:num w:numId="81" w16cid:durableId="293633233">
+    <w:abstractNumId w:val="51"/>
+  </w:num>
+  <w:num w:numId="82" w16cid:durableId="1851990303">
+    <w:abstractNumId w:val="5"/>
+  </w:num>
+  <w:num w:numId="83" w16cid:durableId="2090032651">
+    <w:abstractNumId w:val="79"/>
+  </w:num>
+  <w:num w:numId="84" w16cid:durableId="1865437933">
+    <w:abstractNumId w:val="45"/>
+  </w:num>
+  <w:num w:numId="85" w16cid:durableId="1234387649">
     <w:abstractNumId w:val="43"/>
   </w:num>
-  <w:num w:numId="47" w16cid:durableId="594828618">
-    <w:abstractNumId w:val="13"/>
-  </w:num>
-  <w:num w:numId="48" w16cid:durableId="528492132">
+  <w:num w:numId="86" w16cid:durableId="2079475132">
     <w:abstractNumId w:val="10"/>
-  </w:num>
-  <w:num w:numId="49" w16cid:durableId="750548392">
-    <w:abstractNumId w:val="42"/>
   </w:num>
 </w:numbering>
 </file>
@@ -9032,7 +15198,6 @@
     <w:next w:val="Normal"/>
     <w:link w:val="Ttulo3Car"/>
     <w:uiPriority w:val="9"/>
-    <w:semiHidden/>
     <w:unhideWhenUsed/>
     <w:qFormat/>
     <w:rsid w:val="00FC646C"/>
@@ -9497,6 +15662,34 @@
       <w:spacing w:val="5"/>
     </w:rPr>
   </w:style>
+  <w:style w:type="paragraph" w:styleId="Textosinformato">
+    <w:name w:val="Plain Text"/>
+    <w:basedOn w:val="Normal"/>
+    <w:link w:val="TextosinformatoCar"/>
+    <w:uiPriority w:val="99"/>
+    <w:unhideWhenUsed/>
+    <w:rsid w:val="00650DC8"/>
+    <w:pPr>
+      <w:spacing w:after="0" w:line="240" w:lineRule="auto"/>
+    </w:pPr>
+    <w:rPr>
+      <w:rFonts w:ascii="Consolas" w:hAnsi="Consolas"/>
+      <w:sz w:val="21"/>
+      <w:szCs w:val="21"/>
+    </w:rPr>
+  </w:style>
+  <w:style w:type="character" w:customStyle="1" w:styleId="TextosinformatoCar">
+    <w:name w:val="Texto sin formato Car"/>
+    <w:basedOn w:val="Fuentedeprrafopredeter"/>
+    <w:link w:val="Textosinformato"/>
+    <w:uiPriority w:val="99"/>
+    <w:rsid w:val="00650DC8"/>
+    <w:rPr>
+      <w:rFonts w:ascii="Consolas" w:hAnsi="Consolas"/>
+      <w:sz w:val="21"/>
+      <w:szCs w:val="21"/>
+    </w:rPr>
+  </w:style>
 </w:styles>
 </file>
 
